--- a/08_current/grant/live/02_Vision_and_Approach_REV4.docx
+++ b/08_current/grant/live/02_Vision_and_Approach_REV4.docx
@@ -1,354 +1,862 @@
 
 <file path=word/document.xml><?xml version="1.0" encoding="utf-8"?>
-<w:document xmlns:w="http://schemas.openxmlformats.org/wordprocessingml/2006/main" xmlns:m="http://schemas.openxmlformats.org/officeDocument/2006/math" xmlns:r="http://schemas.openxmlformats.org/officeDocument/2006/relationships" xmlns:o="urn:schemas-microsoft-com:office:office" xmlns:v="urn:schemas-microsoft-com:vml" xmlns:w10="urn:schemas-microsoft-com:office:word" xmlns:a="http://schemas.openxmlformats.org/drawingml/2006/main" xmlns:pic="http://schemas.openxmlformats.org/drawingml/2006/picture" xmlns:wp="http://schemas.openxmlformats.org/drawingml/2006/wordprocessingDrawing">
+<w:document xmlns:wpc="http://schemas.microsoft.com/office/word/2010/wordprocessingCanvas" xmlns:cx="http://schemas.microsoft.com/office/drawing/2014/chartex" xmlns:cx1="http://schemas.microsoft.com/office/drawing/2015/9/8/chartex" xmlns:cx2="http://schemas.microsoft.com/office/drawing/2015/10/21/chartex" xmlns:cx3="http://schemas.microsoft.com/office/drawing/2016/5/9/chartex" xmlns:cx4="http://schemas.microsoft.com/office/drawing/2016/5/10/chartex" xmlns:cx5="http://schemas.microsoft.com/office/drawing/2016/5/11/chartex" xmlns:cx6="http://schemas.microsoft.com/office/drawing/2016/5/12/chartex" xmlns:cx7="http://schemas.microsoft.com/office/drawing/2016/5/13/chartex" xmlns:cx8="http://schemas.microsoft.com/office/drawing/2016/5/14/chartex" xmlns:mc="http://schemas.openxmlformats.org/markup-compatibility/2006" xmlns:m="http://schemas.openxmlformats.org/officeDocument/2006/math" xmlns:aink="http://schemas.microsoft.com/office/drawing/2016/ink" xmlns:am3d="http://schemas.microsoft.com/office/drawing/2017/model3d" xmlns:oel="http://schemas.microsoft.com/office/2019/extlst" xmlns:r="http://schemas.openxmlformats.org/officeDocument/2006/relationships" xmlns:wp14="http://schemas.microsoft.com/office/word/2010/wordprocessingDrawing" xmlns:wp="http://schemas.openxmlformats.org/drawingml/2006/wordprocessingDrawing" xmlns:wpg="http://schemas.microsoft.com/office/word/2010/wordprocessingGroup" xmlns:wpi="http://schemas.microsoft.com/office/word/2010/wordprocessingInk" xmlns:wps="http://schemas.microsoft.com/office/word/2010/wordprocessingShape" xmlns:o="urn:schemas-microsoft-com:office:office" xmlns:v="urn:schemas-microsoft-com:vml" xmlns:w10="urn:schemas-microsoft-com:office:word" xmlns:w="http://schemas.openxmlformats.org/wordprocessingml/2006/main" xmlns:w14="http://schemas.microsoft.com/office/word/2010/wordml" xmlns:w15="http://schemas.microsoft.com/office/word/2012/wordml" xmlns:w16cex="http://schemas.microsoft.com/office/word/2018/wordml/cex" xmlns:w16cid="http://schemas.microsoft.com/office/word/2016/wordml/cid" xmlns:w16="http://schemas.microsoft.com/office/word/2018/wordml" xmlns:w16sdtdh="http://schemas.microsoft.com/office/word/2020/wordml/sdtdatahash" xmlns:w16sdtfl="http://schemas.microsoft.com/office/word/2024/wordml/sdtformatlock" xmlns:w16se="http://schemas.microsoft.com/office/word/2015/wordml/symex" xmlns:w16du="http://schemas.microsoft.com/office/word/2023/wordml/word16du" xmlns:wne="http://schemas.microsoft.com/office/word/2006/wordml" mc:Ignorable="w14 w15 w16se w16cid w16 w16cex w16sdtdh w16sdtfl w16du wp14">
   <w:body>
-    <w:bookmarkStart w:id="22" w:name="vision-and-approach"/>
     <w:p>
       <w:pPr>
         <w:pStyle w:val="Heading1"/>
-      </w:pPr>
-      <w:r>
-        <w:t xml:space="preserve">VISION AND APPROACH</w:t>
-      </w:r>
-    </w:p>
-    <w:bookmarkStart w:id="12" w:name="vision"/>
+        <w:jc w:val="both"/>
+        <w:rPr>
+          <w:rFonts w:ascii="Avenir Book" w:hAnsi="Avenir Book"/>
+          <w:sz w:val="32"/>
+          <w:szCs w:val="32"/>
+          <w:lang w:val="en-GB"/>
+        </w:rPr>
+      </w:pPr>
+      <w:bookmarkStart w:id="0" w:name="vision-and-approach"/>
+      <w:r>
+        <w:rPr>
+          <w:rFonts w:ascii="Avenir Book" w:hAnsi="Avenir Book"/>
+          <w:sz w:val="32"/>
+          <w:szCs w:val="32"/>
+          <w:lang w:val="en-GB"/>
+        </w:rPr>
+        <w:t>VISION AND APPROACH</w:t>
+      </w:r>
+    </w:p>
     <w:p>
       <w:pPr>
         <w:pStyle w:val="Heading2"/>
-      </w:pPr>
-      <w:r>
-        <w:t xml:space="preserve">Vision</w:t>
-      </w:r>
-    </w:p>
-    <w:bookmarkStart w:id="9" w:name="X38448ad63eae5cb71b08eb619ef21205641641a"/>
+        <w:jc w:val="both"/>
+        <w:rPr>
+          <w:rFonts w:ascii="Avenir Book" w:hAnsi="Avenir Book"/>
+          <w:sz w:val="24"/>
+          <w:szCs w:val="24"/>
+          <w:lang w:val="en-GB"/>
+        </w:rPr>
+      </w:pPr>
+      <w:bookmarkStart w:id="1" w:name="vision"/>
+      <w:r>
+        <w:rPr>
+          <w:rFonts w:ascii="Avenir Book" w:hAnsi="Avenir Book"/>
+          <w:sz w:val="24"/>
+          <w:szCs w:val="24"/>
+          <w:lang w:val="en-GB"/>
+        </w:rPr>
+        <w:t>Vision</w:t>
+      </w:r>
+    </w:p>
     <w:p>
       <w:pPr>
         <w:pStyle w:val="Heading3"/>
-      </w:pPr>
-      <w:r>
-        <w:t xml:space="preserve">1. Research Problem and Mathematical Contribution</w:t>
+        <w:jc w:val="both"/>
+        <w:rPr>
+          <w:rFonts w:ascii="Avenir Book" w:hAnsi="Avenir Book"/>
+          <w:sz w:val="22"/>
+          <w:szCs w:val="22"/>
+          <w:lang w:val="en-GB"/>
+        </w:rPr>
+      </w:pPr>
+      <w:bookmarkStart w:id="2" w:name="X38448ad63eae5cb71b08eb619ef21205641641a"/>
+      <w:r>
+        <w:rPr>
+          <w:rFonts w:ascii="Avenir Book" w:hAnsi="Avenir Book"/>
+          <w:sz w:val="22"/>
+          <w:szCs w:val="22"/>
+          <w:lang w:val="en-GB"/>
+        </w:rPr>
+        <w:t>1. Research Problem and Mathematical Contribution</w:t>
       </w:r>
     </w:p>
     <w:p>
       <w:pPr>
         <w:pStyle w:val="FirstParagraph"/>
-      </w:pPr>
-      <w:r>
-        <w:t xml:space="preserve">When two groups of agents compete inside a bounded space, each shapes the other’s organisation at every scale at once, and no statistical theory yet describes that record. Such competitive collective systems comprise two or more groups of agents that share a bounded domain, each coordinating internally while responding to the opposing group. Statistical topology cannot yet describe how such organisation forms, changes and breaks down; this project seeks that theory, averaging configurations at population scale and locating change with a proven error bound. The grant is a proof of principle on a fully tracked platform (professional football, §2) and the evidence base for a follow-on Standard Grant.</w:t>
+        <w:jc w:val="both"/>
+        <w:rPr>
+          <w:rFonts w:ascii="Avenir Book" w:hAnsi="Avenir Book"/>
+          <w:sz w:val="21"/>
+          <w:szCs w:val="21"/>
+          <w:lang w:val="en-GB"/>
+        </w:rPr>
+      </w:pPr>
+      <w:r>
+        <w:rPr>
+          <w:rFonts w:ascii="Avenir Book" w:hAnsi="Avenir Book"/>
+          <w:sz w:val="21"/>
+          <w:szCs w:val="21"/>
+          <w:lang w:val="en-GB"/>
+        </w:rPr>
+        <w:t>When two or more groups of agents compete inside a bounded space, each shapes the other’s organisation at every scale at once. Such competitive collective systems share a bounded domain, each group coordinating internally while responding to the opponent. Statistical topology cannot yet describe how such organisation forms, changes and breaks down. This project seeks that theory, averaging configurations at population scale and locating change with a proven error bound. The grant is a proof of principle on professional football as a fully tracked platform (§2) and the evidence base for a follow-on Standard Grant.</w:t>
       </w:r>
     </w:p>
     <w:p>
       <w:pPr>
         <w:pStyle w:val="BodyText"/>
-      </w:pPr>
-      <w:r>
-        <w:rPr>
+        <w:jc w:val="both"/>
+        <w:rPr>
+          <w:rFonts w:ascii="Avenir Book" w:hAnsi="Avenir Book"/>
+          <w:sz w:val="21"/>
+          <w:szCs w:val="21"/>
+          <w:lang w:val="en-GB"/>
+        </w:rPr>
+      </w:pPr>
+      <w:r>
+        <w:rPr>
+          <w:rFonts w:ascii="Avenir Book" w:hAnsi="Avenir Book"/>
           <w:b/>
           <w:bCs/>
-        </w:rPr>
-        <w:t xml:space="preserve">Importance.</w:t>
-      </w:r>
-      <w:r>
-        <w:t xml:space="preserve"> </w:t>
-      </w:r>
-      <w:r>
-        <w:t xml:space="preserve">Two obstacles limit existing approaches.</w:t>
-      </w:r>
-      <w:r>
-        <w:t xml:space="preserve"> </w:t>
-      </w:r>
-      <w:r>
-        <w:rPr>
+          <w:sz w:val="21"/>
+          <w:szCs w:val="21"/>
+          <w:lang w:val="en-GB"/>
+        </w:rPr>
+        <w:t>Importance.</w:t>
+      </w:r>
+      <w:r>
+        <w:rPr>
+          <w:rFonts w:ascii="Avenir Book" w:hAnsi="Avenir Book"/>
+          <w:sz w:val="21"/>
+          <w:szCs w:val="21"/>
+          <w:lang w:val="en-GB"/>
+        </w:rPr>
+        <w:t xml:space="preserve"> Two obstacles limit existing approaches. </w:t>
+      </w:r>
+      <w:r>
+        <w:rPr>
+          <w:rFonts w:ascii="Avenir Book" w:hAnsi="Avenir Book"/>
           <w:i/>
           <w:iCs/>
-        </w:rPr>
-        <w:t xml:space="preserve">Scale.</w:t>
-      </w:r>
-      <w:r>
-        <w:t xml:space="preserve"> </w:t>
-      </w:r>
-      <w:r>
-        <w:t xml:space="preserve">Organisation exists at several spatial scales at once, from small interaction groups to enclosed coverage regions. A single persistent-homology filtration over the full agent set does not separate these levels: their features interleave in one diagram [1–3]. Multiparameter persistence [4–6] is principled but computationally impractical at these data rates.</w:t>
+          <w:sz w:val="21"/>
+          <w:szCs w:val="21"/>
+          <w:lang w:val="en-GB"/>
+        </w:rPr>
+        <w:t>Scale.</w:t>
+      </w:r>
+      <w:r>
+        <w:rPr>
+          <w:rFonts w:ascii="Avenir Book" w:hAnsi="Avenir Book"/>
+          <w:sz w:val="21"/>
+          <w:szCs w:val="21"/>
+          <w:lang w:val="en-GB"/>
+        </w:rPr>
+        <w:t xml:space="preserve"> Organisation exists at several spatial scales at once, from small interaction groups to enclosed coverage regions. A single persistent-homology filtration over the full agent set does not separate these levels: their features interleave in one diagram [1–3]. Multiparameter persistence [4–6] is principled but computationally impractical at these data rates.</w:t>
       </w:r>
     </w:p>
     <w:p>
       <w:pPr>
         <w:pStyle w:val="BodyText"/>
-      </w:pPr>
-      <w:r>
-        <w:rPr>
+        <w:jc w:val="both"/>
+        <w:rPr>
+          <w:rFonts w:ascii="Avenir Book" w:hAnsi="Avenir Book"/>
+          <w:sz w:val="21"/>
+          <w:szCs w:val="21"/>
+          <w:lang w:val="en-GB"/>
+        </w:rPr>
+      </w:pPr>
+      <w:r>
+        <w:rPr>
+          <w:rFonts w:ascii="Avenir Book" w:hAnsi="Avenir Book"/>
           <w:i/>
           <w:iCs/>
-        </w:rPr>
-        <w:t xml:space="preserve">Dependence.</w:t>
-      </w:r>
-      <w:r>
-        <w:t xml:space="preserve"> </w:t>
-      </w:r>
-      <w:r>
-        <w:t xml:space="preserve">Continuous mutual adaptation violates the exchangeability assumptions underpinning current statistical topology [7,8], so inference that treats observations as independent understates the uncertainty.</w:t>
+          <w:sz w:val="21"/>
+          <w:szCs w:val="21"/>
+          <w:lang w:val="en-GB"/>
+        </w:rPr>
+        <w:t>Dependence.</w:t>
+      </w:r>
+      <w:r>
+        <w:rPr>
+          <w:rFonts w:ascii="Avenir Book" w:hAnsi="Avenir Book"/>
+          <w:sz w:val="21"/>
+          <w:szCs w:val="21"/>
+          <w:lang w:val="en-GB"/>
+        </w:rPr>
+        <w:t xml:space="preserve"> Continuous mutual adaptation violates the exchangeability assumptions underpinning current statistical topology [7,8], so inference that treats observations as independent understates the uncertainty.</w:t>
       </w:r>
     </w:p>
     <w:p>
       <w:pPr>
         <w:pStyle w:val="BodyText"/>
-      </w:pPr>
-      <w:r>
-        <w:rPr>
+        <w:jc w:val="both"/>
+        <w:rPr>
+          <w:rFonts w:ascii="Avenir Book" w:hAnsi="Avenir Book"/>
+          <w:sz w:val="21"/>
+          <w:szCs w:val="21"/>
+          <w:lang w:val="en-GB"/>
+        </w:rPr>
+      </w:pPr>
+      <w:r>
+        <w:rPr>
+          <w:rFonts w:ascii="Avenir Book" w:hAnsi="Avenir Book"/>
           <w:b/>
           <w:bCs/>
-        </w:rPr>
-        <w:t xml:space="preserve">Mathematical contribution.</w:t>
-      </w:r>
-      <w:r>
-        <w:t xml:space="preserve"> </w:t>
-      </w:r>
-      <w:r>
-        <w:t xml:space="preserve">The framework rests on two theorems this project seeks to prove (§5).</w:t>
-      </w:r>
-      <w:r>
-        <w:t xml:space="preserve"> </w:t>
-      </w:r>
-      <w:r>
-        <w:rPr>
+          <w:sz w:val="21"/>
+          <w:szCs w:val="21"/>
+          <w:lang w:val="en-GB"/>
+        </w:rPr>
+        <w:t>Mathematical contribution.</w:t>
+      </w:r>
+      <w:r>
+        <w:rPr>
+          <w:rFonts w:ascii="Avenir Book" w:hAnsi="Avenir Book"/>
+          <w:sz w:val="21"/>
+          <w:szCs w:val="21"/>
+          <w:lang w:val="en-GB"/>
+        </w:rPr>
+        <w:t xml:space="preserve"> The framework rests on two theorems this project </w:t>
+      </w:r>
+      <w:proofErr w:type="gramStart"/>
+      <w:r>
+        <w:rPr>
+          <w:rFonts w:ascii="Avenir Book" w:hAnsi="Avenir Book"/>
+          <w:sz w:val="21"/>
+          <w:szCs w:val="21"/>
+          <w:lang w:val="en-GB"/>
+        </w:rPr>
+        <w:t>seeks</w:t>
+      </w:r>
+      <w:proofErr w:type="gramEnd"/>
+      <w:r>
+        <w:rPr>
+          <w:rFonts w:ascii="Avenir Book" w:hAnsi="Avenir Book"/>
+          <w:sz w:val="21"/>
+          <w:szCs w:val="21"/>
+          <w:lang w:val="en-GB"/>
+        </w:rPr>
+        <w:t xml:space="preserve"> to prove (§5). </w:t>
+      </w:r>
+      <w:r>
+        <w:rPr>
+          <w:rFonts w:ascii="Avenir Book" w:hAnsi="Avenir Book"/>
           <w:b/>
           <w:bCs/>
-        </w:rPr>
-        <w:t xml:space="preserve">(T1) Averaging under competitive dependence is well posed.</w:t>
-      </w:r>
-      <w:r>
-        <w:t xml:space="preserve"> </w:t>
-      </w:r>
-      <w:r>
-        <w:t xml:space="preserve">The empirical mean path of landscape summaries converges under temporal mixing rather than exchangeability, with the long-run rather than the marginal covariance in the limit [7,9,10]. Competitive dependence does not move the mean; it changes every variance built on it.</w:t>
+          <w:sz w:val="21"/>
+          <w:szCs w:val="21"/>
+          <w:lang w:val="en-GB"/>
+        </w:rPr>
+        <w:t>(T1) Averaging under competitive dependence is well posed.</w:t>
+      </w:r>
+      <w:r>
+        <w:rPr>
+          <w:rFonts w:ascii="Avenir Book" w:hAnsi="Avenir Book"/>
+          <w:sz w:val="21"/>
+          <w:szCs w:val="21"/>
+          <w:lang w:val="en-GB"/>
+        </w:rPr>
+        <w:t xml:space="preserve"> The empirical mean path of landscape summaries converges under temporal mixing rather than exchangeability, with the </w:t>
+      </w:r>
+      <w:proofErr w:type="gramStart"/>
+      <w:r>
+        <w:rPr>
+          <w:rFonts w:ascii="Avenir Book" w:hAnsi="Avenir Book"/>
+          <w:sz w:val="21"/>
+          <w:szCs w:val="21"/>
+          <w:lang w:val="en-GB"/>
+        </w:rPr>
+        <w:t>long-run</w:t>
+      </w:r>
+      <w:proofErr w:type="gramEnd"/>
+      <w:r>
+        <w:rPr>
+          <w:rFonts w:ascii="Avenir Book" w:hAnsi="Avenir Book"/>
+          <w:sz w:val="21"/>
+          <w:szCs w:val="21"/>
+          <w:lang w:val="en-GB"/>
+        </w:rPr>
+        <w:t xml:space="preserve"> rather than the marginal covariance in the limit [7,9,10]. Competitive dependence does not move the mean; it changes every variance built on it.</w:t>
       </w:r>
     </w:p>
     <w:p>
       <w:pPr>
         <w:pStyle w:val="BodyText"/>
-      </w:pPr>
-      <w:r>
-        <w:rPr>
+        <w:jc w:val="both"/>
+        <w:rPr>
+          <w:rFonts w:ascii="Avenir Book" w:hAnsi="Avenir Book"/>
+          <w:sz w:val="21"/>
+          <w:szCs w:val="21"/>
+          <w:lang w:val="en-GB"/>
+        </w:rPr>
+      </w:pPr>
+      <w:r>
+        <w:rPr>
+          <w:rFonts w:ascii="Avenir Book" w:hAnsi="Avenir Book"/>
           <w:b/>
           <w:bCs/>
-        </w:rPr>
-        <w:t xml:space="preserve">(T2) Transitions are localised with a proven error bound.</w:t>
-      </w:r>
-      <w:r>
-        <w:t xml:space="preserve"> </w:t>
-      </w:r>
-      <w:r>
-        <w:t xml:space="preserve">The bound depends on the size of the change, T1’s long-run variance and the worst-case perturbation of the input diagrams [11–14]. Below a threshold set by that perturbation, a transition cannot be located. Both are explicit, checkable claims with named failure conditions; O1 establishes their geometry and O2 carries the proofs (§4, fallback §6).</w:t>
-      </w:r>
-    </w:p>
-    <w:bookmarkEnd w:id="9"/>
-    <w:bookmarkStart w:id="10" w:name="Xb181a496ee378504624f6d345f019bd0820dbac"/>
+          <w:sz w:val="21"/>
+          <w:szCs w:val="21"/>
+          <w:lang w:val="en-GB"/>
+        </w:rPr>
+        <w:t>(T2) Transitions are localised with a proven error bound.</w:t>
+      </w:r>
+      <w:r>
+        <w:rPr>
+          <w:rFonts w:ascii="Avenir Book" w:hAnsi="Avenir Book"/>
+          <w:sz w:val="21"/>
+          <w:szCs w:val="21"/>
+          <w:lang w:val="en-GB"/>
+        </w:rPr>
+        <w:t xml:space="preserve"> The bound depends on the size of the change, T1’s long-run variance and the worst-case perturbation of the input diagrams [11–14]. Below a threshold set by that perturbation, a transition cannot be located. Both are explicit, checkable claims with named failure conditions; O1 establishes their geometry and O2 carries the proofs (§4, fallback §6).</w:t>
+      </w:r>
+    </w:p>
     <w:p>
       <w:pPr>
         <w:pStyle w:val="Heading3"/>
-      </w:pPr>
-      <w:r>
-        <w:t xml:space="preserve">2. Background, Timeliness, Need and Opportunity</w:t>
+        <w:jc w:val="both"/>
+        <w:rPr>
+          <w:rFonts w:ascii="Avenir Book" w:hAnsi="Avenir Book"/>
+          <w:sz w:val="22"/>
+          <w:szCs w:val="22"/>
+          <w:lang w:val="en-GB"/>
+        </w:rPr>
+      </w:pPr>
+      <w:bookmarkStart w:id="3" w:name="Xb181a496ee378504624f6d345f019bd0820dbac"/>
+      <w:bookmarkEnd w:id="2"/>
+      <w:r>
+        <w:rPr>
+          <w:rFonts w:ascii="Avenir Book" w:hAnsi="Avenir Book"/>
+          <w:sz w:val="22"/>
+          <w:szCs w:val="22"/>
+          <w:lang w:val="en-GB"/>
+        </w:rPr>
+        <w:t>2. Background, Timeliness, Need and Opportunity</w:t>
       </w:r>
     </w:p>
     <w:p>
       <w:pPr>
         <w:pStyle w:val="FirstParagraph"/>
-      </w:pPr>
-      <w:r>
-        <w:t xml:space="preserve">Established topological results assume cooperative or slowly evolving organisation: biological aggregation, collective motion and flocking [15–17], and topological change-point detection [18]. These rely on persistent homology [1,2] and its statistical summaries [7,8,19], which are stable under small measurement error [8,11]. Multi-scale methods exist for slowly evolving systems [20]; competitive systems are still described by single-scale geometric descriptors [21,22]. Our ten-match pilot [23] recovers three stable connected-component regimes and two complementary loop regimes, with the scales carrying largely independent information.</w:t>
+        <w:jc w:val="both"/>
+        <w:rPr>
+          <w:rFonts w:ascii="Avenir Book" w:hAnsi="Avenir Book"/>
+          <w:sz w:val="21"/>
+          <w:szCs w:val="21"/>
+          <w:lang w:val="en-GB"/>
+        </w:rPr>
+      </w:pPr>
+      <w:r>
+        <w:rPr>
+          <w:rFonts w:ascii="Avenir Book" w:hAnsi="Avenir Book"/>
+          <w:sz w:val="21"/>
+          <w:szCs w:val="21"/>
+          <w:lang w:val="en-GB"/>
+        </w:rPr>
+        <w:t>Established topological results assume cooperative or slowly evolving organisation: biological aggregation, collective motion and flocking [15–17], and topological change-point detection [18]. These rely on persistent homology [1,2] and its statistical summaries [7,8,19], which are stable under small measurement error [8,11]. Multi-scale methods exist for slowly evolving systems [20]; competitive systems are still described by single-scale geometric descriptors [21,22]. Our ten-match pilot [23] recovers three stable connected-component regimes and two complementary loop regimes, with the scales carrying largely independent information.</w:t>
       </w:r>
     </w:p>
     <w:p>
       <w:pPr>
         <w:pStyle w:val="BodyText"/>
-      </w:pPr>
-      <w:r>
-        <w:rPr>
+        <w:jc w:val="both"/>
+        <w:rPr>
+          <w:rFonts w:ascii="Avenir Book" w:hAnsi="Avenir Book"/>
+          <w:sz w:val="21"/>
+          <w:szCs w:val="21"/>
+          <w:lang w:val="en-GB"/>
+        </w:rPr>
+      </w:pPr>
+      <w:r>
+        <w:rPr>
+          <w:rFonts w:ascii="Avenir Book" w:hAnsi="Avenir Book"/>
           <w:b/>
           <w:bCs/>
-        </w:rPr>
-        <w:t xml:space="preserve">Timeliness.</w:t>
-      </w:r>
-      <w:r>
-        <w:t xml:space="preserve"> </w:t>
-      </w:r>
-      <w:r>
-        <w:t xml:space="preserve">Multi-scale topology and statistical comparison tools have matured [4,6–8,19], scalable computation supports rigorous analysis at population scale, and fully labelled competitive tracking data exist at that scale.</w:t>
+          <w:sz w:val="21"/>
+          <w:szCs w:val="21"/>
+          <w:lang w:val="en-GB"/>
+        </w:rPr>
+        <w:lastRenderedPageBreak/>
+        <w:t>Timeliness.</w:t>
+      </w:r>
+      <w:r>
+        <w:rPr>
+          <w:rFonts w:ascii="Avenir Book" w:hAnsi="Avenir Book"/>
+          <w:sz w:val="21"/>
+          <w:szCs w:val="21"/>
+          <w:lang w:val="en-GB"/>
+        </w:rPr>
+        <w:t xml:space="preserve"> Multi-scale topology and statistical comparison tools have matured [4,6–8,19], scalable computation supports rigorous analysis at population </w:t>
+      </w:r>
+      <w:proofErr w:type="gramStart"/>
+      <w:r>
+        <w:rPr>
+          <w:rFonts w:ascii="Avenir Book" w:hAnsi="Avenir Book"/>
+          <w:sz w:val="21"/>
+          <w:szCs w:val="21"/>
+          <w:lang w:val="en-GB"/>
+        </w:rPr>
+        <w:t>scale, and</w:t>
+      </w:r>
+      <w:proofErr w:type="gramEnd"/>
+      <w:r>
+        <w:rPr>
+          <w:rFonts w:ascii="Avenir Book" w:hAnsi="Avenir Book"/>
+          <w:sz w:val="21"/>
+          <w:szCs w:val="21"/>
+          <w:lang w:val="en-GB"/>
+        </w:rPr>
+        <w:t xml:space="preserve"> fully labelled competitive tracking data exist at that scale.</w:t>
       </w:r>
     </w:p>
     <w:p>
       <w:pPr>
         <w:pStyle w:val="BodyText"/>
-      </w:pPr>
-      <w:r>
-        <w:rPr>
+        <w:jc w:val="both"/>
+        <w:rPr>
+          <w:rFonts w:ascii="Avenir Book" w:hAnsi="Avenir Book"/>
+          <w:sz w:val="21"/>
+          <w:szCs w:val="21"/>
+          <w:lang w:val="en-GB"/>
+        </w:rPr>
+      </w:pPr>
+      <w:r>
+        <w:rPr>
+          <w:rFonts w:ascii="Avenir Book" w:hAnsi="Avenir Book"/>
           <w:b/>
           <w:bCs/>
-        </w:rPr>
-        <w:t xml:space="preserve">Need and opportunity.</w:t>
-      </w:r>
-      <w:r>
-        <w:t xml:space="preserve"> </w:t>
-      </w:r>
-      <w:r>
-        <w:t xml:space="preserve">No validated statistical-topology workflow exists for continuously competing systems. Professional football is the platform: all agents are tracked within strict boundaries and domain experts can verify results. The framework generalises to any bounded competitive system once interaction lengths are re-derived.</w:t>
-      </w:r>
-    </w:p>
-    <w:bookmarkEnd w:id="10"/>
-    <w:bookmarkStart w:id="11" w:name="Xdacfadb9fc465a3d638878015d117d251107dfc"/>
-    <w:p>
-      <w:pPr>
-        <w:pStyle w:val="Heading3"/>
-      </w:pPr>
-      <w:r>
-        <w:t xml:space="preserve">3. Impact, National Importance and Beneficiaries</w:t>
-      </w:r>
-    </w:p>
-    <w:p>
-      <w:pPr>
-        <w:pStyle w:val="FirstParagraph"/>
-      </w:pPr>
-      <w:r>
-        <w:rPr>
+          <w:sz w:val="21"/>
+          <w:szCs w:val="21"/>
+          <w:lang w:val="en-GB"/>
+        </w:rPr>
+        <w:t>Need.</w:t>
+      </w:r>
+      <w:r>
+        <w:rPr>
+          <w:rFonts w:ascii="Avenir Book" w:hAnsi="Avenir Book"/>
+          <w:sz w:val="21"/>
+          <w:szCs w:val="21"/>
+          <w:lang w:val="en-GB"/>
+        </w:rPr>
+        <w:t xml:space="preserve"> No validated statistical-topology workflow exists for continuously competing systems. Current methods assume cooperation, slow evolution or exchangeability, so they cannot average or localise change under competitive dependence.</w:t>
+      </w:r>
+    </w:p>
+    <w:p>
+      <w:pPr>
+        <w:pStyle w:val="BodyText"/>
+        <w:jc w:val="both"/>
+        <w:rPr>
+          <w:rFonts w:ascii="Avenir Book" w:hAnsi="Avenir Book"/>
+          <w:sz w:val="21"/>
+          <w:szCs w:val="21"/>
+          <w:lang w:val="en-GB"/>
+        </w:rPr>
+      </w:pPr>
+      <w:r>
+        <w:rPr>
+          <w:rFonts w:ascii="Avenir Book" w:hAnsi="Avenir Book"/>
           <w:b/>
           <w:bCs/>
-        </w:rPr>
-        <w:t xml:space="preserve">Mathematical impact.</w:t>
-      </w:r>
-      <w:r>
-        <w:t xml:space="preserve"> </w:t>
-      </w:r>
-      <w:r>
-        <w:t xml:space="preserve">The primary contribution is new statistical-topology theory extending current foundations [7,8] to competitive dependence. Beneficiaries are researchers in topology, statistics and complex systems, who gain the foundations and an open-source library.</w:t>
-      </w:r>
-    </w:p>
-    <w:p>
-      <w:pPr>
-        <w:pStyle w:val="BodyText"/>
-      </w:pPr>
-      <w:r>
-        <w:rPr>
+          <w:sz w:val="21"/>
+          <w:szCs w:val="21"/>
+          <w:lang w:val="en-GB"/>
+        </w:rPr>
+        <w:t>Opportunity.</w:t>
+      </w:r>
+      <w:r>
+        <w:rPr>
+          <w:rFonts w:ascii="Avenir Book" w:hAnsi="Avenir Book"/>
+          <w:sz w:val="21"/>
+          <w:szCs w:val="21"/>
+          <w:lang w:val="en-GB"/>
+        </w:rPr>
+        <w:t xml:space="preserve"> Professional football is the platform: all agents are tracked within strict </w:t>
+      </w:r>
+      <w:proofErr w:type="gramStart"/>
+      <w:r>
+        <w:rPr>
+          <w:rFonts w:ascii="Avenir Book" w:hAnsi="Avenir Book"/>
+          <w:sz w:val="21"/>
+          <w:szCs w:val="21"/>
+          <w:lang w:val="en-GB"/>
+        </w:rPr>
+        <w:t>boundaries</w:t>
+      </w:r>
+      <w:proofErr w:type="gramEnd"/>
+      <w:r>
+        <w:rPr>
+          <w:rFonts w:ascii="Avenir Book" w:hAnsi="Avenir Book"/>
+          <w:sz w:val="21"/>
+          <w:szCs w:val="21"/>
+          <w:lang w:val="en-GB"/>
+        </w:rPr>
+        <w:t xml:space="preserve"> and domain experts can verify results. That window lets T1 and T2 be proved before transfer.</w:t>
+      </w:r>
+    </w:p>
+    <w:p>
+      <w:pPr>
+        <w:pStyle w:val="Heading3"/>
+        <w:jc w:val="both"/>
+        <w:rPr>
+          <w:rFonts w:ascii="Avenir Book" w:hAnsi="Avenir Book"/>
+          <w:sz w:val="22"/>
+          <w:szCs w:val="22"/>
+          <w:lang w:val="en-GB"/>
+        </w:rPr>
+      </w:pPr>
+      <w:bookmarkStart w:id="4" w:name="Xdacfadb9fc465a3d638878015d117d251107dfc"/>
+      <w:bookmarkEnd w:id="3"/>
+      <w:r>
+        <w:rPr>
+          <w:rFonts w:ascii="Avenir Book" w:hAnsi="Avenir Book"/>
+          <w:sz w:val="22"/>
+          <w:szCs w:val="22"/>
+          <w:lang w:val="en-GB"/>
+        </w:rPr>
+        <w:t>3. Impact, National Importance and Beneficiaries</w:t>
+      </w:r>
+    </w:p>
+    <w:p>
+      <w:pPr>
+        <w:pStyle w:val="FirstParagraph"/>
+        <w:jc w:val="both"/>
+        <w:rPr>
+          <w:rFonts w:ascii="Avenir Book" w:hAnsi="Avenir Book"/>
+          <w:sz w:val="21"/>
+          <w:szCs w:val="21"/>
+          <w:lang w:val="en-GB"/>
+        </w:rPr>
+      </w:pPr>
+      <w:r>
+        <w:rPr>
+          <w:rFonts w:ascii="Avenir Book" w:hAnsi="Avenir Book"/>
           <w:b/>
           <w:bCs/>
-        </w:rPr>
-        <w:t xml:space="preserve">National importance.</w:t>
-      </w:r>
-      <w:r>
-        <w:t xml:space="preserve"> </w:t>
-      </w:r>
-      <w:r>
-        <w:t xml:space="preserve">UK groups lead internationally in statistical topology and stochastic geometry. This project develops UK capability at that frontier: sequential inference for function-space-valued topological summaries under competitive dependence.</w:t>
+          <w:sz w:val="21"/>
+          <w:szCs w:val="21"/>
+          <w:lang w:val="en-GB"/>
+        </w:rPr>
+        <w:t>Mathematical impact.</w:t>
+      </w:r>
+      <w:r>
+        <w:rPr>
+          <w:rFonts w:ascii="Avenir Book" w:hAnsi="Avenir Book"/>
+          <w:sz w:val="21"/>
+          <w:szCs w:val="21"/>
+          <w:lang w:val="en-GB"/>
+        </w:rPr>
+        <w:t xml:space="preserve"> The primary contribution is new statistical-topology theory extending current foundations [7,8] to competitive dependence. Beneficiaries are researchers in topology, statistics and complex systems, who gain foundations for averaging and change-point inference under competitive dependence, plus an open-source library.</w:t>
       </w:r>
     </w:p>
     <w:p>
       <w:pPr>
         <w:pStyle w:val="BodyText"/>
-      </w:pPr>
-      <w:r>
-        <w:rPr>
+        <w:jc w:val="both"/>
+        <w:rPr>
+          <w:rFonts w:ascii="Avenir Book" w:hAnsi="Avenir Book"/>
+          <w:sz w:val="21"/>
+          <w:szCs w:val="21"/>
+          <w:lang w:val="en-GB"/>
+        </w:rPr>
+      </w:pPr>
+      <w:r>
+        <w:rPr>
+          <w:rFonts w:ascii="Avenir Book" w:hAnsi="Avenir Book"/>
           <w:b/>
           <w:bCs/>
-        </w:rPr>
-        <w:t xml:space="preserve">Economic and industry impact.</w:t>
-      </w:r>
-      <w:r>
-        <w:t xml:space="preserve"> </w:t>
-      </w:r>
-      <w:r>
-        <w:t xml:space="preserve">Co-developed with Swansea City AFC (SCAFC), the project delivers practitioner outputs unavailable from the geometric measures benchmarked in O1, for sports analytics researchers and practitioners.</w:t>
+          <w:sz w:val="21"/>
+          <w:szCs w:val="21"/>
+          <w:lang w:val="en-GB"/>
+        </w:rPr>
+        <w:t>National importance.</w:t>
+      </w:r>
+      <w:r>
+        <w:rPr>
+          <w:rFonts w:ascii="Avenir Book" w:hAnsi="Avenir Book"/>
+          <w:sz w:val="21"/>
+          <w:szCs w:val="21"/>
+          <w:lang w:val="en-GB"/>
+        </w:rPr>
+        <w:t xml:space="preserve"> This project develops UK capability in sequential inference for function-space-valued topological summaries under competitive dependence.</w:t>
       </w:r>
     </w:p>
     <w:p>
       <w:pPr>
         <w:pStyle w:val="BodyText"/>
-      </w:pPr>
-      <w:r>
-        <w:rPr>
+        <w:jc w:val="both"/>
+        <w:rPr>
+          <w:rFonts w:ascii="Avenir Book" w:hAnsi="Avenir Book"/>
+          <w:sz w:val="21"/>
+          <w:szCs w:val="21"/>
+          <w:lang w:val="en-GB"/>
+        </w:rPr>
+      </w:pPr>
+      <w:r>
+        <w:rPr>
+          <w:rFonts w:ascii="Avenir Book" w:hAnsi="Avenir Book"/>
           <w:b/>
           <w:bCs/>
-        </w:rPr>
-        <w:t xml:space="preserve">Standard Grant pathway.</w:t>
-      </w:r>
-      <w:r>
-        <w:t xml:space="preserve"> </w:t>
-      </w:r>
-      <w:r>
-        <w:t xml:space="preserve">The T1 and T2 foundations prepare a follow-on Standard Grant transferring the guarantees to two further bounded competitive systems: spatial predator–prey dynamics (including tumour–immune competition with mathematical-oncology collaborators) and competitive logistics with autonomous-fleet coordination.</w:t>
-      </w:r>
-    </w:p>
-    <w:bookmarkEnd w:id="11"/>
-    <w:bookmarkEnd w:id="12"/>
-    <w:bookmarkStart w:id="20" w:name="approach"/>
-    <w:p>
-      <w:pPr>
-        <w:pStyle w:val="Heading2"/>
-      </w:pPr>
-      <w:r>
-        <w:t xml:space="preserve">Approach</w:t>
-      </w:r>
-    </w:p>
-    <w:bookmarkStart w:id="16" w:name="research-design-and-objectives"/>
-    <w:p>
-      <w:pPr>
-        <w:pStyle w:val="Heading3"/>
-      </w:pPr>
-      <w:r>
-        <w:t xml:space="preserve">4. Research Design and Objectives</w:t>
-      </w:r>
-    </w:p>
-    <w:p>
-      <w:pPr>
-        <w:pStyle w:val="FirstParagraph"/>
-      </w:pPr>
-      <w:r>
-        <w:rPr>
+          <w:sz w:val="21"/>
+          <w:szCs w:val="21"/>
+          <w:lang w:val="en-GB"/>
+        </w:rPr>
+        <w:t>Economic and industry impact.</w:t>
+      </w:r>
+      <w:r>
+        <w:rPr>
+          <w:rFonts w:ascii="Avenir Book" w:hAnsi="Avenir Book"/>
+          <w:sz w:val="21"/>
+          <w:szCs w:val="21"/>
+          <w:lang w:val="en-GB"/>
+        </w:rPr>
+        <w:t xml:space="preserve"> Co-developed with Swansea City AFC (SCAFC), the project delivers practitioner outputs unavailable from the geometric measures benchmarked in O1, so analysts can quantify pressing, formation gaps and defensive-line organisation at named scales.</w:t>
+      </w:r>
+    </w:p>
+    <w:p>
+      <w:pPr>
+        <w:pStyle w:val="BodyText"/>
+        <w:jc w:val="both"/>
+        <w:rPr>
+          <w:rFonts w:ascii="Avenir Book" w:hAnsi="Avenir Book"/>
+          <w:sz w:val="21"/>
+          <w:szCs w:val="21"/>
+          <w:lang w:val="en-GB"/>
+        </w:rPr>
+      </w:pPr>
+      <w:r>
+        <w:rPr>
+          <w:rFonts w:ascii="Avenir Book" w:hAnsi="Avenir Book"/>
           <w:b/>
           <w:bCs/>
-        </w:rPr>
-        <w:t xml:space="preserve">Project structure.</w:t>
-      </w:r>
-      <w:r>
-        <w:t xml:space="preserve"> </w:t>
-      </w:r>
-      <w:r>
-        <w:t xml:space="preserve">The Principal Investigator (PI; 0.10 full-time equivalent, FTE) leads the framework, analysis and publication. Co-Investigator (Co-I) Dr Nelly Villamizar (Mathematics, 0.05 FTE) supplies algebraic and topological guidance for O2. A Research Associate (RA; 1.0 FTE, Months 5–10) implements season-scale compute and the landscape library on SCAFC tracking data and tactical labels. Months 1–4 are PI-led so the Month-2 gate and a runnable pipeline exist before the RA arrives. The post is structured postdoctoral training in statistical topology and sequential inference.</w:t>
-      </w:r>
-    </w:p>
-    <w:p>
-      <w:pPr>
-        <w:pStyle w:val="BodyText"/>
-      </w:pPr>
-      <w:r>
-        <w:rPr>
+          <w:sz w:val="21"/>
+          <w:szCs w:val="21"/>
+          <w:lang w:val="en-GB"/>
+        </w:rPr>
+        <w:t>Standard Grant pathway.</w:t>
+      </w:r>
+      <w:r>
+        <w:rPr>
+          <w:rFonts w:ascii="Avenir Book" w:hAnsi="Avenir Book"/>
+          <w:sz w:val="21"/>
+          <w:szCs w:val="21"/>
+          <w:lang w:val="en-GB"/>
+        </w:rPr>
+        <w:t xml:space="preserve"> The T1 and T2 foundations prepare a follow-on Standard Grant transferring the guarantees to two further bounded competitive systems: spatial predator–prey dynamics (including tumour–immune competition with mathematical-oncology collaborators) and competitive logistics with autonomous-fleet coordination.</w:t>
+      </w:r>
+    </w:p>
+    <w:p>
+      <w:pPr>
+        <w:pStyle w:val="Heading2"/>
+        <w:jc w:val="both"/>
+        <w:rPr>
+          <w:rFonts w:ascii="Avenir Book" w:hAnsi="Avenir Book"/>
+          <w:sz w:val="24"/>
+          <w:szCs w:val="24"/>
+          <w:lang w:val="en-GB"/>
+        </w:rPr>
+      </w:pPr>
+      <w:bookmarkStart w:id="5" w:name="approach"/>
+      <w:bookmarkEnd w:id="1"/>
+      <w:bookmarkEnd w:id="4"/>
+      <w:r>
+        <w:rPr>
+          <w:rFonts w:ascii="Avenir Book" w:hAnsi="Avenir Book"/>
+          <w:sz w:val="24"/>
+          <w:szCs w:val="24"/>
+          <w:lang w:val="en-GB"/>
+        </w:rPr>
+        <w:t>Approach</w:t>
+      </w:r>
+    </w:p>
+    <w:p>
+      <w:pPr>
+        <w:pStyle w:val="Heading3"/>
+        <w:jc w:val="both"/>
+        <w:rPr>
+          <w:rFonts w:ascii="Avenir Book" w:hAnsi="Avenir Book"/>
+          <w:sz w:val="22"/>
+          <w:szCs w:val="22"/>
+          <w:lang w:val="en-GB"/>
+        </w:rPr>
+      </w:pPr>
+      <w:bookmarkStart w:id="6" w:name="research-design-and-objectives"/>
+      <w:r>
+        <w:rPr>
+          <w:rFonts w:ascii="Avenir Book" w:hAnsi="Avenir Book"/>
+          <w:sz w:val="22"/>
+          <w:szCs w:val="22"/>
+          <w:lang w:val="en-GB"/>
+        </w:rPr>
+        <w:t>4. Research Design and Objectives</w:t>
+      </w:r>
+    </w:p>
+    <w:p>
+      <w:pPr>
+        <w:pStyle w:val="FirstParagraph"/>
+        <w:jc w:val="both"/>
+        <w:rPr>
+          <w:rFonts w:ascii="Avenir Book" w:hAnsi="Avenir Book"/>
+          <w:sz w:val="21"/>
+          <w:szCs w:val="21"/>
+          <w:lang w:val="en-GB"/>
+        </w:rPr>
+      </w:pPr>
+      <w:r>
+        <w:rPr>
+          <w:rFonts w:ascii="Avenir Book" w:hAnsi="Avenir Book"/>
           <w:b/>
           <w:bCs/>
-        </w:rPr>
-        <w:t xml:space="preserve">Sample-size rationale.</w:t>
-      </w:r>
-      <w:r>
-        <w:t xml:space="preserve"> </w:t>
-      </w:r>
-      <w:r>
-        <w:t xml:space="preserve">A full Championship season supplies the replication the pilot cannot: 552 fixtures, about 540 after pre-registered exclusions (R2). The unit is the fixture (one focal team, opposition as covariate), so the two dependent teams are not double-counted. Venue × opposition strength gives six cells of about 90 matches, each above the 32 needed for a 95% confidence-interval half-width of 0.025 on the tactical-scale loop-presence rate (pilot across-match s.d. 0.065 [23]). Phase of play is a within-match stratum and does not partition matches. For formation comparison, 180 matches per class detect Cohen’s d ≥ 0.30 at 80% power (α = 0.05, Benjamini–Hochberg false-discovery-rate control, BH-FDR); 540 matches cover the three most common formations, the pre-registered comparison set. The replication target is a borderline within-match pilot effect (stratified permutation p = 0.051).</w:t>
+          <w:sz w:val="21"/>
+          <w:szCs w:val="21"/>
+          <w:lang w:val="en-GB"/>
+        </w:rPr>
+        <w:t>Project structure.</w:t>
+      </w:r>
+      <w:r>
+        <w:rPr>
+          <w:rFonts w:ascii="Avenir Book" w:hAnsi="Avenir Book"/>
+          <w:sz w:val="21"/>
+          <w:szCs w:val="21"/>
+          <w:lang w:val="en-GB"/>
+        </w:rPr>
+        <w:t xml:space="preserve"> The Project Lead (PL; 0.10 full-time equivalent, FTE) leads design, gates, theorems and publication; 0.10 FTE is not season-scale compute. Project co-lead (</w:t>
+      </w:r>
+      <w:proofErr w:type="spellStart"/>
+      <w:r>
+        <w:rPr>
+          <w:rFonts w:ascii="Avenir Book" w:hAnsi="Avenir Book"/>
+          <w:sz w:val="21"/>
+          <w:szCs w:val="21"/>
+          <w:lang w:val="en-GB"/>
+        </w:rPr>
+        <w:t>PcL</w:t>
+      </w:r>
+      <w:proofErr w:type="spellEnd"/>
+      <w:r>
+        <w:rPr>
+          <w:rFonts w:ascii="Avenir Book" w:hAnsi="Avenir Book"/>
+          <w:sz w:val="21"/>
+          <w:szCs w:val="21"/>
+          <w:lang w:val="en-GB"/>
+        </w:rPr>
+        <w:t>) Dr Nelly Villamizar (Mathematics, 0.05 FTE) supplies algebraic guidance for O2, not implementation. A Research Associate (RA; 1.0 FTE, Months 5–10) implements season-scale compute and the landscape library on SCAFC tracking data and tactical labels. Months 1–4 are PL-led so the RA inherits a gated, specified pipeline rather than designing the stack. Months 11–12 remain PL-owned after the RA handover. The post is structured postdoctoral training in statistical topology and sequential inference.</w:t>
       </w:r>
     </w:p>
     <w:p>
       <w:pPr>
         <w:pStyle w:val="BodyText"/>
-      </w:pPr>
-      <w:r>
-        <w:rPr>
+        <w:jc w:val="both"/>
+        <w:rPr>
+          <w:rFonts w:ascii="Avenir Book" w:hAnsi="Avenir Book"/>
+          <w:sz w:val="21"/>
+          <w:szCs w:val="21"/>
+          <w:lang w:val="en-GB"/>
+        </w:rPr>
+      </w:pPr>
+      <w:r>
+        <w:rPr>
+          <w:rFonts w:ascii="Avenir Book" w:hAnsi="Avenir Book"/>
           <w:b/>
           <w:bCs/>
-        </w:rPr>
-        <w:t xml:space="preserve">O1: Population-scale geometry (PI Months 1–9; RA Months 5–9).</w:t>
-      </w:r>
-      <w:r>
-        <w:t xml:space="preserve"> </w:t>
-      </w:r>
-      <w:r>
-        <w:t xml:space="preserve">O1 tests whether scale-specific summaries are stable enough to average at population scale and whether their distances distinguish organisational states (in football, tactical formations). A 20-match validation batch in Months 1–2 tests whether the pilot interaction lengths transfer to Championship data, and whether 1 Hz sampling preserves the features validated at 10 Hz.</w:t>
+          <w:sz w:val="21"/>
+          <w:szCs w:val="21"/>
+          <w:lang w:val="en-GB"/>
+        </w:rPr>
+        <w:t>Sample-size rationale.</w:t>
+      </w:r>
+      <w:r>
+        <w:rPr>
+          <w:rFonts w:ascii="Avenir Book" w:hAnsi="Avenir Book"/>
+          <w:sz w:val="21"/>
+          <w:szCs w:val="21"/>
+          <w:lang w:val="en-GB"/>
+        </w:rPr>
+        <w:t xml:space="preserve"> A full Championship season supplies the replication the pilot cannot: 552 fixtures, about 540 after pre-registered exclusions (R2). The unit is the fixture (one focal team, opposition as covariate), so the two dependent teams are not </w:t>
+      </w:r>
+      <w:proofErr w:type="gramStart"/>
+      <w:r>
+        <w:rPr>
+          <w:rFonts w:ascii="Avenir Book" w:hAnsi="Avenir Book"/>
+          <w:sz w:val="21"/>
+          <w:szCs w:val="21"/>
+          <w:lang w:val="en-GB"/>
+        </w:rPr>
+        <w:t>double-counted</w:t>
+      </w:r>
+      <w:proofErr w:type="gramEnd"/>
+      <w:r>
+        <w:rPr>
+          <w:rFonts w:ascii="Avenir Book" w:hAnsi="Avenir Book"/>
+          <w:sz w:val="21"/>
+          <w:szCs w:val="21"/>
+          <w:lang w:val="en-GB"/>
+        </w:rPr>
+        <w:t xml:space="preserve">. Venue × opposition strength gives six cells of about 90 matches, each above the 32 needed for a 95% confidence-interval half-width of 0.025 on the tactical-scale loop-presence rate (pilot across-match </w:t>
+      </w:r>
+      <w:proofErr w:type="spellStart"/>
+      <w:r>
+        <w:rPr>
+          <w:rFonts w:ascii="Avenir Book" w:hAnsi="Avenir Book"/>
+          <w:sz w:val="21"/>
+          <w:szCs w:val="21"/>
+          <w:lang w:val="en-GB"/>
+        </w:rPr>
+        <w:t>s.d.</w:t>
+      </w:r>
+      <w:proofErr w:type="spellEnd"/>
+      <w:r>
+        <w:rPr>
+          <w:rFonts w:ascii="Avenir Book" w:hAnsi="Avenir Book"/>
+          <w:sz w:val="21"/>
+          <w:szCs w:val="21"/>
+          <w:lang w:val="en-GB"/>
+        </w:rPr>
+        <w:t xml:space="preserve"> 0.065 [23]). Phase of play is a within-match stratum and does not partition matches. For formation </w:t>
+      </w:r>
+      <w:r>
+        <w:rPr>
+          <w:rFonts w:ascii="Avenir Book" w:hAnsi="Avenir Book"/>
+          <w:sz w:val="21"/>
+          <w:szCs w:val="21"/>
+          <w:lang w:val="en-GB"/>
+        </w:rPr>
+        <w:lastRenderedPageBreak/>
+        <w:t>comparison, 180 matches per class detect Cohen’s d ≥ 0.30 at 80% power (</w:t>
+      </w:r>
+      <w:r>
+        <w:rPr>
+          <w:rFonts w:ascii="Avenir Heavy" w:hAnsi="Avenir Heavy" w:cs="Avenir Heavy"/>
+          <w:sz w:val="21"/>
+          <w:szCs w:val="21"/>
+          <w:lang w:val="en-GB"/>
+        </w:rPr>
+        <w:t>α</w:t>
+      </w:r>
+      <w:r>
+        <w:rPr>
+          <w:rFonts w:ascii="Avenir Book" w:hAnsi="Avenir Book"/>
+          <w:sz w:val="21"/>
+          <w:szCs w:val="21"/>
+          <w:lang w:val="en-GB"/>
+        </w:rPr>
+        <w:t xml:space="preserve"> = 0.05, Benjamini–Hochberg false-discovery-rate control, BH-FDR); 540 matches cover the three most common formations, the pre-registered comparison set. The replication target is a borderline within-match pilot effect (stratified permutation p = 0.051).</w:t>
+      </w:r>
+    </w:p>
+    <w:p>
+      <w:pPr>
+        <w:pStyle w:val="BodyText"/>
+        <w:jc w:val="both"/>
+        <w:rPr>
+          <w:rFonts w:ascii="Avenir Book" w:hAnsi="Avenir Book"/>
+          <w:sz w:val="21"/>
+          <w:szCs w:val="21"/>
+          <w:lang w:val="en-GB"/>
+        </w:rPr>
+      </w:pPr>
+      <w:r>
+        <w:rPr>
+          <w:rFonts w:ascii="Avenir Book" w:hAnsi="Avenir Book"/>
+          <w:b/>
+          <w:bCs/>
+          <w:sz w:val="21"/>
+          <w:szCs w:val="21"/>
+          <w:lang w:val="en-GB"/>
+        </w:rPr>
+        <w:t>O1: Population-scale geometry (PL Months 1–9; RA Months 5–9).</w:t>
+      </w:r>
+      <w:r>
+        <w:rPr>
+          <w:rFonts w:ascii="Avenir Book" w:hAnsi="Avenir Book"/>
+          <w:sz w:val="21"/>
+          <w:szCs w:val="21"/>
+          <w:lang w:val="en-GB"/>
+        </w:rPr>
+        <w:t xml:space="preserve"> O1 tests whether scale-specific summaries are stable enough to average at population scale and whether their distances distinguish organisational states (in football, tactical formations). A 20-match validation batch in Months 1–2 tests whether the pilot interaction lengths transfer to Championship data, and whether 1 Hz sampling preserves the features validated at 10 Hz.</w:t>
       </w:r>
     </w:p>
     <w:p>
@@ -356,21 +864,35 @@
         <w:pStyle w:val="Compact"/>
         <w:numPr>
           <w:ilvl w:val="0"/>
-          <w:numId w:val="1001"/>
+          <w:numId w:val="2"/>
         </w:numPr>
-      </w:pPr>
-      <w:r>
-        <w:rPr>
+        <w:jc w:val="both"/>
+        <w:rPr>
+          <w:rFonts w:ascii="Avenir Book" w:hAnsi="Avenir Book"/>
+          <w:sz w:val="21"/>
+          <w:szCs w:val="21"/>
+          <w:lang w:val="en-GB"/>
+        </w:rPr>
+      </w:pPr>
+      <w:r>
+        <w:rPr>
+          <w:rFonts w:ascii="Avenir Book" w:hAnsi="Avenir Book"/>
           <w:b/>
           <w:bCs/>
-        </w:rPr>
-        <w:t xml:space="preserve">Cutoff acceptance</w:t>
-      </w:r>
-      <w:r>
-        <w:t xml:space="preserve"> </w:t>
-      </w:r>
-      <w:r>
-        <w:t xml:space="preserve">(gate, Month 2): invert the cardinality rules of [23] on the validation batch; a match outside a named connected-component band triggers re-derivation.</w:t>
+          <w:sz w:val="21"/>
+          <w:szCs w:val="21"/>
+          <w:lang w:val="en-GB"/>
+        </w:rPr>
+        <w:t>Cutoff acceptance</w:t>
+      </w:r>
+      <w:r>
+        <w:rPr>
+          <w:rFonts w:ascii="Avenir Book" w:hAnsi="Avenir Book"/>
+          <w:sz w:val="21"/>
+          <w:szCs w:val="21"/>
+          <w:lang w:val="en-GB"/>
+        </w:rPr>
+        <w:t xml:space="preserve"> (gate, Month 2): invert the cardinality rules of [23] on the validation batch; a match outside a named connected-component band triggers re-derivation.</w:t>
       </w:r>
     </w:p>
     <w:p>
@@ -378,21 +900,35 @@
         <w:pStyle w:val="Compact"/>
         <w:numPr>
           <w:ilvl w:val="0"/>
-          <w:numId w:val="1001"/>
+          <w:numId w:val="2"/>
         </w:numPr>
-      </w:pPr>
-      <w:r>
-        <w:rPr>
+        <w:jc w:val="both"/>
+        <w:rPr>
+          <w:rFonts w:ascii="Avenir Book" w:hAnsi="Avenir Book"/>
+          <w:sz w:val="21"/>
+          <w:szCs w:val="21"/>
+          <w:lang w:val="en-GB"/>
+        </w:rPr>
+      </w:pPr>
+      <w:r>
+        <w:rPr>
+          <w:rFonts w:ascii="Avenir Book" w:hAnsi="Avenir Book"/>
           <w:b/>
           <w:bCs/>
-        </w:rPr>
-        <w:t xml:space="preserve">Dependence diagnostic</w:t>
-      </w:r>
-      <w:r>
-        <w:t xml:space="preserve"> </w:t>
-      </w:r>
-      <w:r>
-        <w:t xml:space="preserve">(gate, Month 9): empirical autocovariance decay consistent with the summable-mixing condition T1 and T2 assume, with the eigengap for T2’s projected form recorded alongside.</w:t>
+          <w:sz w:val="21"/>
+          <w:szCs w:val="21"/>
+          <w:lang w:val="en-GB"/>
+        </w:rPr>
+        <w:t>Dependence diagnostic</w:t>
+      </w:r>
+      <w:r>
+        <w:rPr>
+          <w:rFonts w:ascii="Avenir Book" w:hAnsi="Avenir Book"/>
+          <w:sz w:val="21"/>
+          <w:szCs w:val="21"/>
+          <w:lang w:val="en-GB"/>
+        </w:rPr>
+        <w:t xml:space="preserve"> (gate, Month 9): empirical autocovariance decay consistent with the summable-mixing condition T1 and T2 assume, with the eigengap for T2’s projected form recorded alongside.</w:t>
       </w:r>
     </w:p>
     <w:p>
@@ -400,62 +936,149 @@
         <w:pStyle w:val="Compact"/>
         <w:numPr>
           <w:ilvl w:val="0"/>
-          <w:numId w:val="1001"/>
+          <w:numId w:val="2"/>
         </w:numPr>
-      </w:pPr>
-      <w:r>
-        <w:rPr>
+        <w:jc w:val="both"/>
+        <w:rPr>
+          <w:rFonts w:ascii="Avenir Book" w:hAnsi="Avenir Book"/>
+          <w:sz w:val="21"/>
+          <w:szCs w:val="21"/>
+          <w:lang w:val="en-GB"/>
+        </w:rPr>
+      </w:pPr>
+      <w:r>
+        <w:rPr>
+          <w:rFonts w:ascii="Avenir Book" w:hAnsi="Avenir Book"/>
           <w:b/>
           <w:bCs/>
-        </w:rPr>
-        <w:t xml:space="preserve">Discriminability</w:t>
-      </w:r>
-      <w:r>
-        <w:t xml:space="preserve"> </w:t>
-      </w:r>
-      <w:r>
-        <w:t xml:space="preserve">(gate, Month 9): separation of at least three organisational states (p &lt; 0.05, BH-corrected), benchmarked against team length, width and convex-hull area [21,22].</w:t>
+          <w:sz w:val="21"/>
+          <w:szCs w:val="21"/>
+          <w:lang w:val="en-GB"/>
+        </w:rPr>
+        <w:t>Discriminability</w:t>
+      </w:r>
+      <w:r>
+        <w:rPr>
+          <w:rFonts w:ascii="Avenir Book" w:hAnsi="Avenir Book"/>
+          <w:sz w:val="21"/>
+          <w:szCs w:val="21"/>
+          <w:lang w:val="en-GB"/>
+        </w:rPr>
+        <w:t xml:space="preserve"> (gate, Month 9): separation of at least three organisational states (p &lt; 0.05, BH-corrected), benchmarked against team length, width and convex-hull area [21,22].</w:t>
       </w:r>
     </w:p>
     <w:p>
       <w:pPr>
         <w:pStyle w:val="FirstParagraph"/>
-      </w:pPr>
-      <w:r>
-        <w:rPr>
+        <w:jc w:val="both"/>
+        <w:rPr>
+          <w:rFonts w:ascii="Avenir Book" w:hAnsi="Avenir Book"/>
+          <w:sz w:val="21"/>
+          <w:szCs w:val="21"/>
+          <w:lang w:val="en-GB"/>
+        </w:rPr>
+      </w:pPr>
+      <w:r>
+        <w:rPr>
+          <w:rFonts w:ascii="Avenir Book" w:hAnsi="Avenir Book"/>
           <w:b/>
           <w:bCs/>
-        </w:rPr>
-        <w:t xml:space="preserve">O2: Inference for dependent topological processes (PI Months 4–10; RA and Co-I Months 5–10).</w:t>
-      </w:r>
-      <w:r>
-        <w:t xml:space="preserve"> </w:t>
-      </w:r>
-      <w:r>
-        <w:t xml:space="preserve">The Month-2 gate licenses O2; the Month-9 criteria are the hypotheses under which T1 and T2 are to be proved (§5). O2 succeeds if both theorems hold under the O1 conditions and detected change-points recover at least 70% of held-out annotated transitions within ±10 s at a calibrated 5% false-alarm rate (permutation p &lt; 0.05).</w:t>
+          <w:sz w:val="21"/>
+          <w:szCs w:val="21"/>
+          <w:lang w:val="en-GB"/>
+        </w:rPr>
+        <w:t xml:space="preserve">O2: Inference for dependent topological processes (PL Months 4–10; RA and </w:t>
+      </w:r>
+      <w:proofErr w:type="spellStart"/>
+      <w:r>
+        <w:rPr>
+          <w:rFonts w:ascii="Avenir Book" w:hAnsi="Avenir Book"/>
+          <w:b/>
+          <w:bCs/>
+          <w:sz w:val="21"/>
+          <w:szCs w:val="21"/>
+          <w:lang w:val="en-GB"/>
+        </w:rPr>
+        <w:t>PcL</w:t>
+      </w:r>
+      <w:proofErr w:type="spellEnd"/>
+      <w:r>
+        <w:rPr>
+          <w:rFonts w:ascii="Avenir Book" w:hAnsi="Avenir Book"/>
+          <w:b/>
+          <w:bCs/>
+          <w:sz w:val="21"/>
+          <w:szCs w:val="21"/>
+          <w:lang w:val="en-GB"/>
+        </w:rPr>
+        <w:t xml:space="preserve"> Months 5–10).</w:t>
+      </w:r>
+      <w:r>
+        <w:rPr>
+          <w:rFonts w:ascii="Avenir Book" w:hAnsi="Avenir Book"/>
+          <w:sz w:val="21"/>
+          <w:szCs w:val="21"/>
+          <w:lang w:val="en-GB"/>
+        </w:rPr>
+        <w:t xml:space="preserve"> The Month-2 gate licenses O2; the Month-9 criteria are the hypotheses under which T1 and T2 are to be proved (§5). O2 succeeds if both theorems hold under the O1 conditions and detected </w:t>
+      </w:r>
+      <w:proofErr w:type="gramStart"/>
+      <w:r>
+        <w:rPr>
+          <w:rFonts w:ascii="Avenir Book" w:hAnsi="Avenir Book"/>
+          <w:sz w:val="21"/>
+          <w:szCs w:val="21"/>
+          <w:lang w:val="en-GB"/>
+        </w:rPr>
+        <w:t>change-points</w:t>
+      </w:r>
+      <w:proofErr w:type="gramEnd"/>
+      <w:r>
+        <w:rPr>
+          <w:rFonts w:ascii="Avenir Book" w:hAnsi="Avenir Book"/>
+          <w:sz w:val="21"/>
+          <w:szCs w:val="21"/>
+          <w:lang w:val="en-GB"/>
+        </w:rPr>
+        <w:t xml:space="preserve"> recover at least 70% of held-out annotated transitions within ±10 s at a calibrated 5% false-alarm rate (permutation p &lt; 0.05).</w:t>
       </w:r>
     </w:p>
     <w:p>
       <w:pPr>
         <w:pStyle w:val="CaptionedFigure"/>
-      </w:pPr>
-      <w:r>
+        <w:jc w:val="center"/>
+        <w:rPr>
+          <w:rFonts w:ascii="Avenir Book" w:hAnsi="Avenir Book"/>
+          <w:sz w:val="21"/>
+          <w:szCs w:val="21"/>
+          <w:lang w:val="en-GB"/>
+        </w:rPr>
+      </w:pPr>
+      <w:r>
+        <w:rPr>
+          <w:rFonts w:ascii="Avenir Book" w:hAnsi="Avenir Book"/>
+          <w:noProof/>
+          <w:sz w:val="21"/>
+          <w:szCs w:val="21"/>
+          <w:lang w:val="en-GB"/>
+        </w:rPr>
         <w:drawing>
-          <wp:inline>
+          <wp:inline distT="0" distB="0" distL="0" distR="0" wp14:anchorId="7481CAD6" wp14:editId="324F7944">
             <wp:extent cx="4679999" cy="1521185"/>
-            <wp:effectExtent b="0" l="0" r="0" t="0"/>
-            <wp:docPr descr="Figure 1. Twelve-month workplan: decision gates (diamonds) and dated outputs (triangles)." title="" id="14" name="Picture"/>
-            <a:graphic>
+            <wp:effectExtent l="0" t="0" r="0" b="0"/>
+            <wp:docPr id="14" name="Picture" descr="Figure 1. Twelve-month workplan: decision gates (diamonds) and dated outputs (triangles)."/>
+            <wp:cNvGraphicFramePr/>
+            <a:graphic xmlns:a="http://schemas.openxmlformats.org/drawingml/2006/main">
               <a:graphicData uri="http://schemas.openxmlformats.org/drawingml/2006/picture">
-                <pic:pic>
+                <pic:pic xmlns:pic="http://schemas.openxmlformats.org/drawingml/2006/picture">
                   <pic:nvPicPr>
-                    <pic:cNvPr descr="grant_figure_gantt.png" id="15" name="Picture"/>
+                    <pic:cNvPr id="15" name="Picture" descr="grant_figure_gantt.png"/>
                     <pic:cNvPicPr>
-                      <a:picLocks noChangeArrowheads="1" noChangeAspect="1"/>
+                      <a:picLocks noChangeAspect="1" noChangeArrowheads="1"/>
                     </pic:cNvPicPr>
                   </pic:nvPicPr>
                   <pic:blipFill>
-                    <a:blip r:embed="rId13"/>
+                    <a:blip r:embed="rId5"/>
                     <a:stretch>
                       <a:fillRect/>
                     </a:stretch>
@@ -485,117 +1108,544 @@
     <w:p>
       <w:pPr>
         <w:pStyle w:val="ImageCaption"/>
-      </w:pPr>
-      <w:r>
-        <w:rPr>
+        <w:jc w:val="center"/>
+        <w:rPr>
+          <w:rFonts w:ascii="Avenir Book" w:hAnsi="Avenir Book"/>
+          <w:sz w:val="21"/>
+          <w:szCs w:val="21"/>
+          <w:lang w:val="en-GB"/>
+        </w:rPr>
+      </w:pPr>
+      <w:r>
+        <w:rPr>
+          <w:rFonts w:ascii="Avenir Book" w:hAnsi="Avenir Book"/>
           <w:b/>
           <w:bCs/>
-        </w:rPr>
-        <w:t xml:space="preserve">Figure 1.</w:t>
-      </w:r>
-      <w:r>
-        <w:t xml:space="preserve"> </w:t>
-      </w:r>
-      <w:r>
-        <w:t xml:space="preserve">Twelve-month workplan: decision gates (diamonds) and dated outputs (triangles).</w:t>
-      </w:r>
-    </w:p>
-    <w:bookmarkEnd w:id="16"/>
-    <w:bookmarkStart w:id="17" w:name="methodology"/>
+          <w:sz w:val="21"/>
+          <w:szCs w:val="21"/>
+          <w:lang w:val="en-GB"/>
+        </w:rPr>
+        <w:t>Figure 1.</w:t>
+      </w:r>
+      <w:r>
+        <w:rPr>
+          <w:rFonts w:ascii="Avenir Book" w:hAnsi="Avenir Book"/>
+          <w:sz w:val="21"/>
+          <w:szCs w:val="21"/>
+          <w:lang w:val="en-GB"/>
+        </w:rPr>
+        <w:t xml:space="preserve"> Twelve-month workplan: decision gates (diamonds) and dated outputs (triangles).</w:t>
+      </w:r>
+    </w:p>
     <w:p>
       <w:pPr>
         <w:pStyle w:val="Heading3"/>
-      </w:pPr>
-      <w:r>
-        <w:t xml:space="preserve">5. Methodology</w:t>
+        <w:jc w:val="both"/>
+        <w:rPr>
+          <w:rFonts w:ascii="Avenir Book" w:hAnsi="Avenir Book"/>
+          <w:sz w:val="22"/>
+          <w:szCs w:val="22"/>
+          <w:lang w:val="en-GB"/>
+        </w:rPr>
+      </w:pPr>
+      <w:bookmarkStart w:id="7" w:name="methodology"/>
+      <w:bookmarkEnd w:id="6"/>
+      <w:r>
+        <w:rPr>
+          <w:rFonts w:ascii="Avenir Book" w:hAnsi="Avenir Book"/>
+          <w:sz w:val="22"/>
+          <w:szCs w:val="22"/>
+          <w:lang w:val="en-GB"/>
+        </w:rPr>
+        <w:t>5. Methodology</w:t>
       </w:r>
     </w:p>
     <w:p>
       <w:pPr>
         <w:pStyle w:val="FirstParagraph"/>
-      </w:pPr>
-      <w:r>
-        <w:rPr>
+        <w:jc w:val="both"/>
+        <w:rPr>
+          <w:rFonts w:ascii="Avenir Book" w:hAnsi="Avenir Book"/>
+          <w:sz w:val="21"/>
+          <w:szCs w:val="21"/>
+          <w:lang w:val="en-GB"/>
+        </w:rPr>
+      </w:pPr>
+      <w:r>
+        <w:rPr>
+          <w:rFonts w:ascii="Avenir Book" w:hAnsi="Avenir Book"/>
           <w:b/>
           <w:bCs/>
-        </w:rPr>
-        <w:t xml:space="preserve">Pipeline.</w:t>
-      </w:r>
-      <w:r>
-        <w:t xml:space="preserve"> </w:t>
-      </w:r>
-      <w:r>
-        <w:t xml:space="preserve">A containerised Python pipeline processes each match frame as a point cloud. Agents are partitioned using the empirically derived interaction lengths (§2; Month-2 gate). Persistent homology at each accepted scale is computed with Ripser [24], GUDHI [25] and giotto-tda [26] and summarised as persistence landscapes. Frame-level homology takes under two seconds and is embarrassingly parallel, so production runs at 1 Hz. For O1, landscape distributions are compared across organisational states and covariate cells by the landscape L² distance (permutation tests, BH-FDR).</w:t>
+          <w:sz w:val="21"/>
+          <w:szCs w:val="21"/>
+          <w:lang w:val="en-GB"/>
+        </w:rPr>
+        <w:t>Pipeline.</w:t>
+      </w:r>
+      <w:r>
+        <w:rPr>
+          <w:rFonts w:ascii="Avenir Book" w:hAnsi="Avenir Book"/>
+          <w:sz w:val="21"/>
+          <w:szCs w:val="21"/>
+          <w:lang w:val="en-GB"/>
+        </w:rPr>
+        <w:t xml:space="preserve"> A containerised Python pipeline processes each match frame as a point cloud. Agents are partitioned using the empirically derived interaction lengths (§2; Month-2 gate). Persistent homology at each accepted scale is computed with </w:t>
+      </w:r>
+      <w:proofErr w:type="spellStart"/>
+      <w:r>
+        <w:rPr>
+          <w:rFonts w:ascii="Avenir Book" w:hAnsi="Avenir Book"/>
+          <w:sz w:val="21"/>
+          <w:szCs w:val="21"/>
+          <w:lang w:val="en-GB"/>
+        </w:rPr>
+        <w:t>Ripser</w:t>
+      </w:r>
+      <w:proofErr w:type="spellEnd"/>
+      <w:r>
+        <w:rPr>
+          <w:rFonts w:ascii="Avenir Book" w:hAnsi="Avenir Book"/>
+          <w:sz w:val="21"/>
+          <w:szCs w:val="21"/>
+          <w:lang w:val="en-GB"/>
+        </w:rPr>
+        <w:t xml:space="preserve"> [24], GUDHI [25] and </w:t>
+      </w:r>
+      <w:proofErr w:type="spellStart"/>
+      <w:r>
+        <w:rPr>
+          <w:rFonts w:ascii="Avenir Book" w:hAnsi="Avenir Book"/>
+          <w:sz w:val="21"/>
+          <w:szCs w:val="21"/>
+          <w:lang w:val="en-GB"/>
+        </w:rPr>
+        <w:t>giotto-tda</w:t>
+      </w:r>
+      <w:proofErr w:type="spellEnd"/>
+      <w:r>
+        <w:rPr>
+          <w:rFonts w:ascii="Avenir Book" w:hAnsi="Avenir Book"/>
+          <w:sz w:val="21"/>
+          <w:szCs w:val="21"/>
+          <w:lang w:val="en-GB"/>
+        </w:rPr>
+        <w:t xml:space="preserve"> [26] and summarised as persistence landscapes. Frame-level homology takes under two seconds and is embarrassingly parallel, so production runs at 1 Hz. For O1, landscape distributions are compared across organisational states and covariate cells by the landscape L² distance (permutation tests, BH-FDR).</w:t>
       </w:r>
     </w:p>
     <w:p>
       <w:pPr>
         <w:pStyle w:val="BodyText"/>
-      </w:pPr>
-      <w:r>
-        <w:rPr>
+        <w:jc w:val="both"/>
+        <w:rPr>
+          <w:rFonts w:ascii="Avenir Book" w:hAnsi="Avenir Book"/>
+          <w:sz w:val="21"/>
+          <w:szCs w:val="21"/>
+          <w:lang w:val="en-GB"/>
+        </w:rPr>
+      </w:pPr>
+      <w:r>
+        <w:rPr>
+          <w:rFonts w:ascii="Avenir Book" w:hAnsi="Avenir Book"/>
           <w:b/>
           <w:bCs/>
-        </w:rPr>
-        <w:t xml:space="preserve">T1.</w:t>
-      </w:r>
-      <w:r>
-        <w:t xml:space="preserve"> </w:t>
-      </w:r>
-      <w:r>
-        <w:t xml:space="preserve">On a bounded domain with a fixed agent count, landscapes are uniformly bounded in L² [8], so the mean path is well defined and unique, unlike diagram-valued means [27]. For a strictly stationary, α-mixing landscape series with summable coefficients, the empirical mean path is √n-consistent with a Gaussian limit whose covariance is the long-run, not the marginal, covariance [9,10]. That licenses functional principal component analysis (FPCA) [28] on landscape trajectories and block-bootstrap calibration.</w:t>
+          <w:sz w:val="21"/>
+          <w:szCs w:val="21"/>
+          <w:lang w:val="en-GB"/>
+        </w:rPr>
+        <w:lastRenderedPageBreak/>
+        <w:t>T1.</w:t>
+      </w:r>
+      <w:r>
+        <w:rPr>
+          <w:rFonts w:ascii="Avenir Book" w:hAnsi="Avenir Book"/>
+          <w:sz w:val="21"/>
+          <w:szCs w:val="21"/>
+          <w:lang w:val="en-GB"/>
+        </w:rPr>
+        <w:t xml:space="preserve"> On a bounded domain with a fixed agent count, landscapes are uniformly bounded in L² [8], so the mean path is well defined and unique, unlike diagram-valued means [27]. For a strictly stationary, </w:t>
+      </w:r>
+      <m:oMath>
+        <m:r>
+          <w:rPr>
+            <w:rFonts w:ascii="Cambria Math" w:hAnsi="Cambria Math" w:cs="Avenir Heavy"/>
+            <w:sz w:val="21"/>
+            <w:szCs w:val="21"/>
+          </w:rPr>
+          <m:t>α</m:t>
+        </m:r>
+      </m:oMath>
+      <w:r>
+        <w:rPr>
+          <w:rFonts w:ascii="Avenir Book" w:hAnsi="Avenir Book"/>
+          <w:sz w:val="21"/>
+          <w:szCs w:val="21"/>
+          <w:lang w:val="en-GB"/>
+        </w:rPr>
+        <w:t>-mixing landscape series with summable coefficients, the empirical mean path is √n-consistent with a Gaussian limit whose covariance is the long-run, not the marginal, covariance [9,10]. That licenses functional principal component analysis (FPCA) [28] on landscape trajectories and block-bootstrap calibration.</w:t>
       </w:r>
     </w:p>
     <w:p>
       <w:pPr>
         <w:pStyle w:val="BodyText"/>
-      </w:pPr>
-      <w:r>
-        <w:rPr>
+        <w:jc w:val="both"/>
+        <w:rPr>
+          <w:rFonts w:ascii="Avenir Book" w:hAnsi="Avenir Book"/>
+          <w:sz w:val="21"/>
+          <w:szCs w:val="21"/>
+          <w:lang w:val="en-GB"/>
+        </w:rPr>
+      </w:pPr>
+      <w:r>
+        <w:rPr>
+          <w:rFonts w:ascii="Avenir Book" w:hAnsi="Avenir Book"/>
           <w:b/>
           <w:bCs/>
-        </w:rPr>
-        <w:t xml:space="preserve">T2.</w:t>
-      </w:r>
-      <w:r>
+          <w:sz w:val="21"/>
+          <w:szCs w:val="21"/>
+          <w:lang w:val="en-GB"/>
+        </w:rPr>
+        <w:t>T2.</w:t>
+      </w:r>
+      <w:r>
+        <w:rPr>
+          <w:rFonts w:ascii="Avenir Book" w:hAnsi="Avenir Book"/>
+          <w:sz w:val="21"/>
+          <w:szCs w:val="21"/>
+          <w:lang w:val="en-GB"/>
+        </w:rPr>
+        <w:t xml:space="preserve"> The landscape map is 1-Lipschitz from diagrams under the bottleneck distance into the sup-norm [8], and on a bounded domain into L² with a constant C explicit in agent count and domain diameter [14]. For a functional cumulative-sum (CUSUM) statistic [12,13] on the landscape series, T2 bounds the localisation error by</w:t>
+      </w:r>
+      <w:r>
+        <w:rPr>
+          <w:rFonts w:ascii="Avenir Book" w:hAnsi="Avenir Book"/>
+          <w:sz w:val="21"/>
+          <w:szCs w:val="21"/>
+          <w:lang w:val="en-GB"/>
+        </w:rPr>
         <w:t xml:space="preserve"> </w:t>
       </w:r>
-      <w:r>
-        <w:t xml:space="preserve">The landscape map is 1-Lipschitz from diagrams under the bottleneck distance into the sup-norm [8], and on a bounded domain into L² with a constant C explicit in agent count and domain diameter [14]. For a functional cumulative-sum (CUSUM) statistic [12,13] on the landscape series, T2 bounds the localisation error by</w:t>
-      </w:r>
-    </w:p>
-    <w:p>
-      <w:pPr>
-        <w:pStyle w:val="BodyText"/>
-      </w:pPr>
-      <w:r>
-        <w:t xml:space="preserve">|τ̂ − τ| = O_P( σ² / (Δ − 2Cε)² ), for Δ &gt; 2Cε,</w:t>
-      </w:r>
-    </w:p>
-    <w:p>
-      <w:pPr>
-        <w:pStyle w:val="BodyText"/>
-      </w:pPr>
-      <w:r>
-        <w:t xml:space="preserve">where Δ is the change in the mean landscape, σ² is T1’s long-run variance and ε is the worst-case diagram perturbation. The threshold Δ &gt; 2Cε is the substantive content: a transition is locatable only once it exceeds twice the measurement-induced perturbation. Block-bootstrap calibration sets the detection threshold at a fixed false-alarm rate; the bound sets the localisation window reported with each detection. T2 is stated on the landscape series; its projected form on FPCA scores also needs the eigengap condition recorded in O1.</w:t>
-      </w:r>
-    </w:p>
-    <w:bookmarkEnd w:id="17"/>
-    <w:bookmarkStart w:id="18" w:name="feasibility-and-risk-management"/>
+      <m:oMath>
+        <m:d>
+          <m:dPr>
+            <m:begChr m:val="|"/>
+            <m:endChr m:val="|"/>
+            <m:ctrlPr>
+              <w:rPr>
+                <w:rFonts w:ascii="Cambria Math" w:hAnsi="Cambria Math"/>
+                <w:sz w:val="21"/>
+                <w:szCs w:val="21"/>
+              </w:rPr>
+            </m:ctrlPr>
+          </m:dPr>
+          <m:e>
+            <m:r>
+              <w:rPr>
+                <w:rFonts w:ascii="Cambria Math" w:hAnsi="Cambria Math"/>
+                <w:sz w:val="21"/>
+                <w:szCs w:val="21"/>
+              </w:rPr>
+              <m:t>τ̂-τ</m:t>
+            </m:r>
+          </m:e>
+        </m:d>
+        <m:r>
+          <w:rPr>
+            <w:rFonts w:ascii="Cambria Math" w:hAnsi="Cambria Math"/>
+            <w:sz w:val="21"/>
+            <w:szCs w:val="21"/>
+          </w:rPr>
+          <m:t>=</m:t>
+        </m:r>
+        <m:sSub>
+          <m:sSubPr>
+            <m:ctrlPr>
+              <w:rPr>
+                <w:rFonts w:ascii="Cambria Math" w:hAnsi="Cambria Math"/>
+                <w:sz w:val="21"/>
+                <w:szCs w:val="21"/>
+              </w:rPr>
+            </m:ctrlPr>
+          </m:sSubPr>
+          <m:e>
+            <m:r>
+              <w:rPr>
+                <w:rFonts w:ascii="Cambria Math" w:hAnsi="Cambria Math"/>
+                <w:sz w:val="21"/>
+                <w:szCs w:val="21"/>
+              </w:rPr>
+              <m:t>O</m:t>
+            </m:r>
+          </m:e>
+          <m:sub>
+            <m:r>
+              <w:rPr>
+                <w:rFonts w:ascii="Cambria Math" w:hAnsi="Cambria Math"/>
+                <w:sz w:val="21"/>
+                <w:szCs w:val="21"/>
+              </w:rPr>
+              <m:t>P</m:t>
+            </m:r>
+          </m:sub>
+        </m:sSub>
+        <m:d>
+          <m:dPr>
+            <m:ctrlPr>
+              <w:rPr>
+                <w:rFonts w:ascii="Cambria Math" w:hAnsi="Cambria Math"/>
+                <w:sz w:val="21"/>
+                <w:szCs w:val="21"/>
+              </w:rPr>
+            </m:ctrlPr>
+          </m:dPr>
+          <m:e>
+            <m:r>
+              <w:rPr>
+                <w:rFonts w:ascii="Cambria Math" w:hAnsi="Cambria Math"/>
+                <w:sz w:val="21"/>
+                <w:szCs w:val="21"/>
+              </w:rPr>
+              <m:t>σ²/</m:t>
+            </m:r>
+            <m:d>
+              <m:dPr>
+                <m:ctrlPr>
+                  <w:rPr>
+                    <w:rFonts w:ascii="Cambria Math" w:hAnsi="Cambria Math"/>
+                    <w:sz w:val="21"/>
+                    <w:szCs w:val="21"/>
+                  </w:rPr>
+                </m:ctrlPr>
+              </m:dPr>
+              <m:e>
+                <m:r>
+                  <w:rPr>
+                    <w:rFonts w:ascii="Cambria Math" w:hAnsi="Cambria Math"/>
+                    <w:sz w:val="21"/>
+                    <w:szCs w:val="21"/>
+                  </w:rPr>
+                  <m:t>Δ-2Cε</m:t>
+                </m:r>
+              </m:e>
+            </m:d>
+            <m:r>
+              <w:rPr>
+                <w:rFonts w:ascii="Cambria Math" w:hAnsi="Cambria Math"/>
+                <w:sz w:val="21"/>
+                <w:szCs w:val="21"/>
+              </w:rPr>
+              <m:t>²</m:t>
+            </m:r>
+          </m:e>
+        </m:d>
+      </m:oMath>
+      <w:r>
+        <w:rPr>
+          <w:rFonts w:ascii="Avenir Book" w:hAnsi="Avenir Book"/>
+          <w:sz w:val="21"/>
+          <w:szCs w:val="21"/>
+        </w:rPr>
+        <w:t>,</w:t>
+      </w:r>
+      <w:r>
+        <w:rPr>
+          <w:rFonts w:ascii="Avenir Book" w:hAnsi="Avenir Book"/>
+          <w:sz w:val="21"/>
+          <w:szCs w:val="21"/>
+        </w:rPr>
+        <w:t xml:space="preserve"> </w:t>
+      </w:r>
+      <w:r>
+        <w:rPr>
+          <w:rFonts w:ascii="Avenir Book" w:hAnsi="Avenir Book"/>
+          <w:sz w:val="21"/>
+          <w:szCs w:val="21"/>
+        </w:rPr>
+        <w:t>for</w:t>
+      </w:r>
+      <w:r>
+        <w:rPr>
+          <w:rFonts w:ascii="Avenir Book" w:hAnsi="Avenir Book"/>
+          <w:sz w:val="21"/>
+          <w:szCs w:val="21"/>
+        </w:rPr>
+        <w:t xml:space="preserve"> </w:t>
+      </w:r>
+      <m:oMath>
+        <m:r>
+          <w:rPr>
+            <w:rFonts w:ascii="Cambria Math" w:hAnsi="Cambria Math"/>
+            <w:sz w:val="21"/>
+            <w:szCs w:val="21"/>
+          </w:rPr>
+          <m:t>Δ&gt;2Cε</m:t>
+        </m:r>
+      </m:oMath>
+      <w:r>
+        <w:rPr>
+          <w:rFonts w:ascii="Avenir Book" w:hAnsi="Avenir Book"/>
+          <w:sz w:val="21"/>
+          <w:szCs w:val="21"/>
+          <w:lang w:val="en-GB"/>
+        </w:rPr>
+        <w:t>,</w:t>
+      </w:r>
+      <w:r>
+        <w:rPr>
+          <w:rFonts w:ascii="Avenir Book" w:hAnsi="Avenir Book"/>
+          <w:sz w:val="21"/>
+          <w:szCs w:val="21"/>
+          <w:lang w:val="en-GB"/>
+        </w:rPr>
+        <w:t xml:space="preserve"> </w:t>
+      </w:r>
+      <w:r>
+        <w:rPr>
+          <w:rFonts w:ascii="Avenir Book" w:hAnsi="Avenir Book"/>
+          <w:sz w:val="21"/>
+          <w:szCs w:val="21"/>
+          <w:lang w:val="en-GB"/>
+        </w:rPr>
+        <w:t xml:space="preserve">where </w:t>
+      </w:r>
+      <m:oMath>
+        <m:r>
+          <w:rPr>
+            <w:rFonts w:ascii="Cambria Math" w:hAnsi="Cambria Math"/>
+            <w:sz w:val="21"/>
+            <w:szCs w:val="21"/>
+          </w:rPr>
+          <m:t>Δ</m:t>
+        </m:r>
+      </m:oMath>
+      <w:r>
+        <w:rPr>
+          <w:rFonts w:ascii="Avenir Book" w:hAnsi="Avenir Book"/>
+          <w:sz w:val="21"/>
+          <w:szCs w:val="21"/>
+          <w:lang w:val="en-GB"/>
+        </w:rPr>
+        <w:t xml:space="preserve"> is the change in the mean landscape, </w:t>
+      </w:r>
+      <m:oMath>
+        <m:r>
+          <w:rPr>
+            <w:rFonts w:ascii="Cambria Math" w:hAnsi="Cambria Math" w:cs="Avenir Heavy"/>
+            <w:sz w:val="21"/>
+            <w:szCs w:val="21"/>
+          </w:rPr>
+          <m:t>σ²</m:t>
+        </m:r>
+      </m:oMath>
+      <w:r>
+        <w:rPr>
+          <w:rFonts w:ascii="Avenir Book" w:hAnsi="Avenir Book"/>
+          <w:sz w:val="21"/>
+          <w:szCs w:val="21"/>
+          <w:lang w:val="en-GB"/>
+        </w:rPr>
+        <w:t xml:space="preserve">is T1’s long-run variance and </w:t>
+      </w:r>
+      <m:oMath>
+        <m:r>
+          <w:rPr>
+            <w:rFonts w:ascii="Cambria Math" w:hAnsi="Cambria Math" w:cs="Avenir Heavy"/>
+            <w:sz w:val="21"/>
+            <w:szCs w:val="21"/>
+          </w:rPr>
+          <m:t>ε</m:t>
+        </m:r>
+      </m:oMath>
+      <w:r>
+        <w:rPr>
+          <w:rFonts w:ascii="Avenir Book" w:hAnsi="Avenir Book"/>
+          <w:sz w:val="21"/>
+          <w:szCs w:val="21"/>
+          <w:lang w:val="en-GB"/>
+        </w:rPr>
+        <w:t xml:space="preserve"> is the worst-case diagram perturbation. The threshold </w:t>
+      </w:r>
+      <m:oMath>
+        <m:r>
+          <w:rPr>
+            <w:rFonts w:ascii="Cambria Math" w:hAnsi="Cambria Math"/>
+            <w:sz w:val="21"/>
+            <w:szCs w:val="21"/>
+          </w:rPr>
+          <m:t>Δ&gt;2Cε</m:t>
+        </m:r>
+      </m:oMath>
+      <w:r>
+        <w:rPr>
+          <w:rFonts w:ascii="Avenir Book" w:hAnsi="Avenir Book"/>
+          <w:sz w:val="21"/>
+          <w:szCs w:val="21"/>
+          <w:lang w:val="en-GB"/>
+        </w:rPr>
+        <w:t xml:space="preserve"> is the substantive content: a transition is locatable only once it exceeds twice the measurement-induced perturbation. Block-bootstrap calibration sets the detection threshold at a fixed false-alarm rate; the bound sets the localisation window reported with each detection. T2 is stated on the landscape series; its projected form on FPCA scores also needs the eigengap condition recorded in O1.</w:t>
+      </w:r>
+    </w:p>
     <w:p>
       <w:pPr>
         <w:pStyle w:val="Heading3"/>
-      </w:pPr>
-      <w:r>
-        <w:t xml:space="preserve">6. Feasibility and Risk Management</w:t>
+        <w:jc w:val="both"/>
+        <w:rPr>
+          <w:rFonts w:ascii="Avenir Book" w:hAnsi="Avenir Book"/>
+          <w:sz w:val="22"/>
+          <w:szCs w:val="22"/>
+          <w:lang w:val="en-GB"/>
+        </w:rPr>
+      </w:pPr>
+      <w:bookmarkStart w:id="8" w:name="feasibility-and-risk-management"/>
+      <w:bookmarkEnd w:id="7"/>
+      <w:r>
+        <w:rPr>
+          <w:rFonts w:ascii="Avenir Book" w:hAnsi="Avenir Book"/>
+          <w:sz w:val="22"/>
+          <w:szCs w:val="22"/>
+          <w:lang w:val="en-GB"/>
+        </w:rPr>
+        <w:t>6. Feasibility and Risk Management</w:t>
       </w:r>
     </w:p>
     <w:p>
       <w:pPr>
         <w:pStyle w:val="FirstParagraph"/>
-      </w:pPr>
-      <w:r>
-        <w:t xml:space="preserve">The project is feasible in twelve months: the method is pilot-validated (§2), data access is secured through the SCAFC agreement, and the computational budget is modest (§7). Three risks remain.</w:t>
+        <w:jc w:val="both"/>
+        <w:rPr>
+          <w:rFonts w:ascii="Avenir Book" w:hAnsi="Avenir Book"/>
+          <w:sz w:val="21"/>
+          <w:szCs w:val="21"/>
+          <w:lang w:val="en-GB"/>
+        </w:rPr>
+      </w:pPr>
+      <w:r>
+        <w:rPr>
+          <w:rFonts w:ascii="Avenir Book" w:hAnsi="Avenir Book"/>
+          <w:sz w:val="21"/>
+          <w:szCs w:val="21"/>
+          <w:lang w:val="en-GB"/>
+        </w:rPr>
+        <w:t xml:space="preserve">The award is feasible in twelve months (RA Months 5–10; Months 11–12 PL-owned). The method is </w:t>
+      </w:r>
+      <w:proofErr w:type="gramStart"/>
+      <w:r>
+        <w:rPr>
+          <w:rFonts w:ascii="Avenir Book" w:hAnsi="Avenir Book"/>
+          <w:sz w:val="21"/>
+          <w:szCs w:val="21"/>
+          <w:lang w:val="en-GB"/>
+        </w:rPr>
+        <w:t>pilot-validated</w:t>
+      </w:r>
+      <w:proofErr w:type="gramEnd"/>
+      <w:r>
+        <w:rPr>
+          <w:rFonts w:ascii="Avenir Book" w:hAnsi="Avenir Book"/>
+          <w:sz w:val="21"/>
+          <w:szCs w:val="21"/>
+          <w:lang w:val="en-GB"/>
+        </w:rPr>
+        <w:t xml:space="preserve"> (§2), data access is secured through the SCAFC agreement, and the computational budget is modest (§7). Three risks remain.</w:t>
       </w:r>
     </w:p>
     <w:p>
@@ -603,18 +1653,35 @@
         <w:pStyle w:val="Compact"/>
         <w:numPr>
           <w:ilvl w:val="0"/>
-          <w:numId w:val="1002"/>
+          <w:numId w:val="3"/>
         </w:numPr>
-      </w:pPr>
-      <w:r>
-        <w:rPr>
+        <w:jc w:val="both"/>
+        <w:rPr>
+          <w:rFonts w:ascii="Avenir Book" w:hAnsi="Avenir Book"/>
+          <w:sz w:val="21"/>
+          <w:szCs w:val="21"/>
+          <w:lang w:val="en-GB"/>
+        </w:rPr>
+      </w:pPr>
+      <w:r>
+        <w:rPr>
+          <w:rFonts w:ascii="Avenir Book" w:hAnsi="Avenir Book"/>
           <w:b/>
           <w:bCs/>
-        </w:rPr>
-        <w:t xml:space="preserve">(R1) Scale transferability</w:t>
-      </w:r>
-      <w:r>
-        <w:t xml:space="preserve">: medium likelihood, high impact. Without transferable interaction lengths averaging is not meaningful; the Month-2 cutoff gate mitigates this.</w:t>
+          <w:sz w:val="21"/>
+          <w:szCs w:val="21"/>
+          <w:lang w:val="en-GB"/>
+        </w:rPr>
+        <w:t>(R1) Scale transferability</w:t>
+      </w:r>
+      <w:r>
+        <w:rPr>
+          <w:rFonts w:ascii="Avenir Book" w:hAnsi="Avenir Book"/>
+          <w:sz w:val="21"/>
+          <w:szCs w:val="21"/>
+          <w:lang w:val="en-GB"/>
+        </w:rPr>
+        <w:t>: medium likelihood, high impact. Without transferable interaction lengths averaging is not meaningful; the Month-2 cutoff gate mitigates this.</w:t>
       </w:r>
     </w:p>
     <w:p>
@@ -622,18 +1689,53 @@
         <w:pStyle w:val="Compact"/>
         <w:numPr>
           <w:ilvl w:val="0"/>
-          <w:numId w:val="1002"/>
+          <w:numId w:val="3"/>
         </w:numPr>
-      </w:pPr>
-      <w:r>
-        <w:rPr>
+        <w:jc w:val="both"/>
+        <w:rPr>
+          <w:rFonts w:ascii="Avenir Book" w:hAnsi="Avenir Book"/>
+          <w:sz w:val="21"/>
+          <w:szCs w:val="21"/>
+          <w:lang w:val="en-GB"/>
+        </w:rPr>
+      </w:pPr>
+      <w:r>
+        <w:rPr>
+          <w:rFonts w:ascii="Avenir Book" w:hAnsi="Avenir Book"/>
           <w:b/>
           <w:bCs/>
-        </w:rPr>
-        <w:t xml:space="preserve">(R2) Label uncertainty</w:t>
-      </w:r>
-      <w:r>
-        <w:t xml:space="preserve">: medium likelihood, low impact. Dual-source verification, Cohen’s κ and Open Science Framework (OSF) pre-registered exclusions mitigate this. Labels affect the interpretation of O1, not the theorems.</w:t>
+          <w:sz w:val="21"/>
+          <w:szCs w:val="21"/>
+          <w:lang w:val="en-GB"/>
+        </w:rPr>
+        <w:t>(R2) Label uncertainty</w:t>
+      </w:r>
+      <w:r>
+        <w:rPr>
+          <w:rFonts w:ascii="Avenir Book" w:hAnsi="Avenir Book"/>
+          <w:sz w:val="21"/>
+          <w:szCs w:val="21"/>
+          <w:lang w:val="en-GB"/>
+        </w:rPr>
+        <w:t xml:space="preserve">: medium likelihood, low impact. Dual-source verification, Cohen’s </w:t>
+      </w:r>
+      <w:r>
+        <w:rPr>
+          <w:rFonts w:ascii="Avenir Heavy" w:hAnsi="Avenir Heavy" w:cs="Avenir Heavy"/>
+          <w:sz w:val="21"/>
+          <w:szCs w:val="21"/>
+          <w:lang w:val="en-GB"/>
+        </w:rPr>
+        <w:t>κ</w:t>
+      </w:r>
+      <w:r>
+        <w:rPr>
+          <w:rFonts w:ascii="Avenir Book" w:hAnsi="Avenir Book"/>
+          <w:sz w:val="21"/>
+          <w:szCs w:val="21"/>
+          <w:lang w:val="en-GB"/>
+        </w:rPr>
+        <w:t xml:space="preserve"> and Open Science Framework (OSF) pre-registered exclusions mitigate this. Labels affect the interpretation of O1, not the theorems.</w:t>
       </w:r>
     </w:p>
     <w:p>
@@ -641,103 +1743,272 @@
         <w:pStyle w:val="Compact"/>
         <w:numPr>
           <w:ilvl w:val="0"/>
-          <w:numId w:val="1002"/>
+          <w:numId w:val="3"/>
         </w:numPr>
-      </w:pPr>
-      <w:r>
-        <w:rPr>
+        <w:jc w:val="both"/>
+        <w:rPr>
+          <w:rFonts w:ascii="Avenir Book" w:hAnsi="Avenir Book"/>
+          <w:sz w:val="21"/>
+          <w:szCs w:val="21"/>
+          <w:lang w:val="en-GB"/>
+        </w:rPr>
+      </w:pPr>
+      <w:r>
+        <w:rPr>
+          <w:rFonts w:ascii="Avenir Book" w:hAnsi="Avenir Book"/>
           <w:b/>
           <w:bCs/>
-        </w:rPr>
-        <w:t xml:space="preserve">(R3) Landscape theory</w:t>
-      </w:r>
-      <w:r>
-        <w:t xml:space="preserve">: low likelihood, medium impact. If the landscape argument proves intractable, O2 falls back to the diagram-valued Wasserstein comparison already demonstrated in the pilot. The T1 limit law is then not claimed.</w:t>
-      </w:r>
-    </w:p>
-    <w:bookmarkEnd w:id="18"/>
-    <w:bookmarkStart w:id="19" w:name="outcomes-team-and-resources"/>
+          <w:sz w:val="21"/>
+          <w:szCs w:val="21"/>
+          <w:lang w:val="en-GB"/>
+        </w:rPr>
+        <w:t>(R3) Landscape theory</w:t>
+      </w:r>
+      <w:r>
+        <w:rPr>
+          <w:rFonts w:ascii="Avenir Book" w:hAnsi="Avenir Book"/>
+          <w:sz w:val="21"/>
+          <w:szCs w:val="21"/>
+          <w:lang w:val="en-GB"/>
+        </w:rPr>
+        <w:t>: low likelihood, medium impact. If the landscape argument proves intractable, O2 falls back to the diagram-valued Wasserstein comparison already demonstrated in the pilot. The T1 limit law is then not claimed.</w:t>
+      </w:r>
+    </w:p>
     <w:p>
       <w:pPr>
         <w:pStyle w:val="Heading3"/>
-      </w:pPr>
-      <w:r>
-        <w:t xml:space="preserve">7. Outcomes, Team and Resources</w:t>
+        <w:jc w:val="both"/>
+        <w:rPr>
+          <w:rFonts w:ascii="Avenir Book" w:hAnsi="Avenir Book"/>
+          <w:sz w:val="22"/>
+          <w:szCs w:val="22"/>
+          <w:lang w:val="en-GB"/>
+        </w:rPr>
+      </w:pPr>
+      <w:bookmarkStart w:id="9" w:name="outcomes-team-and-resources"/>
+      <w:bookmarkEnd w:id="8"/>
+      <w:r>
+        <w:rPr>
+          <w:rFonts w:ascii="Avenir Book" w:hAnsi="Avenir Book"/>
+          <w:sz w:val="22"/>
+          <w:szCs w:val="22"/>
+          <w:lang w:val="en-GB"/>
+        </w:rPr>
+        <w:t>7. Outcomes, Team and Resources</w:t>
       </w:r>
     </w:p>
     <w:p>
       <w:pPr>
         <w:pStyle w:val="FirstParagraph"/>
-      </w:pPr>
-      <w:r>
-        <w:rPr>
+        <w:jc w:val="both"/>
+        <w:rPr>
+          <w:rFonts w:ascii="Avenir Book" w:hAnsi="Avenir Book"/>
+          <w:sz w:val="21"/>
+          <w:szCs w:val="21"/>
+          <w:lang w:val="en-GB"/>
+        </w:rPr>
+      </w:pPr>
+      <w:r>
+        <w:rPr>
+          <w:rFonts w:ascii="Avenir Book" w:hAnsi="Avenir Book"/>
           <w:b/>
           <w:bCs/>
-        </w:rPr>
-        <w:t xml:space="preserve">Publications and software.</w:t>
-      </w:r>
-      <w:r>
-        <w:t xml:space="preserve"> </w:t>
-      </w:r>
-      <w:r>
-        <w:t xml:space="preserve">The methodology paper [23] is submitted. The dated deliverables in Figure 1 are a season-results paper, a football-analytics paper [29], a Zenodo library DOI and SCAFC practitioner outputs. The analysis plan is pre-registered on OSF at Month 2. These form the Month-12 evidence pack for the Standard Grant (§3).</w:t>
+          <w:sz w:val="21"/>
+          <w:szCs w:val="21"/>
+          <w:lang w:val="en-GB"/>
+        </w:rPr>
+        <w:t>Publications and software.</w:t>
+      </w:r>
+      <w:r>
+        <w:rPr>
+          <w:rFonts w:ascii="Avenir Book" w:hAnsi="Avenir Book"/>
+          <w:sz w:val="21"/>
+          <w:szCs w:val="21"/>
+          <w:lang w:val="en-GB"/>
+        </w:rPr>
+        <w:t xml:space="preserve"> The methodology paper [23] is submitted. The dated deliverables in Figure 1 are a season-results paper, a football-analytics paper [29], a </w:t>
+      </w:r>
+      <w:proofErr w:type="spellStart"/>
+      <w:r>
+        <w:rPr>
+          <w:rFonts w:ascii="Avenir Book" w:hAnsi="Avenir Book"/>
+          <w:sz w:val="21"/>
+          <w:szCs w:val="21"/>
+          <w:lang w:val="en-GB"/>
+        </w:rPr>
+        <w:t>Zenodo</w:t>
+      </w:r>
+      <w:proofErr w:type="spellEnd"/>
+      <w:r>
+        <w:rPr>
+          <w:rFonts w:ascii="Avenir Book" w:hAnsi="Avenir Book"/>
+          <w:sz w:val="21"/>
+          <w:szCs w:val="21"/>
+          <w:lang w:val="en-GB"/>
+        </w:rPr>
+        <w:t xml:space="preserve"> library DOI and SCAFC practitioner outputs. The analysis plan is pre-registered on OSF at Month 2. These form the Month-12 evidence pack for the Standard Grant (§3).</w:t>
       </w:r>
     </w:p>
     <w:p>
       <w:pPr>
         <w:pStyle w:val="BodyText"/>
-      </w:pPr>
-      <w:r>
-        <w:rPr>
+        <w:jc w:val="both"/>
+        <w:rPr>
+          <w:rFonts w:ascii="Avenir Book" w:hAnsi="Avenir Book"/>
+          <w:sz w:val="21"/>
+          <w:szCs w:val="21"/>
+          <w:lang w:val="en-GB"/>
+        </w:rPr>
+      </w:pPr>
+      <w:r>
+        <w:rPr>
+          <w:rFonts w:ascii="Avenir Book" w:hAnsi="Avenir Book"/>
           <w:b/>
           <w:bCs/>
-        </w:rPr>
-        <w:t xml:space="preserve">Team.</w:t>
-      </w:r>
-      <w:r>
-        <w:t xml:space="preserve"> </w:t>
-      </w:r>
-      <w:r>
-        <w:t xml:space="preserve">The project is based at Swansea University’s Zienkiewicz Institute for Modelling, Data and AI. It brings together statistical topology for competitive systems (PI, Biomedical Engineering), applied algebraic geometry and topological methods (Co-I Villamizar, Mathematics) and SCAFC as industry co-development partner. This new cross-school and industry collaboration fits the scheme’s remit.</w:t>
-      </w:r>
-      <w:r>
-        <w:t xml:space="preserve"> </w:t>
-      </w:r>
-      <w:r>
-        <w:rPr>
+          <w:sz w:val="21"/>
+          <w:szCs w:val="21"/>
+          <w:lang w:val="en-GB"/>
+        </w:rPr>
+        <w:t>Team.</w:t>
+      </w:r>
+      <w:r>
+        <w:rPr>
+          <w:rFonts w:ascii="Avenir Book" w:hAnsi="Avenir Book"/>
+          <w:sz w:val="21"/>
+          <w:szCs w:val="21"/>
+          <w:lang w:val="en-GB"/>
+        </w:rPr>
+        <w:t xml:space="preserve"> The team brings together statistical topology for competitive systems (PL, Biomedical Engineering), applied algebraic geometry and topological methods (</w:t>
+      </w:r>
+      <w:proofErr w:type="spellStart"/>
+      <w:r>
+        <w:rPr>
+          <w:rFonts w:ascii="Avenir Book" w:hAnsi="Avenir Book"/>
+          <w:sz w:val="21"/>
+          <w:szCs w:val="21"/>
+          <w:lang w:val="en-GB"/>
+        </w:rPr>
+        <w:t>PcL</w:t>
+      </w:r>
+      <w:proofErr w:type="spellEnd"/>
+      <w:r>
+        <w:rPr>
+          <w:rFonts w:ascii="Avenir Book" w:hAnsi="Avenir Book"/>
+          <w:sz w:val="21"/>
+          <w:szCs w:val="21"/>
+          <w:lang w:val="en-GB"/>
+        </w:rPr>
+        <w:t xml:space="preserve"> Villamizar, Mathematics) and SCAFC as </w:t>
+      </w:r>
+      <w:r>
+        <w:rPr>
+          <w:rFonts w:ascii="Avenir Book" w:hAnsi="Avenir Book"/>
+          <w:sz w:val="21"/>
+          <w:szCs w:val="21"/>
+          <w:lang w:val="en-GB"/>
+        </w:rPr>
+        <w:t xml:space="preserve">an </w:t>
+      </w:r>
+      <w:r>
+        <w:rPr>
+          <w:rFonts w:ascii="Avenir Book" w:hAnsi="Avenir Book"/>
+          <w:sz w:val="21"/>
+          <w:szCs w:val="21"/>
+          <w:lang w:val="en-GB"/>
+        </w:rPr>
+        <w:t xml:space="preserve">industry co-development partner. This cross-school and industry collaboration fits the scheme’s remit. </w:t>
+      </w:r>
+      <w:r>
+        <w:rPr>
+          <w:rFonts w:ascii="Avenir Book" w:hAnsi="Avenir Book"/>
           <w:b/>
           <w:bCs/>
-        </w:rPr>
-        <w:t xml:space="preserve">Resources.</w:t>
-      </w:r>
-      <w:r>
-        <w:t xml:space="preserve"> </w:t>
-      </w:r>
-      <w:r>
-        <w:t xml:space="preserve">Full-season processing uses the PI’s Supercomputing Wales allocation: approximately 1,600 of 5,000 available CPU-hours.</w:t>
-      </w:r>
-    </w:p>
-    <w:bookmarkEnd w:id="19"/>
-    <w:bookmarkEnd w:id="20"/>
-    <w:bookmarkStart w:id="21" w:name="references"/>
+          <w:sz w:val="21"/>
+          <w:szCs w:val="21"/>
+          <w:lang w:val="en-GB"/>
+        </w:rPr>
+        <w:t>Resources.</w:t>
+      </w:r>
+      <w:r>
+        <w:rPr>
+          <w:rFonts w:ascii="Avenir Book" w:hAnsi="Avenir Book"/>
+          <w:sz w:val="21"/>
+          <w:szCs w:val="21"/>
+          <w:lang w:val="en-GB"/>
+        </w:rPr>
+        <w:t xml:space="preserve"> Full-season processing uses the PL’s Supercomputing Wales allocation: approximately 1,600 of 5,000 available CPU-hours.</w:t>
+      </w:r>
+    </w:p>
     <w:p>
       <w:pPr>
         <w:pStyle w:val="Heading2"/>
-      </w:pPr>
-      <w:r>
-        <w:t xml:space="preserve">References</w:t>
+        <w:jc w:val="both"/>
+        <w:rPr>
+          <w:rFonts w:ascii="Avenir Book" w:hAnsi="Avenir Book"/>
+          <w:sz w:val="24"/>
+          <w:szCs w:val="24"/>
+          <w:lang w:val="en-GB"/>
+        </w:rPr>
+      </w:pPr>
+      <w:bookmarkStart w:id="10" w:name="references"/>
+      <w:bookmarkEnd w:id="5"/>
+      <w:bookmarkEnd w:id="9"/>
+      <w:r>
+        <w:rPr>
+          <w:rFonts w:ascii="Avenir Book" w:hAnsi="Avenir Book"/>
+          <w:sz w:val="24"/>
+          <w:szCs w:val="24"/>
+          <w:lang w:val="en-GB"/>
+        </w:rPr>
+        <w:lastRenderedPageBreak/>
+        <w:t>References</w:t>
       </w:r>
     </w:p>
     <w:p>
       <w:pPr>
         <w:pStyle w:val="FirstParagraph"/>
-      </w:pPr>
-      <w:r>
-        <w:rPr>
+        <w:jc w:val="both"/>
+        <w:rPr>
+          <w:rFonts w:ascii="Avenir Book" w:hAnsi="Avenir Book"/>
+          <w:sz w:val="21"/>
+          <w:szCs w:val="21"/>
+          <w:lang w:val="en-GB"/>
+        </w:rPr>
+      </w:pPr>
+      <w:r>
+        <w:rPr>
+          <w:rFonts w:ascii="Avenir Book" w:hAnsi="Avenir Book"/>
           <w:i/>
           <w:iCs/>
-        </w:rPr>
-        <w:t xml:space="preserve">Numbered in order of first appearance (unsrtnat convention). All 29 entries are cited.</w:t>
+          <w:sz w:val="21"/>
+          <w:szCs w:val="21"/>
+          <w:lang w:val="en-GB"/>
+        </w:rPr>
+        <w:t>Numbered in order of first appearance (</w:t>
+      </w:r>
+      <w:proofErr w:type="spellStart"/>
+      <w:r>
+        <w:rPr>
+          <w:rFonts w:ascii="Avenir Book" w:hAnsi="Avenir Book"/>
+          <w:i/>
+          <w:iCs/>
+          <w:sz w:val="21"/>
+          <w:szCs w:val="21"/>
+          <w:lang w:val="en-GB"/>
+        </w:rPr>
+        <w:t>unsrtnat</w:t>
+      </w:r>
+      <w:proofErr w:type="spellEnd"/>
+      <w:r>
+        <w:rPr>
+          <w:rFonts w:ascii="Avenir Book" w:hAnsi="Avenir Book"/>
+          <w:i/>
+          <w:iCs/>
+          <w:sz w:val="21"/>
+          <w:szCs w:val="21"/>
+          <w:lang w:val="en-GB"/>
+        </w:rPr>
+        <w:t xml:space="preserve"> convention). All 29 entries are cited.</w:t>
       </w:r>
     </w:p>
     <w:p>
@@ -745,24 +2016,44 @@
         <w:pStyle w:val="Compact"/>
         <w:numPr>
           <w:ilvl w:val="0"/>
-          <w:numId w:val="1003"/>
+          <w:numId w:val="4"/>
         </w:numPr>
-      </w:pPr>
-      <w:r>
-        <w:t xml:space="preserve">Carlsson, G. (2009). Topology and data.</w:t>
-      </w:r>
-      <w:r>
-        <w:t xml:space="preserve"> </w:t>
-      </w:r>
-      <w:r>
-        <w:rPr>
+        <w:jc w:val="both"/>
+        <w:rPr>
+          <w:rFonts w:ascii="Avenir Book" w:hAnsi="Avenir Book"/>
+          <w:sz w:val="21"/>
+          <w:szCs w:val="21"/>
+          <w:lang w:val="en-GB"/>
+        </w:rPr>
+      </w:pPr>
+      <w:r>
+        <w:rPr>
+          <w:rFonts w:ascii="Avenir Book" w:hAnsi="Avenir Book"/>
+          <w:sz w:val="21"/>
+          <w:szCs w:val="21"/>
+          <w:lang w:val="en-GB"/>
+        </w:rPr>
+        <w:t xml:space="preserve">Carlsson, G. (2009). Topology and data. </w:t>
+      </w:r>
+      <w:r>
+        <w:rPr>
+          <w:rFonts w:ascii="Avenir Book" w:hAnsi="Avenir Book"/>
           <w:i/>
           <w:iCs/>
-        </w:rPr>
-        <w:t xml:space="preserve">Bulletin of the American Mathematical Society</w:t>
-      </w:r>
-      <w:r>
-        <w:t xml:space="preserve">, 46(2), 255–308.</w:t>
+          <w:sz w:val="21"/>
+          <w:szCs w:val="21"/>
+          <w:lang w:val="en-GB"/>
+        </w:rPr>
+        <w:t>Bulletin of the American Mathematical Society</w:t>
+      </w:r>
+      <w:r>
+        <w:rPr>
+          <w:rFonts w:ascii="Avenir Book" w:hAnsi="Avenir Book"/>
+          <w:sz w:val="21"/>
+          <w:szCs w:val="21"/>
+          <w:lang w:val="en-GB"/>
+        </w:rPr>
+        <w:t>, 46(2), 255–308.</w:t>
       </w:r>
     </w:p>
     <w:p>
@@ -770,24 +2061,55 @@
         <w:pStyle w:val="Compact"/>
         <w:numPr>
           <w:ilvl w:val="0"/>
-          <w:numId w:val="1003"/>
+          <w:numId w:val="4"/>
         </w:numPr>
-      </w:pPr>
-      <w:r>
-        <w:t xml:space="preserve">Zomorodian, A. &amp; Carlsson, G. (2005). Computing persistent homology.</w:t>
-      </w:r>
-      <w:r>
-        <w:t xml:space="preserve"> </w:t>
-      </w:r>
-      <w:r>
-        <w:rPr>
+        <w:jc w:val="both"/>
+        <w:rPr>
+          <w:rFonts w:ascii="Avenir Book" w:hAnsi="Avenir Book"/>
+          <w:sz w:val="21"/>
+          <w:szCs w:val="21"/>
+          <w:lang w:val="en-GB"/>
+        </w:rPr>
+      </w:pPr>
+      <w:proofErr w:type="spellStart"/>
+      <w:r>
+        <w:rPr>
+          <w:rFonts w:ascii="Avenir Book" w:hAnsi="Avenir Book"/>
+          <w:sz w:val="21"/>
+          <w:szCs w:val="21"/>
+          <w:lang w:val="en-GB"/>
+        </w:rPr>
+        <w:t>Zomorodian</w:t>
+      </w:r>
+      <w:proofErr w:type="spellEnd"/>
+      <w:r>
+        <w:rPr>
+          <w:rFonts w:ascii="Avenir Book" w:hAnsi="Avenir Book"/>
+          <w:sz w:val="21"/>
+          <w:szCs w:val="21"/>
+          <w:lang w:val="en-GB"/>
+        </w:rPr>
+        <w:t xml:space="preserve">, A. &amp; Carlsson, G. (2005). Computing persistent homology. </w:t>
+      </w:r>
+      <w:r>
+        <w:rPr>
+          <w:rFonts w:ascii="Avenir Book" w:hAnsi="Avenir Book"/>
           <w:i/>
           <w:iCs/>
-        </w:rPr>
-        <w:t xml:space="preserve">Discrete &amp; Computational Geometry</w:t>
-      </w:r>
-      <w:r>
-        <w:t xml:space="preserve">, 33(2), 249–274.</w:t>
+          <w:sz w:val="21"/>
+          <w:szCs w:val="21"/>
+          <w:lang w:val="en-GB"/>
+        </w:rPr>
+        <w:t>Discrete &amp; Computational Geometry</w:t>
+      </w:r>
+      <w:r>
+        <w:rPr>
+          <w:rFonts w:ascii="Avenir Book" w:hAnsi="Avenir Book"/>
+          <w:sz w:val="21"/>
+          <w:szCs w:val="21"/>
+          <w:lang w:val="en-GB"/>
+        </w:rPr>
+        <w:t>, 33(2), 249–274.</w:t>
       </w:r>
     </w:p>
     <w:p>
@@ -795,24 +2117,55 @@
         <w:pStyle w:val="Compact"/>
         <w:numPr>
           <w:ilvl w:val="0"/>
-          <w:numId w:val="1003"/>
+          <w:numId w:val="4"/>
         </w:numPr>
-      </w:pPr>
-      <w:r>
-        <w:t xml:space="preserve">Edelsbrunner, H. &amp; Harer, J. (2010).</w:t>
-      </w:r>
-      <w:r>
-        <w:t xml:space="preserve"> </w:t>
-      </w:r>
-      <w:r>
-        <w:rPr>
+        <w:jc w:val="both"/>
+        <w:rPr>
+          <w:rFonts w:ascii="Avenir Book" w:hAnsi="Avenir Book"/>
+          <w:sz w:val="21"/>
+          <w:szCs w:val="21"/>
+          <w:lang w:val="en-GB"/>
+        </w:rPr>
+      </w:pPr>
+      <w:proofErr w:type="spellStart"/>
+      <w:r>
+        <w:rPr>
+          <w:rFonts w:ascii="Avenir Book" w:hAnsi="Avenir Book"/>
+          <w:sz w:val="21"/>
+          <w:szCs w:val="21"/>
+          <w:lang w:val="en-GB"/>
+        </w:rPr>
+        <w:t>Edelsbrunner</w:t>
+      </w:r>
+      <w:proofErr w:type="spellEnd"/>
+      <w:r>
+        <w:rPr>
+          <w:rFonts w:ascii="Avenir Book" w:hAnsi="Avenir Book"/>
+          <w:sz w:val="21"/>
+          <w:szCs w:val="21"/>
+          <w:lang w:val="en-GB"/>
+        </w:rPr>
+        <w:t xml:space="preserve">, H. &amp; Harer, J. (2010). </w:t>
+      </w:r>
+      <w:r>
+        <w:rPr>
+          <w:rFonts w:ascii="Avenir Book" w:hAnsi="Avenir Book"/>
           <w:i/>
           <w:iCs/>
-        </w:rPr>
-        <w:t xml:space="preserve">Computational Topology: An Introduction</w:t>
-      </w:r>
-      <w:r>
-        <w:t xml:space="preserve">. American Mathematical Society.</w:t>
+          <w:sz w:val="21"/>
+          <w:szCs w:val="21"/>
+          <w:lang w:val="en-GB"/>
+        </w:rPr>
+        <w:t>Computational Topology: An Introduction</w:t>
+      </w:r>
+      <w:r>
+        <w:rPr>
+          <w:rFonts w:ascii="Avenir Book" w:hAnsi="Avenir Book"/>
+          <w:sz w:val="21"/>
+          <w:szCs w:val="21"/>
+          <w:lang w:val="en-GB"/>
+        </w:rPr>
+        <w:t>. American Mathematical Society.</w:t>
       </w:r>
     </w:p>
     <w:p>
@@ -820,27 +2173,55 @@
         <w:pStyle w:val="Compact"/>
         <w:numPr>
           <w:ilvl w:val="0"/>
-          <w:numId w:val="1003"/>
+          <w:numId w:val="4"/>
         </w:numPr>
-      </w:pPr>
-      <w:r>
-        <w:t xml:space="preserve">Botnan, M. B. &amp; Lesnick, M. (2022). An introduction to multiparameter persistence. In</w:t>
-      </w:r>
-      <w:r>
-        <w:t xml:space="preserve"> </w:t>
-      </w:r>
-      <w:r>
-        <w:rPr>
+        <w:jc w:val="both"/>
+        <w:rPr>
+          <w:rFonts w:ascii="Avenir Book" w:hAnsi="Avenir Book"/>
+          <w:sz w:val="21"/>
+          <w:szCs w:val="21"/>
+          <w:lang w:val="en-GB"/>
+        </w:rPr>
+      </w:pPr>
+      <w:proofErr w:type="spellStart"/>
+      <w:r>
+        <w:rPr>
+          <w:rFonts w:ascii="Avenir Book" w:hAnsi="Avenir Book"/>
+          <w:sz w:val="21"/>
+          <w:szCs w:val="21"/>
+          <w:lang w:val="en-GB"/>
+        </w:rPr>
+        <w:t>Botnan</w:t>
+      </w:r>
+      <w:proofErr w:type="spellEnd"/>
+      <w:r>
+        <w:rPr>
+          <w:rFonts w:ascii="Avenir Book" w:hAnsi="Avenir Book"/>
+          <w:sz w:val="21"/>
+          <w:szCs w:val="21"/>
+          <w:lang w:val="en-GB"/>
+        </w:rPr>
+        <w:t xml:space="preserve">, M. B. &amp; Lesnick, M. (2022). An introduction to multiparameter persistence. In </w:t>
+      </w:r>
+      <w:r>
+        <w:rPr>
+          <w:rFonts w:ascii="Avenir Book" w:hAnsi="Avenir Book"/>
           <w:i/>
           <w:iCs/>
-        </w:rPr>
-        <w:t xml:space="preserve">Representations of Algebras and Related Structures</w:t>
-      </w:r>
-      <w:r>
-        <w:t xml:space="preserve"> </w:t>
-      </w:r>
-      <w:r>
-        <w:t xml:space="preserve">(pp. 77–150). EMS Press.</w:t>
+          <w:sz w:val="21"/>
+          <w:szCs w:val="21"/>
+          <w:lang w:val="en-GB"/>
+        </w:rPr>
+        <w:t>Representations of Algebras and Related Structures</w:t>
+      </w:r>
+      <w:r>
+        <w:rPr>
+          <w:rFonts w:ascii="Avenir Book" w:hAnsi="Avenir Book"/>
+          <w:sz w:val="21"/>
+          <w:szCs w:val="21"/>
+          <w:lang w:val="en-GB"/>
+        </w:rPr>
+        <w:t xml:space="preserve"> (pp. 77–150). EMS Press.</w:t>
       </w:r>
     </w:p>
     <w:p>
@@ -848,24 +2229,44 @@
         <w:pStyle w:val="Compact"/>
         <w:numPr>
           <w:ilvl w:val="0"/>
-          <w:numId w:val="1003"/>
+          <w:numId w:val="4"/>
         </w:numPr>
-      </w:pPr>
-      <w:r>
-        <w:t xml:space="preserve">Lesnick, M. (2015). The theory of the interleaving distance on multidimensional persistence modules.</w:t>
-      </w:r>
-      <w:r>
-        <w:t xml:space="preserve"> </w:t>
-      </w:r>
-      <w:r>
-        <w:rPr>
+        <w:jc w:val="both"/>
+        <w:rPr>
+          <w:rFonts w:ascii="Avenir Book" w:hAnsi="Avenir Book"/>
+          <w:sz w:val="21"/>
+          <w:szCs w:val="21"/>
+          <w:lang w:val="en-GB"/>
+        </w:rPr>
+      </w:pPr>
+      <w:r>
+        <w:rPr>
+          <w:rFonts w:ascii="Avenir Book" w:hAnsi="Avenir Book"/>
+          <w:sz w:val="21"/>
+          <w:szCs w:val="21"/>
+          <w:lang w:val="en-GB"/>
+        </w:rPr>
+        <w:t xml:space="preserve">Lesnick, M. (2015). The theory of the interleaving distance on multidimensional persistence modules. </w:t>
+      </w:r>
+      <w:r>
+        <w:rPr>
+          <w:rFonts w:ascii="Avenir Book" w:hAnsi="Avenir Book"/>
           <w:i/>
           <w:iCs/>
-        </w:rPr>
-        <w:t xml:space="preserve">Foundations of Computational Mathematics</w:t>
-      </w:r>
-      <w:r>
-        <w:t xml:space="preserve">, 15(3), 613–650.</w:t>
+          <w:sz w:val="21"/>
+          <w:szCs w:val="21"/>
+          <w:lang w:val="en-GB"/>
+        </w:rPr>
+        <w:t>Foundations of Computational Mathematics</w:t>
+      </w:r>
+      <w:r>
+        <w:rPr>
+          <w:rFonts w:ascii="Avenir Book" w:hAnsi="Avenir Book"/>
+          <w:sz w:val="21"/>
+          <w:szCs w:val="21"/>
+          <w:lang w:val="en-GB"/>
+        </w:rPr>
+        <w:t>, 15(3), 613–650.</w:t>
       </w:r>
     </w:p>
     <w:p>
@@ -873,24 +2274,44 @@
         <w:pStyle w:val="Compact"/>
         <w:numPr>
           <w:ilvl w:val="0"/>
-          <w:numId w:val="1003"/>
+          <w:numId w:val="4"/>
         </w:numPr>
-      </w:pPr>
-      <w:r>
-        <w:t xml:space="preserve">Schenck, H. (2022).</w:t>
-      </w:r>
-      <w:r>
-        <w:t xml:space="preserve"> </w:t>
-      </w:r>
-      <w:r>
-        <w:rPr>
+        <w:jc w:val="both"/>
+        <w:rPr>
+          <w:rFonts w:ascii="Avenir Book" w:hAnsi="Avenir Book"/>
+          <w:sz w:val="21"/>
+          <w:szCs w:val="21"/>
+          <w:lang w:val="en-GB"/>
+        </w:rPr>
+      </w:pPr>
+      <w:r>
+        <w:rPr>
+          <w:rFonts w:ascii="Avenir Book" w:hAnsi="Avenir Book"/>
+          <w:sz w:val="21"/>
+          <w:szCs w:val="21"/>
+          <w:lang w:val="en-GB"/>
+        </w:rPr>
+        <w:t xml:space="preserve">Schenck, H. (2022). </w:t>
+      </w:r>
+      <w:r>
+        <w:rPr>
+          <w:rFonts w:ascii="Avenir Book" w:hAnsi="Avenir Book"/>
           <w:i/>
           <w:iCs/>
-        </w:rPr>
-        <w:t xml:space="preserve">Algebraic Foundations for Applied Topology and Data Analysis</w:t>
-      </w:r>
-      <w:r>
-        <w:t xml:space="preserve">. Mathematics of Data, vol. 1. Springer, Cham. doi:10.1007/978-3-031-06664-1. Chapter 8 treats the algebraic foundations of multiparameter persistent homology.</w:t>
+          <w:sz w:val="21"/>
+          <w:szCs w:val="21"/>
+          <w:lang w:val="en-GB"/>
+        </w:rPr>
+        <w:t>Algebraic Foundations for Applied Topology and Data Analysis</w:t>
+      </w:r>
+      <w:r>
+        <w:rPr>
+          <w:rFonts w:ascii="Avenir Book" w:hAnsi="Avenir Book"/>
+          <w:sz w:val="21"/>
+          <w:szCs w:val="21"/>
+          <w:lang w:val="en-GB"/>
+        </w:rPr>
+        <w:t>. Mathematics of Data, vol. 1. Springer, Cham. doi:10.1007/978-3-031-06664-1. Chapter 8 treats the algebraic foundations of multiparameter persistent homology.</w:t>
       </w:r>
     </w:p>
     <w:p>
@@ -898,24 +2319,64 @@
         <w:pStyle w:val="Compact"/>
         <w:numPr>
           <w:ilvl w:val="0"/>
-          <w:numId w:val="1003"/>
+          <w:numId w:val="4"/>
         </w:numPr>
-      </w:pPr>
-      <w:r>
-        <w:t xml:space="preserve">Chazal, F., Fasy, B. T., Lecci, F., Rinaldo, A. &amp; Wasserman, L. (2014). Stochastic convergence of persistence landscapes and silhouettes.</w:t>
-      </w:r>
-      <w:r>
-        <w:t xml:space="preserve"> </w:t>
-      </w:r>
-      <w:r>
-        <w:rPr>
+        <w:jc w:val="both"/>
+        <w:rPr>
+          <w:rFonts w:ascii="Avenir Book" w:hAnsi="Avenir Book"/>
+          <w:sz w:val="21"/>
+          <w:szCs w:val="21"/>
+          <w:lang w:val="en-GB"/>
+        </w:rPr>
+      </w:pPr>
+      <w:r>
+        <w:rPr>
+          <w:rFonts w:ascii="Avenir Book" w:hAnsi="Avenir Book"/>
+          <w:sz w:val="21"/>
+          <w:szCs w:val="21"/>
+          <w:lang w:val="en-GB"/>
+        </w:rPr>
+        <w:t xml:space="preserve">Chazal, F., Fasy, B. T., </w:t>
+      </w:r>
+      <w:proofErr w:type="spellStart"/>
+      <w:r>
+        <w:rPr>
+          <w:rFonts w:ascii="Avenir Book" w:hAnsi="Avenir Book"/>
+          <w:sz w:val="21"/>
+          <w:szCs w:val="21"/>
+          <w:lang w:val="en-GB"/>
+        </w:rPr>
+        <w:t>Lecci</w:t>
+      </w:r>
+      <w:proofErr w:type="spellEnd"/>
+      <w:r>
+        <w:rPr>
+          <w:rFonts w:ascii="Avenir Book" w:hAnsi="Avenir Book"/>
+          <w:sz w:val="21"/>
+          <w:szCs w:val="21"/>
+          <w:lang w:val="en-GB"/>
+        </w:rPr>
+        <w:t xml:space="preserve">, F., Rinaldo, A. &amp; Wasserman, L. (2014). Stochastic convergence of persistence landscapes and silhouettes. </w:t>
+      </w:r>
+      <w:r>
+        <w:rPr>
+          <w:rFonts w:ascii="Avenir Book" w:hAnsi="Avenir Book"/>
           <w:i/>
           <w:iCs/>
-        </w:rPr>
-        <w:t xml:space="preserve">Proceedings of the 30th Annual Symposium on Computational Geometry</w:t>
-      </w:r>
-      <w:r>
-        <w:t xml:space="preserve">, 474–483.</w:t>
+          <w:sz w:val="21"/>
+          <w:szCs w:val="21"/>
+          <w:lang w:val="en-GB"/>
+        </w:rPr>
+        <w:t>Proceedings of the 30th Annual Symposium on Computational Geometry</w:t>
+      </w:r>
+      <w:r>
+        <w:rPr>
+          <w:rFonts w:ascii="Avenir Book" w:hAnsi="Avenir Book"/>
+          <w:sz w:val="21"/>
+          <w:szCs w:val="21"/>
+          <w:lang w:val="en-GB"/>
+        </w:rPr>
+        <w:t>, 474–483.</w:t>
       </w:r>
     </w:p>
     <w:p>
@@ -923,24 +2384,44 @@
         <w:pStyle w:val="Compact"/>
         <w:numPr>
           <w:ilvl w:val="0"/>
-          <w:numId w:val="1003"/>
+          <w:numId w:val="4"/>
         </w:numPr>
-      </w:pPr>
-      <w:r>
-        <w:t xml:space="preserve">Bubenik, P. (2015). Statistical topological data analysis using persistence landscapes.</w:t>
-      </w:r>
-      <w:r>
-        <w:t xml:space="preserve"> </w:t>
-      </w:r>
-      <w:r>
-        <w:rPr>
+        <w:jc w:val="both"/>
+        <w:rPr>
+          <w:rFonts w:ascii="Avenir Book" w:hAnsi="Avenir Book"/>
+          <w:sz w:val="21"/>
+          <w:szCs w:val="21"/>
+          <w:lang w:val="en-GB"/>
+        </w:rPr>
+      </w:pPr>
+      <w:r>
+        <w:rPr>
+          <w:rFonts w:ascii="Avenir Book" w:hAnsi="Avenir Book"/>
+          <w:sz w:val="21"/>
+          <w:szCs w:val="21"/>
+          <w:lang w:val="en-GB"/>
+        </w:rPr>
+        <w:t xml:space="preserve">Bubenik, P. (2015). Statistical topological data analysis using persistence landscapes. </w:t>
+      </w:r>
+      <w:r>
+        <w:rPr>
+          <w:rFonts w:ascii="Avenir Book" w:hAnsi="Avenir Book"/>
           <w:i/>
           <w:iCs/>
-        </w:rPr>
-        <w:t xml:space="preserve">Journal of Machine Learning Research</w:t>
-      </w:r>
-      <w:r>
-        <w:t xml:space="preserve">, 16(1), 77–102.</w:t>
+          <w:sz w:val="21"/>
+          <w:szCs w:val="21"/>
+          <w:lang w:val="en-GB"/>
+        </w:rPr>
+        <w:t>Journal of Machine Learning Research</w:t>
+      </w:r>
+      <w:r>
+        <w:rPr>
+          <w:rFonts w:ascii="Avenir Book" w:hAnsi="Avenir Book"/>
+          <w:sz w:val="21"/>
+          <w:szCs w:val="21"/>
+          <w:lang w:val="en-GB"/>
+        </w:rPr>
+        <w:t>, 16(1), 77–102.</w:t>
       </w:r>
     </w:p>
     <w:p>
@@ -948,24 +2429,55 @@
         <w:pStyle w:val="Compact"/>
         <w:numPr>
           <w:ilvl w:val="0"/>
-          <w:numId w:val="1003"/>
+          <w:numId w:val="4"/>
         </w:numPr>
-      </w:pPr>
-      <w:r>
-        <w:t xml:space="preserve">Bosq, D. (2000).</w:t>
-      </w:r>
-      <w:r>
-        <w:t xml:space="preserve"> </w:t>
-      </w:r>
-      <w:r>
-        <w:rPr>
+        <w:jc w:val="both"/>
+        <w:rPr>
+          <w:rFonts w:ascii="Avenir Book" w:hAnsi="Avenir Book"/>
+          <w:sz w:val="21"/>
+          <w:szCs w:val="21"/>
+          <w:lang w:val="en-GB"/>
+        </w:rPr>
+      </w:pPr>
+      <w:proofErr w:type="spellStart"/>
+      <w:r>
+        <w:rPr>
+          <w:rFonts w:ascii="Avenir Book" w:hAnsi="Avenir Book"/>
+          <w:sz w:val="21"/>
+          <w:szCs w:val="21"/>
+          <w:lang w:val="en-GB"/>
+        </w:rPr>
+        <w:t>Bosq</w:t>
+      </w:r>
+      <w:proofErr w:type="spellEnd"/>
+      <w:r>
+        <w:rPr>
+          <w:rFonts w:ascii="Avenir Book" w:hAnsi="Avenir Book"/>
+          <w:sz w:val="21"/>
+          <w:szCs w:val="21"/>
+          <w:lang w:val="en-GB"/>
+        </w:rPr>
+        <w:t xml:space="preserve">, D. (2000). </w:t>
+      </w:r>
+      <w:r>
+        <w:rPr>
+          <w:rFonts w:ascii="Avenir Book" w:hAnsi="Avenir Book"/>
           <w:i/>
           <w:iCs/>
-        </w:rPr>
-        <w:t xml:space="preserve">Linear Processes in Function Spaces: Theory and Applications</w:t>
-      </w:r>
-      <w:r>
-        <w:t xml:space="preserve">. Lecture Notes in Statistics 149. Springer.</w:t>
+          <w:sz w:val="21"/>
+          <w:szCs w:val="21"/>
+          <w:lang w:val="en-GB"/>
+        </w:rPr>
+        <w:t>Linear Processes in Function Spaces: Theory and Applications</w:t>
+      </w:r>
+      <w:r>
+        <w:rPr>
+          <w:rFonts w:ascii="Avenir Book" w:hAnsi="Avenir Book"/>
+          <w:sz w:val="21"/>
+          <w:szCs w:val="21"/>
+          <w:lang w:val="en-GB"/>
+        </w:rPr>
+        <w:t>. Lecture Notes in Statistics 149. Springer.</w:t>
       </w:r>
     </w:p>
     <w:p>
@@ -973,24 +2485,44 @@
         <w:pStyle w:val="Compact"/>
         <w:numPr>
           <w:ilvl w:val="0"/>
-          <w:numId w:val="1003"/>
+          <w:numId w:val="4"/>
         </w:numPr>
-      </w:pPr>
-      <w:r>
-        <w:t xml:space="preserve">Hörmann, S. &amp; Kokoszka, P. (2010). Weakly dependent functional data.</w:t>
-      </w:r>
-      <w:r>
-        <w:t xml:space="preserve"> </w:t>
-      </w:r>
-      <w:r>
-        <w:rPr>
+        <w:jc w:val="both"/>
+        <w:rPr>
+          <w:rFonts w:ascii="Avenir Book" w:hAnsi="Avenir Book"/>
+          <w:sz w:val="21"/>
+          <w:szCs w:val="21"/>
+          <w:lang w:val="en-GB"/>
+        </w:rPr>
+      </w:pPr>
+      <w:r>
+        <w:rPr>
+          <w:rFonts w:ascii="Avenir Book" w:hAnsi="Avenir Book"/>
+          <w:sz w:val="21"/>
+          <w:szCs w:val="21"/>
+          <w:lang w:val="en-GB"/>
+        </w:rPr>
+        <w:t xml:space="preserve">Hörmann, S. &amp; Kokoszka, P. (2010). Weakly dependent functional data. </w:t>
+      </w:r>
+      <w:r>
+        <w:rPr>
+          <w:rFonts w:ascii="Avenir Book" w:hAnsi="Avenir Book"/>
           <w:i/>
           <w:iCs/>
-        </w:rPr>
-        <w:t xml:space="preserve">Annals of Statistics</w:t>
-      </w:r>
-      <w:r>
-        <w:t xml:space="preserve">, 38(3), 1845–1884.</w:t>
+          <w:sz w:val="21"/>
+          <w:szCs w:val="21"/>
+          <w:lang w:val="en-GB"/>
+        </w:rPr>
+        <w:t>Annals of Statistics</w:t>
+      </w:r>
+      <w:r>
+        <w:rPr>
+          <w:rFonts w:ascii="Avenir Book" w:hAnsi="Avenir Book"/>
+          <w:sz w:val="21"/>
+          <w:szCs w:val="21"/>
+          <w:lang w:val="en-GB"/>
+        </w:rPr>
+        <w:t>, 38(3), 1845–1884.</w:t>
       </w:r>
     </w:p>
     <w:p>
@@ -998,24 +2530,64 @@
         <w:pStyle w:val="Compact"/>
         <w:numPr>
           <w:ilvl w:val="0"/>
-          <w:numId w:val="1003"/>
+          <w:numId w:val="4"/>
         </w:numPr>
-      </w:pPr>
-      <w:r>
-        <w:t xml:space="preserve">Cohen-Steiner, D., Edelsbrunner, H. &amp; Harer, J. (2007). Stability of persistence diagrams.</w:t>
-      </w:r>
-      <w:r>
-        <w:t xml:space="preserve"> </w:t>
-      </w:r>
-      <w:r>
-        <w:rPr>
+        <w:jc w:val="both"/>
+        <w:rPr>
+          <w:rFonts w:ascii="Avenir Book" w:hAnsi="Avenir Book"/>
+          <w:sz w:val="21"/>
+          <w:szCs w:val="21"/>
+          <w:lang w:val="en-GB"/>
+        </w:rPr>
+      </w:pPr>
+      <w:r>
+        <w:rPr>
+          <w:rFonts w:ascii="Avenir Book" w:hAnsi="Avenir Book"/>
+          <w:sz w:val="21"/>
+          <w:szCs w:val="21"/>
+          <w:lang w:val="en-GB"/>
+        </w:rPr>
+        <w:t xml:space="preserve">Cohen-Steiner, D., </w:t>
+      </w:r>
+      <w:proofErr w:type="spellStart"/>
+      <w:r>
+        <w:rPr>
+          <w:rFonts w:ascii="Avenir Book" w:hAnsi="Avenir Book"/>
+          <w:sz w:val="21"/>
+          <w:szCs w:val="21"/>
+          <w:lang w:val="en-GB"/>
+        </w:rPr>
+        <w:t>Edelsbrunner</w:t>
+      </w:r>
+      <w:proofErr w:type="spellEnd"/>
+      <w:r>
+        <w:rPr>
+          <w:rFonts w:ascii="Avenir Book" w:hAnsi="Avenir Book"/>
+          <w:sz w:val="21"/>
+          <w:szCs w:val="21"/>
+          <w:lang w:val="en-GB"/>
+        </w:rPr>
+        <w:t xml:space="preserve">, H. &amp; Harer, J. (2007). Stability of persistence diagrams. </w:t>
+      </w:r>
+      <w:r>
+        <w:rPr>
+          <w:rFonts w:ascii="Avenir Book" w:hAnsi="Avenir Book"/>
           <w:i/>
           <w:iCs/>
-        </w:rPr>
-        <w:t xml:space="preserve">Discrete &amp; Computational Geometry</w:t>
-      </w:r>
-      <w:r>
-        <w:t xml:space="preserve">, 37(1), 103–120.</w:t>
+          <w:sz w:val="21"/>
+          <w:szCs w:val="21"/>
+          <w:lang w:val="en-GB"/>
+        </w:rPr>
+        <w:t>Discrete &amp; Computational Geometry</w:t>
+      </w:r>
+      <w:r>
+        <w:rPr>
+          <w:rFonts w:ascii="Avenir Book" w:hAnsi="Avenir Book"/>
+          <w:sz w:val="21"/>
+          <w:szCs w:val="21"/>
+          <w:lang w:val="en-GB"/>
+        </w:rPr>
+        <w:t>, 37(1), 103–120.</w:t>
       </w:r>
     </w:p>
     <w:p>
@@ -1023,24 +2595,46 @@
         <w:pStyle w:val="Compact"/>
         <w:numPr>
           <w:ilvl w:val="0"/>
-          <w:numId w:val="1003"/>
+          <w:numId w:val="4"/>
         </w:numPr>
-      </w:pPr>
-      <w:r>
-        <w:t xml:space="preserve">Page, E. S. (1954). Continuous inspection schemes.</w:t>
-      </w:r>
-      <w:r>
-        <w:t xml:space="preserve"> </w:t>
-      </w:r>
-      <w:r>
-        <w:rPr>
+        <w:jc w:val="both"/>
+        <w:rPr>
+          <w:rFonts w:ascii="Avenir Book" w:hAnsi="Avenir Book"/>
+          <w:sz w:val="21"/>
+          <w:szCs w:val="21"/>
+          <w:lang w:val="en-GB"/>
+        </w:rPr>
+      </w:pPr>
+      <w:r>
+        <w:rPr>
+          <w:rFonts w:ascii="Avenir Book" w:hAnsi="Avenir Book"/>
+          <w:sz w:val="21"/>
+          <w:szCs w:val="21"/>
+          <w:lang w:val="en-GB"/>
+        </w:rPr>
+        <w:t xml:space="preserve">Page, E. S. (1954). Continuous inspection schemes. </w:t>
+      </w:r>
+      <w:proofErr w:type="spellStart"/>
+      <w:r>
+        <w:rPr>
+          <w:rFonts w:ascii="Avenir Book" w:hAnsi="Avenir Book"/>
           <w:i/>
           <w:iCs/>
-        </w:rPr>
-        <w:t xml:space="preserve">Biometrika</w:t>
-      </w:r>
-      <w:r>
-        <w:t xml:space="preserve">, 41(1/2), 100–115.</w:t>
+          <w:sz w:val="21"/>
+          <w:szCs w:val="21"/>
+          <w:lang w:val="en-GB"/>
+        </w:rPr>
+        <w:t>Biometrika</w:t>
+      </w:r>
+      <w:proofErr w:type="spellEnd"/>
+      <w:r>
+        <w:rPr>
+          <w:rFonts w:ascii="Avenir Book" w:hAnsi="Avenir Book"/>
+          <w:sz w:val="21"/>
+          <w:szCs w:val="21"/>
+          <w:lang w:val="en-GB"/>
+        </w:rPr>
+        <w:t>, 41(1/2), 100–115.</w:t>
       </w:r>
     </w:p>
     <w:p>
@@ -1048,24 +2642,44 @@
         <w:pStyle w:val="Compact"/>
         <w:numPr>
           <w:ilvl w:val="0"/>
-          <w:numId w:val="1003"/>
+          <w:numId w:val="4"/>
         </w:numPr>
-      </w:pPr>
-      <w:r>
-        <w:t xml:space="preserve">Berkes, I., Gabrys, R., Horváth, L. &amp; Kokoszka, P. (2009). Detecting changes in the mean of functional observations.</w:t>
-      </w:r>
-      <w:r>
-        <w:t xml:space="preserve"> </w:t>
-      </w:r>
-      <w:r>
-        <w:rPr>
+        <w:jc w:val="both"/>
+        <w:rPr>
+          <w:rFonts w:ascii="Avenir Book" w:hAnsi="Avenir Book"/>
+          <w:sz w:val="21"/>
+          <w:szCs w:val="21"/>
+          <w:lang w:val="en-GB"/>
+        </w:rPr>
+      </w:pPr>
+      <w:r>
+        <w:rPr>
+          <w:rFonts w:ascii="Avenir Book" w:hAnsi="Avenir Book"/>
+          <w:sz w:val="21"/>
+          <w:szCs w:val="21"/>
+          <w:lang w:val="en-GB"/>
+        </w:rPr>
+        <w:t xml:space="preserve">Berkes, I., Gabrys, R., Horváth, L. &amp; Kokoszka, P. (2009). Detecting changes in the mean of functional observations. </w:t>
+      </w:r>
+      <w:r>
+        <w:rPr>
+          <w:rFonts w:ascii="Avenir Book" w:hAnsi="Avenir Book"/>
           <w:i/>
           <w:iCs/>
-        </w:rPr>
-        <w:t xml:space="preserve">Journal of the Royal Statistical Society: Series B</w:t>
-      </w:r>
-      <w:r>
-        <w:t xml:space="preserve">, 71(5), 927–946.</w:t>
+          <w:sz w:val="21"/>
+          <w:szCs w:val="21"/>
+          <w:lang w:val="en-GB"/>
+        </w:rPr>
+        <w:t>Journal of the Royal Statistical Society: Series B</w:t>
+      </w:r>
+      <w:r>
+        <w:rPr>
+          <w:rFonts w:ascii="Avenir Book" w:hAnsi="Avenir Book"/>
+          <w:sz w:val="21"/>
+          <w:szCs w:val="21"/>
+          <w:lang w:val="en-GB"/>
+        </w:rPr>
+        <w:t>, 71(5), 927–946.</w:t>
       </w:r>
     </w:p>
     <w:p>
@@ -1073,24 +2687,104 @@
         <w:pStyle w:val="Compact"/>
         <w:numPr>
           <w:ilvl w:val="0"/>
-          <w:numId w:val="1003"/>
+          <w:numId w:val="4"/>
         </w:numPr>
-      </w:pPr>
-      <w:r>
-        <w:t xml:space="preserve">Cohen-Steiner, D., Edelsbrunner, H., Harer, J. &amp; Mileyko, Y. (2010). Lipschitz functions have L^p-stable persistence.</w:t>
-      </w:r>
-      <w:r>
-        <w:t xml:space="preserve"> </w:t>
-      </w:r>
-      <w:r>
-        <w:rPr>
+        <w:jc w:val="both"/>
+        <w:rPr>
+          <w:rFonts w:ascii="Avenir Book" w:hAnsi="Avenir Book"/>
+          <w:sz w:val="21"/>
+          <w:szCs w:val="21"/>
+          <w:lang w:val="en-GB"/>
+        </w:rPr>
+      </w:pPr>
+      <w:r>
+        <w:rPr>
+          <w:rFonts w:ascii="Avenir Book" w:hAnsi="Avenir Book"/>
+          <w:sz w:val="21"/>
+          <w:szCs w:val="21"/>
+          <w:lang w:val="en-GB"/>
+        </w:rPr>
+        <w:t xml:space="preserve">Cohen-Steiner, D., </w:t>
+      </w:r>
+      <w:proofErr w:type="spellStart"/>
+      <w:r>
+        <w:rPr>
+          <w:rFonts w:ascii="Avenir Book" w:hAnsi="Avenir Book"/>
+          <w:sz w:val="21"/>
+          <w:szCs w:val="21"/>
+          <w:lang w:val="en-GB"/>
+        </w:rPr>
+        <w:t>Edelsbrunner</w:t>
+      </w:r>
+      <w:proofErr w:type="spellEnd"/>
+      <w:r>
+        <w:rPr>
+          <w:rFonts w:ascii="Avenir Book" w:hAnsi="Avenir Book"/>
+          <w:sz w:val="21"/>
+          <w:szCs w:val="21"/>
+          <w:lang w:val="en-GB"/>
+        </w:rPr>
+        <w:t xml:space="preserve">, H., Harer, J. &amp; </w:t>
+      </w:r>
+      <w:proofErr w:type="spellStart"/>
+      <w:r>
+        <w:rPr>
+          <w:rFonts w:ascii="Avenir Book" w:hAnsi="Avenir Book"/>
+          <w:sz w:val="21"/>
+          <w:szCs w:val="21"/>
+          <w:lang w:val="en-GB"/>
+        </w:rPr>
+        <w:t>Mileyko</w:t>
+      </w:r>
+      <w:proofErr w:type="spellEnd"/>
+      <w:r>
+        <w:rPr>
+          <w:rFonts w:ascii="Avenir Book" w:hAnsi="Avenir Book"/>
+          <w:sz w:val="21"/>
+          <w:szCs w:val="21"/>
+          <w:lang w:val="en-GB"/>
+        </w:rPr>
+        <w:t xml:space="preserve">, Y. (2010). Lipschitz functions have </w:t>
+      </w:r>
+      <w:proofErr w:type="spellStart"/>
+      <w:r>
+        <w:rPr>
+          <w:rFonts w:ascii="Avenir Book" w:hAnsi="Avenir Book"/>
+          <w:sz w:val="21"/>
+          <w:szCs w:val="21"/>
+          <w:lang w:val="en-GB"/>
+        </w:rPr>
+        <w:t>L^p-stable</w:t>
+      </w:r>
+      <w:proofErr w:type="spellEnd"/>
+      <w:r>
+        <w:rPr>
+          <w:rFonts w:ascii="Avenir Book" w:hAnsi="Avenir Book"/>
+          <w:sz w:val="21"/>
+          <w:szCs w:val="21"/>
+          <w:lang w:val="en-GB"/>
+        </w:rPr>
+        <w:t xml:space="preserve"> persistence. </w:t>
+      </w:r>
+      <w:r>
+        <w:rPr>
+          <w:rFonts w:ascii="Avenir Book" w:hAnsi="Avenir Book"/>
           <w:i/>
           <w:iCs/>
-        </w:rPr>
-        <w:t xml:space="preserve">Foundations of Computational Mathematics</w:t>
-      </w:r>
-      <w:r>
-        <w:t xml:space="preserve">, 10(2), 127–148.</w:t>
+          <w:sz w:val="21"/>
+          <w:szCs w:val="21"/>
+          <w:lang w:val="en-GB"/>
+        </w:rPr>
+        <w:t>Foundations of Computational Mathematics</w:t>
+      </w:r>
+      <w:r>
+        <w:rPr>
+          <w:rFonts w:ascii="Avenir Book" w:hAnsi="Avenir Book"/>
+          <w:sz w:val="21"/>
+          <w:szCs w:val="21"/>
+          <w:lang w:val="en-GB"/>
+        </w:rPr>
+        <w:t>, 10(2), 127–148.</w:t>
       </w:r>
     </w:p>
     <w:p>
@@ -1098,24 +2792,57 @@
         <w:pStyle w:val="Compact"/>
         <w:numPr>
           <w:ilvl w:val="0"/>
-          <w:numId w:val="1003"/>
+          <w:numId w:val="4"/>
         </w:numPr>
-      </w:pPr>
-      <w:r>
-        <w:t xml:space="preserve">Topaz, C. M., Ziegelmeier, L. &amp; Halverson, T. (2015). Topological data analysis of biological aggregation models.</w:t>
-      </w:r>
-      <w:r>
-        <w:t xml:space="preserve"> </w:t>
-      </w:r>
-      <w:r>
-        <w:rPr>
+        <w:jc w:val="both"/>
+        <w:rPr>
+          <w:rFonts w:ascii="Avenir Book" w:hAnsi="Avenir Book"/>
+          <w:sz w:val="21"/>
+          <w:szCs w:val="21"/>
+          <w:lang w:val="en-GB"/>
+        </w:rPr>
+      </w:pPr>
+      <w:r>
+        <w:rPr>
+          <w:rFonts w:ascii="Avenir Book" w:hAnsi="Avenir Book"/>
+          <w:sz w:val="21"/>
+          <w:szCs w:val="21"/>
+          <w:lang w:val="en-GB"/>
+        </w:rPr>
+        <w:t xml:space="preserve">Topaz, C. M., Ziegelmeier, L. &amp; Halverson, T. (2015). Topological data analysis of biological aggregation models. </w:t>
+      </w:r>
+      <w:proofErr w:type="spellStart"/>
+      <w:r>
+        <w:rPr>
+          <w:rFonts w:ascii="Avenir Book" w:hAnsi="Avenir Book"/>
           <w:i/>
           <w:iCs/>
-        </w:rPr>
-        <w:t xml:space="preserve">PLoS ONE</w:t>
-      </w:r>
-      <w:r>
-        <w:t xml:space="preserve">, 10(5), e0126383.</w:t>
+          <w:sz w:val="21"/>
+          <w:szCs w:val="21"/>
+          <w:lang w:val="en-GB"/>
+        </w:rPr>
+        <w:t>PLoS</w:t>
+      </w:r>
+      <w:proofErr w:type="spellEnd"/>
+      <w:r>
+        <w:rPr>
+          <w:rFonts w:ascii="Avenir Book" w:hAnsi="Avenir Book"/>
+          <w:i/>
+          <w:iCs/>
+          <w:sz w:val="21"/>
+          <w:szCs w:val="21"/>
+          <w:lang w:val="en-GB"/>
+        </w:rPr>
+        <w:t xml:space="preserve"> ONE</w:t>
+      </w:r>
+      <w:r>
+        <w:rPr>
+          <w:rFonts w:ascii="Avenir Book" w:hAnsi="Avenir Book"/>
+          <w:sz w:val="21"/>
+          <w:szCs w:val="21"/>
+          <w:lang w:val="en-GB"/>
+        </w:rPr>
+        <w:t>, 10(5), e0126383.</w:t>
       </w:r>
     </w:p>
     <w:p>
@@ -1123,24 +2850,44 @@
         <w:pStyle w:val="Compact"/>
         <w:numPr>
           <w:ilvl w:val="0"/>
-          <w:numId w:val="1003"/>
+          <w:numId w:val="4"/>
         </w:numPr>
-      </w:pPr>
-      <w:r>
-        <w:t xml:space="preserve">Bhaskar, D. et al. (2019). Analysing collective motion with machine learning and topology.</w:t>
-      </w:r>
-      <w:r>
-        <w:t xml:space="preserve"> </w:t>
-      </w:r>
-      <w:r>
-        <w:rPr>
+        <w:jc w:val="both"/>
+        <w:rPr>
+          <w:rFonts w:ascii="Avenir Book" w:hAnsi="Avenir Book"/>
+          <w:sz w:val="21"/>
+          <w:szCs w:val="21"/>
+          <w:lang w:val="en-GB"/>
+        </w:rPr>
+      </w:pPr>
+      <w:r>
+        <w:rPr>
+          <w:rFonts w:ascii="Avenir Book" w:hAnsi="Avenir Book"/>
+          <w:sz w:val="21"/>
+          <w:szCs w:val="21"/>
+          <w:lang w:val="en-GB"/>
+        </w:rPr>
+        <w:t xml:space="preserve">Bhaskar, D. et al. (2019). Analysing collective motion with machine learning and topology. </w:t>
+      </w:r>
+      <w:r>
+        <w:rPr>
+          <w:rFonts w:ascii="Avenir Book" w:hAnsi="Avenir Book"/>
           <w:i/>
           <w:iCs/>
-        </w:rPr>
-        <w:t xml:space="preserve">Chaos</w:t>
-      </w:r>
-      <w:r>
-        <w:t xml:space="preserve">, 29(12), 123125.</w:t>
+          <w:sz w:val="21"/>
+          <w:szCs w:val="21"/>
+          <w:lang w:val="en-GB"/>
+        </w:rPr>
+        <w:t>Chaos</w:t>
+      </w:r>
+      <w:r>
+        <w:rPr>
+          <w:rFonts w:ascii="Avenir Book" w:hAnsi="Avenir Book"/>
+          <w:sz w:val="21"/>
+          <w:szCs w:val="21"/>
+          <w:lang w:val="en-GB"/>
+        </w:rPr>
+        <w:t>, 29(12), 123125.</w:t>
       </w:r>
     </w:p>
     <w:p>
@@ -1148,24 +2895,44 @@
         <w:pStyle w:val="Compact"/>
         <w:numPr>
           <w:ilvl w:val="0"/>
-          <w:numId w:val="1003"/>
+          <w:numId w:val="4"/>
         </w:numPr>
-      </w:pPr>
-      <w:r>
-        <w:t xml:space="preserve">Ballerini, M. et al. (2008). Interaction ruling animal collective behaviour depends on topological rather than metric distance.</w:t>
-      </w:r>
-      <w:r>
-        <w:t xml:space="preserve"> </w:t>
-      </w:r>
-      <w:r>
-        <w:rPr>
+        <w:jc w:val="both"/>
+        <w:rPr>
+          <w:rFonts w:ascii="Avenir Book" w:hAnsi="Avenir Book"/>
+          <w:sz w:val="21"/>
+          <w:szCs w:val="21"/>
+          <w:lang w:val="en-GB"/>
+        </w:rPr>
+      </w:pPr>
+      <w:r>
+        <w:rPr>
+          <w:rFonts w:ascii="Avenir Book" w:hAnsi="Avenir Book"/>
+          <w:sz w:val="21"/>
+          <w:szCs w:val="21"/>
+          <w:lang w:val="en-GB"/>
+        </w:rPr>
+        <w:t xml:space="preserve">Ballerini, M. et al. (2008). Interaction ruling animal collective behaviour depends on topological rather than metric distance. </w:t>
+      </w:r>
+      <w:r>
+        <w:rPr>
+          <w:rFonts w:ascii="Avenir Book" w:hAnsi="Avenir Book"/>
           <w:i/>
           <w:iCs/>
-        </w:rPr>
-        <w:t xml:space="preserve">PNAS</w:t>
-      </w:r>
-      <w:r>
-        <w:t xml:space="preserve">, 105(4), 1232–1237.</w:t>
+          <w:sz w:val="21"/>
+          <w:szCs w:val="21"/>
+          <w:lang w:val="en-GB"/>
+        </w:rPr>
+        <w:t>PNAS</w:t>
+      </w:r>
+      <w:r>
+        <w:rPr>
+          <w:rFonts w:ascii="Avenir Book" w:hAnsi="Avenir Book"/>
+          <w:sz w:val="21"/>
+          <w:szCs w:val="21"/>
+          <w:lang w:val="en-GB"/>
+        </w:rPr>
+        <w:t>, 105(4), 1232–1237.</w:t>
       </w:r>
     </w:p>
     <w:p>
@@ -1173,24 +2940,44 @@
         <w:pStyle w:val="Compact"/>
         <w:numPr>
           <w:ilvl w:val="0"/>
-          <w:numId w:val="1003"/>
+          <w:numId w:val="4"/>
         </w:numPr>
-      </w:pPr>
-      <w:r>
-        <w:t xml:space="preserve">Gu, K. et al. (2022). Change point detection in multi-agent systems based on higher-order features.</w:t>
-      </w:r>
-      <w:r>
-        <w:t xml:space="preserve"> </w:t>
-      </w:r>
-      <w:r>
-        <w:rPr>
+        <w:jc w:val="both"/>
+        <w:rPr>
+          <w:rFonts w:ascii="Avenir Book" w:hAnsi="Avenir Book"/>
+          <w:sz w:val="21"/>
+          <w:szCs w:val="21"/>
+          <w:lang w:val="en-GB"/>
+        </w:rPr>
+      </w:pPr>
+      <w:r>
+        <w:rPr>
+          <w:rFonts w:ascii="Avenir Book" w:hAnsi="Avenir Book"/>
+          <w:sz w:val="21"/>
+          <w:szCs w:val="21"/>
+          <w:lang w:val="en-GB"/>
+        </w:rPr>
+        <w:t xml:space="preserve">Gu, K. et al. (2022). Change point detection in multi-agent systems based on higher-order features. </w:t>
+      </w:r>
+      <w:r>
+        <w:rPr>
+          <w:rFonts w:ascii="Avenir Book" w:hAnsi="Avenir Book"/>
           <w:i/>
           <w:iCs/>
-        </w:rPr>
-        <w:t xml:space="preserve">Chaos</w:t>
-      </w:r>
-      <w:r>
-        <w:t xml:space="preserve">, 32(11), 113117.</w:t>
+          <w:sz w:val="21"/>
+          <w:szCs w:val="21"/>
+          <w:lang w:val="en-GB"/>
+        </w:rPr>
+        <w:t>Chaos</w:t>
+      </w:r>
+      <w:r>
+        <w:rPr>
+          <w:rFonts w:ascii="Avenir Book" w:hAnsi="Avenir Book"/>
+          <w:sz w:val="21"/>
+          <w:szCs w:val="21"/>
+          <w:lang w:val="en-GB"/>
+        </w:rPr>
+        <w:t>, 32(11), 113117.</w:t>
       </w:r>
     </w:p>
     <w:p>
@@ -1198,24 +2985,44 @@
         <w:pStyle w:val="Compact"/>
         <w:numPr>
           <w:ilvl w:val="0"/>
-          <w:numId w:val="1003"/>
+          <w:numId w:val="4"/>
         </w:numPr>
-      </w:pPr>
-      <w:r>
-        <w:t xml:space="preserve">Adams, H. et al. (2017). Persistence images: a stable vector representation of persistent homology.</w:t>
-      </w:r>
-      <w:r>
-        <w:t xml:space="preserve"> </w:t>
-      </w:r>
-      <w:r>
-        <w:rPr>
+        <w:jc w:val="both"/>
+        <w:rPr>
+          <w:rFonts w:ascii="Avenir Book" w:hAnsi="Avenir Book"/>
+          <w:sz w:val="21"/>
+          <w:szCs w:val="21"/>
+          <w:lang w:val="en-GB"/>
+        </w:rPr>
+      </w:pPr>
+      <w:r>
+        <w:rPr>
+          <w:rFonts w:ascii="Avenir Book" w:hAnsi="Avenir Book"/>
+          <w:sz w:val="21"/>
+          <w:szCs w:val="21"/>
+          <w:lang w:val="en-GB"/>
+        </w:rPr>
+        <w:t xml:space="preserve">Adams, H. et al. (2017). Persistence images: a stable vector representation of persistent homology. </w:t>
+      </w:r>
+      <w:r>
+        <w:rPr>
+          <w:rFonts w:ascii="Avenir Book" w:hAnsi="Avenir Book"/>
           <w:i/>
           <w:iCs/>
-        </w:rPr>
-        <w:t xml:space="preserve">Journal of Machine Learning Research</w:t>
-      </w:r>
-      <w:r>
-        <w:t xml:space="preserve">, 18(8), 1–35.</w:t>
+          <w:sz w:val="21"/>
+          <w:szCs w:val="21"/>
+          <w:lang w:val="en-GB"/>
+        </w:rPr>
+        <w:t>Journal of Machine Learning Research</w:t>
+      </w:r>
+      <w:r>
+        <w:rPr>
+          <w:rFonts w:ascii="Avenir Book" w:hAnsi="Avenir Book"/>
+          <w:sz w:val="21"/>
+          <w:szCs w:val="21"/>
+          <w:lang w:val="en-GB"/>
+        </w:rPr>
+        <w:t>, 18(8), 1–35.</w:t>
       </w:r>
     </w:p>
     <w:p>
@@ -1223,11 +3030,45 @@
         <w:pStyle w:val="Compact"/>
         <w:numPr>
           <w:ilvl w:val="0"/>
-          <w:numId w:val="1003"/>
+          <w:numId w:val="4"/>
         </w:numPr>
-      </w:pPr>
-      <w:r>
-        <w:t xml:space="preserve">Schindler, D. J. &amp; Barahona, M. (2023). Analysing multiscale clusterings with persistent homology. arXiv:2305.04281.</w:t>
+        <w:jc w:val="both"/>
+        <w:rPr>
+          <w:rFonts w:ascii="Avenir Book" w:hAnsi="Avenir Book"/>
+          <w:sz w:val="21"/>
+          <w:szCs w:val="21"/>
+          <w:lang w:val="en-GB"/>
+        </w:rPr>
+      </w:pPr>
+      <w:r>
+        <w:rPr>
+          <w:rFonts w:ascii="Avenir Book" w:hAnsi="Avenir Book"/>
+          <w:sz w:val="21"/>
+          <w:szCs w:val="21"/>
+          <w:lang w:val="en-GB"/>
+        </w:rPr>
+        <w:lastRenderedPageBreak/>
+        <w:t xml:space="preserve">Schindler, D. J. &amp; Barahona, M. (2023). Analysing multiscale </w:t>
+      </w:r>
+      <w:proofErr w:type="spellStart"/>
+      <w:r>
+        <w:rPr>
+          <w:rFonts w:ascii="Avenir Book" w:hAnsi="Avenir Book"/>
+          <w:sz w:val="21"/>
+          <w:szCs w:val="21"/>
+          <w:lang w:val="en-GB"/>
+        </w:rPr>
+        <w:t>clusterings</w:t>
+      </w:r>
+      <w:proofErr w:type="spellEnd"/>
+      <w:r>
+        <w:rPr>
+          <w:rFonts w:ascii="Avenir Book" w:hAnsi="Avenir Book"/>
+          <w:sz w:val="21"/>
+          <w:szCs w:val="21"/>
+          <w:lang w:val="en-GB"/>
+        </w:rPr>
+        <w:t xml:space="preserve"> with persistent homology. arXiv:2305.04281.</w:t>
       </w:r>
     </w:p>
     <w:p>
@@ -1235,24 +3076,55 @@
         <w:pStyle w:val="Compact"/>
         <w:numPr>
           <w:ilvl w:val="0"/>
-          <w:numId w:val="1003"/>
+          <w:numId w:val="4"/>
         </w:numPr>
-      </w:pPr>
-      <w:r>
-        <w:t xml:space="preserve">Folgado, H. et al. (2014). Length, width and centroid distance as measures of teams’ tactical performance in youth football.</w:t>
-      </w:r>
-      <w:r>
-        <w:t xml:space="preserve"> </w:t>
-      </w:r>
-      <w:r>
-        <w:rPr>
+        <w:jc w:val="both"/>
+        <w:rPr>
+          <w:rFonts w:ascii="Avenir Book" w:hAnsi="Avenir Book"/>
+          <w:sz w:val="21"/>
+          <w:szCs w:val="21"/>
+          <w:lang w:val="en-GB"/>
+        </w:rPr>
+      </w:pPr>
+      <w:proofErr w:type="spellStart"/>
+      <w:r>
+        <w:rPr>
+          <w:rFonts w:ascii="Avenir Book" w:hAnsi="Avenir Book"/>
+          <w:sz w:val="21"/>
+          <w:szCs w:val="21"/>
+          <w:lang w:val="en-GB"/>
+        </w:rPr>
+        <w:t>Folgado</w:t>
+      </w:r>
+      <w:proofErr w:type="spellEnd"/>
+      <w:r>
+        <w:rPr>
+          <w:rFonts w:ascii="Avenir Book" w:hAnsi="Avenir Book"/>
+          <w:sz w:val="21"/>
+          <w:szCs w:val="21"/>
+          <w:lang w:val="en-GB"/>
+        </w:rPr>
+        <w:t xml:space="preserve">, H. et al. (2014). Length, width and centroid distance as measures of teams’ tactical performance in youth football. </w:t>
+      </w:r>
+      <w:r>
+        <w:rPr>
+          <w:rFonts w:ascii="Avenir Book" w:hAnsi="Avenir Book"/>
           <w:i/>
           <w:iCs/>
-        </w:rPr>
-        <w:t xml:space="preserve">European Journal of Sport Science</w:t>
-      </w:r>
-      <w:r>
-        <w:t xml:space="preserve">, 14(S1), S487–S492.</w:t>
+          <w:sz w:val="21"/>
+          <w:szCs w:val="21"/>
+          <w:lang w:val="en-GB"/>
+        </w:rPr>
+        <w:t>European Journal of Sport Science</w:t>
+      </w:r>
+      <w:r>
+        <w:rPr>
+          <w:rFonts w:ascii="Avenir Book" w:hAnsi="Avenir Book"/>
+          <w:sz w:val="21"/>
+          <w:szCs w:val="21"/>
+          <w:lang w:val="en-GB"/>
+        </w:rPr>
+        <w:t>, 14(S1), S487–S492.</w:t>
       </w:r>
     </w:p>
     <w:p>
@@ -1260,24 +3132,44 @@
         <w:pStyle w:val="Compact"/>
         <w:numPr>
           <w:ilvl w:val="0"/>
-          <w:numId w:val="1003"/>
+          <w:numId w:val="4"/>
         </w:numPr>
-      </w:pPr>
-      <w:r>
-        <w:t xml:space="preserve">Fernández, J. &amp; Bornn, L. (2018). Wide open spaces: a statistical technique for measuring space creation in professional soccer.</w:t>
-      </w:r>
-      <w:r>
-        <w:t xml:space="preserve"> </w:t>
-      </w:r>
-      <w:r>
-        <w:rPr>
+        <w:jc w:val="both"/>
+        <w:rPr>
+          <w:rFonts w:ascii="Avenir Book" w:hAnsi="Avenir Book"/>
+          <w:sz w:val="21"/>
+          <w:szCs w:val="21"/>
+          <w:lang w:val="en-GB"/>
+        </w:rPr>
+      </w:pPr>
+      <w:r>
+        <w:rPr>
+          <w:rFonts w:ascii="Avenir Book" w:hAnsi="Avenir Book"/>
+          <w:sz w:val="21"/>
+          <w:szCs w:val="21"/>
+          <w:lang w:val="en-GB"/>
+        </w:rPr>
+        <w:t xml:space="preserve">Fernández, J. &amp; Bornn, L. (2018). Wide open spaces: a statistical technique for measuring space creation in professional soccer. </w:t>
+      </w:r>
+      <w:r>
+        <w:rPr>
+          <w:rFonts w:ascii="Avenir Book" w:hAnsi="Avenir Book"/>
           <w:i/>
           <w:iCs/>
-        </w:rPr>
-        <w:t xml:space="preserve">Sloan Sports Analytics Conference</w:t>
-      </w:r>
-      <w:r>
-        <w:t xml:space="preserve">.</w:t>
+          <w:sz w:val="21"/>
+          <w:szCs w:val="21"/>
+          <w:lang w:val="en-GB"/>
+        </w:rPr>
+        <w:t>Sloan Sports Analytics Conference</w:t>
+      </w:r>
+      <w:r>
+        <w:rPr>
+          <w:rFonts w:ascii="Avenir Book" w:hAnsi="Avenir Book"/>
+          <w:sz w:val="21"/>
+          <w:szCs w:val="21"/>
+          <w:lang w:val="en-GB"/>
+        </w:rPr>
+        <w:t>.</w:t>
       </w:r>
     </w:p>
     <w:p>
@@ -1285,24 +3177,44 @@
         <w:pStyle w:val="Compact"/>
         <w:numPr>
           <w:ilvl w:val="0"/>
-          <w:numId w:val="1003"/>
+          <w:numId w:val="4"/>
         </w:numPr>
-      </w:pPr>
-      <w:r>
-        <w:t xml:space="preserve">Brown, R. et al. (2026). Multi-scale persistent homology for competitive spatial systems: measurement-aware methods and validation in professional football. Manuscript submitted to the</w:t>
-      </w:r>
-      <w:r>
-        <w:t xml:space="preserve"> </w:t>
-      </w:r>
-      <w:r>
-        <w:rPr>
+        <w:jc w:val="both"/>
+        <w:rPr>
+          <w:rFonts w:ascii="Avenir Book" w:hAnsi="Avenir Book"/>
+          <w:sz w:val="21"/>
+          <w:szCs w:val="21"/>
+          <w:lang w:val="en-GB"/>
+        </w:rPr>
+      </w:pPr>
+      <w:r>
+        <w:rPr>
+          <w:rFonts w:ascii="Avenir Book" w:hAnsi="Avenir Book"/>
+          <w:sz w:val="21"/>
+          <w:szCs w:val="21"/>
+          <w:lang w:val="en-GB"/>
+        </w:rPr>
+        <w:t xml:space="preserve">Brown, R. et al. (2026). Multi-scale persistent homology for competitive spatial systems: measurement-aware methods and validation in professional football. Manuscript submitted to the </w:t>
+      </w:r>
+      <w:r>
+        <w:rPr>
+          <w:rFonts w:ascii="Avenir Book" w:hAnsi="Avenir Book"/>
           <w:i/>
           <w:iCs/>
-        </w:rPr>
-        <w:t xml:space="preserve">Journal of Applied and Computational Topology</w:t>
-      </w:r>
-      <w:r>
-        <w:t xml:space="preserve">.</w:t>
+          <w:sz w:val="21"/>
+          <w:szCs w:val="21"/>
+          <w:lang w:val="en-GB"/>
+        </w:rPr>
+        <w:t>Journal of Applied and Computational Topology</w:t>
+      </w:r>
+      <w:r>
+        <w:rPr>
+          <w:rFonts w:ascii="Avenir Book" w:hAnsi="Avenir Book"/>
+          <w:sz w:val="21"/>
+          <w:szCs w:val="21"/>
+          <w:lang w:val="en-GB"/>
+        </w:rPr>
+        <w:t>.</w:t>
       </w:r>
     </w:p>
     <w:p>
@@ -1310,24 +3222,64 @@
         <w:pStyle w:val="Compact"/>
         <w:numPr>
           <w:ilvl w:val="0"/>
-          <w:numId w:val="1003"/>
+          <w:numId w:val="4"/>
         </w:numPr>
-      </w:pPr>
-      <w:r>
-        <w:t xml:space="preserve">Bauer, U. (2021). Ripser: efficient computation of Vietoris–Rips persistence barcodes.</w:t>
-      </w:r>
-      <w:r>
-        <w:t xml:space="preserve"> </w:t>
-      </w:r>
-      <w:r>
-        <w:rPr>
+        <w:jc w:val="both"/>
+        <w:rPr>
+          <w:rFonts w:ascii="Avenir Book" w:hAnsi="Avenir Book"/>
+          <w:sz w:val="21"/>
+          <w:szCs w:val="21"/>
+          <w:lang w:val="en-GB"/>
+        </w:rPr>
+      </w:pPr>
+      <w:r>
+        <w:rPr>
+          <w:rFonts w:ascii="Avenir Book" w:hAnsi="Avenir Book"/>
+          <w:sz w:val="21"/>
+          <w:szCs w:val="21"/>
+          <w:lang w:val="en-GB"/>
+        </w:rPr>
+        <w:t xml:space="preserve">Bauer, U. (2021). </w:t>
+      </w:r>
+      <w:proofErr w:type="spellStart"/>
+      <w:r>
+        <w:rPr>
+          <w:rFonts w:ascii="Avenir Book" w:hAnsi="Avenir Book"/>
+          <w:sz w:val="21"/>
+          <w:szCs w:val="21"/>
+          <w:lang w:val="en-GB"/>
+        </w:rPr>
+        <w:t>Ripser</w:t>
+      </w:r>
+      <w:proofErr w:type="spellEnd"/>
+      <w:r>
+        <w:rPr>
+          <w:rFonts w:ascii="Avenir Book" w:hAnsi="Avenir Book"/>
+          <w:sz w:val="21"/>
+          <w:szCs w:val="21"/>
+          <w:lang w:val="en-GB"/>
+        </w:rPr>
+        <w:t xml:space="preserve">: efficient computation of Vietoris–Rips persistence barcodes. </w:t>
+      </w:r>
+      <w:r>
+        <w:rPr>
+          <w:rFonts w:ascii="Avenir Book" w:hAnsi="Avenir Book"/>
           <w:i/>
           <w:iCs/>
-        </w:rPr>
-        <w:t xml:space="preserve">Journal of Applied and Computational Topology</w:t>
-      </w:r>
-      <w:r>
-        <w:t xml:space="preserve">, 5(3), 391–423.</w:t>
+          <w:sz w:val="21"/>
+          <w:szCs w:val="21"/>
+          <w:lang w:val="en-GB"/>
+        </w:rPr>
+        <w:t>Journal of Applied and Computational Topology</w:t>
+      </w:r>
+      <w:r>
+        <w:rPr>
+          <w:rFonts w:ascii="Avenir Book" w:hAnsi="Avenir Book"/>
+          <w:sz w:val="21"/>
+          <w:szCs w:val="21"/>
+          <w:lang w:val="en-GB"/>
+        </w:rPr>
+        <w:t>, 5(3), 391–423.</w:t>
       </w:r>
     </w:p>
     <w:p>
@@ -1335,27 +3287,124 @@
         <w:pStyle w:val="Compact"/>
         <w:numPr>
           <w:ilvl w:val="0"/>
-          <w:numId w:val="1003"/>
+          <w:numId w:val="4"/>
         </w:numPr>
-      </w:pPr>
-      <w:r>
-        <w:t xml:space="preserve">Maria, C., Boissonnat, J.-D., Glisse, M. &amp; Yvinec, M. (2014). The Gudhi library: simplicial complexes and persistent homology. In</w:t>
-      </w:r>
-      <w:r>
-        <w:t xml:space="preserve"> </w:t>
-      </w:r>
-      <w:r>
-        <w:rPr>
+        <w:jc w:val="both"/>
+        <w:rPr>
+          <w:rFonts w:ascii="Avenir Book" w:hAnsi="Avenir Book"/>
+          <w:sz w:val="21"/>
+          <w:szCs w:val="21"/>
+          <w:lang w:val="en-GB"/>
+        </w:rPr>
+      </w:pPr>
+      <w:r>
+        <w:rPr>
+          <w:rFonts w:ascii="Avenir Book" w:hAnsi="Avenir Book"/>
+          <w:sz w:val="21"/>
+          <w:szCs w:val="21"/>
+          <w:lang w:val="en-GB"/>
+        </w:rPr>
+        <w:t xml:space="preserve">Maria, C., </w:t>
+      </w:r>
+      <w:proofErr w:type="spellStart"/>
+      <w:r>
+        <w:rPr>
+          <w:rFonts w:ascii="Avenir Book" w:hAnsi="Avenir Book"/>
+          <w:sz w:val="21"/>
+          <w:szCs w:val="21"/>
+          <w:lang w:val="en-GB"/>
+        </w:rPr>
+        <w:t>Boissonnat</w:t>
+      </w:r>
+      <w:proofErr w:type="spellEnd"/>
+      <w:r>
+        <w:rPr>
+          <w:rFonts w:ascii="Avenir Book" w:hAnsi="Avenir Book"/>
+          <w:sz w:val="21"/>
+          <w:szCs w:val="21"/>
+          <w:lang w:val="en-GB"/>
+        </w:rPr>
+        <w:t xml:space="preserve">, J.-D., </w:t>
+      </w:r>
+      <w:proofErr w:type="spellStart"/>
+      <w:r>
+        <w:rPr>
+          <w:rFonts w:ascii="Avenir Book" w:hAnsi="Avenir Book"/>
+          <w:sz w:val="21"/>
+          <w:szCs w:val="21"/>
+          <w:lang w:val="en-GB"/>
+        </w:rPr>
+        <w:t>Glisse</w:t>
+      </w:r>
+      <w:proofErr w:type="spellEnd"/>
+      <w:r>
+        <w:rPr>
+          <w:rFonts w:ascii="Avenir Book" w:hAnsi="Avenir Book"/>
+          <w:sz w:val="21"/>
+          <w:szCs w:val="21"/>
+          <w:lang w:val="en-GB"/>
+        </w:rPr>
+        <w:t xml:space="preserve">, M. &amp; </w:t>
+      </w:r>
+      <w:proofErr w:type="spellStart"/>
+      <w:r>
+        <w:rPr>
+          <w:rFonts w:ascii="Avenir Book" w:hAnsi="Avenir Book"/>
+          <w:sz w:val="21"/>
+          <w:szCs w:val="21"/>
+          <w:lang w:val="en-GB"/>
+        </w:rPr>
+        <w:t>Yvinec</w:t>
+      </w:r>
+      <w:proofErr w:type="spellEnd"/>
+      <w:r>
+        <w:rPr>
+          <w:rFonts w:ascii="Avenir Book" w:hAnsi="Avenir Book"/>
+          <w:sz w:val="21"/>
+          <w:szCs w:val="21"/>
+          <w:lang w:val="en-GB"/>
+        </w:rPr>
+        <w:t xml:space="preserve">, M. (2014). The </w:t>
+      </w:r>
+      <w:proofErr w:type="spellStart"/>
+      <w:r>
+        <w:rPr>
+          <w:rFonts w:ascii="Avenir Book" w:hAnsi="Avenir Book"/>
+          <w:sz w:val="21"/>
+          <w:szCs w:val="21"/>
+          <w:lang w:val="en-GB"/>
+        </w:rPr>
+        <w:t>Gudhi</w:t>
+      </w:r>
+      <w:proofErr w:type="spellEnd"/>
+      <w:r>
+        <w:rPr>
+          <w:rFonts w:ascii="Avenir Book" w:hAnsi="Avenir Book"/>
+          <w:sz w:val="21"/>
+          <w:szCs w:val="21"/>
+          <w:lang w:val="en-GB"/>
+        </w:rPr>
+        <w:t xml:space="preserve"> library: simplicial complexes and persistent homology. In </w:t>
+      </w:r>
+      <w:r>
+        <w:rPr>
+          <w:rFonts w:ascii="Avenir Book" w:hAnsi="Avenir Book"/>
           <w:i/>
           <w:iCs/>
-        </w:rPr>
-        <w:t xml:space="preserve">Mathematical Software – ICMS 2014</w:t>
-      </w:r>
-      <w:r>
-        <w:t xml:space="preserve"> </w:t>
-      </w:r>
-      <w:r>
-        <w:t xml:space="preserve">(pp. 167–174). Springer.</w:t>
+          <w:sz w:val="21"/>
+          <w:szCs w:val="21"/>
+          <w:lang w:val="en-GB"/>
+        </w:rPr>
+        <w:t>Mathematical Software – ICMS 2014</w:t>
+      </w:r>
+      <w:r>
+        <w:rPr>
+          <w:rFonts w:ascii="Avenir Book" w:hAnsi="Avenir Book"/>
+          <w:sz w:val="21"/>
+          <w:szCs w:val="21"/>
+          <w:lang w:val="en-GB"/>
+        </w:rPr>
+        <w:t xml:space="preserve"> (pp. 167–174). Springer.</w:t>
       </w:r>
     </w:p>
     <w:p>
@@ -1363,24 +3412,64 @@
         <w:pStyle w:val="Compact"/>
         <w:numPr>
           <w:ilvl w:val="0"/>
-          <w:numId w:val="1003"/>
+          <w:numId w:val="4"/>
         </w:numPr>
-      </w:pPr>
-      <w:r>
-        <w:t xml:space="preserve">Tauzin, G. et al. (2021). giotto-tda: a topological data analysis toolkit for machine learning and data exploration.</w:t>
-      </w:r>
-      <w:r>
-        <w:t xml:space="preserve"> </w:t>
-      </w:r>
-      <w:r>
-        <w:rPr>
+        <w:jc w:val="both"/>
+        <w:rPr>
+          <w:rFonts w:ascii="Avenir Book" w:hAnsi="Avenir Book"/>
+          <w:sz w:val="21"/>
+          <w:szCs w:val="21"/>
+          <w:lang w:val="en-GB"/>
+        </w:rPr>
+      </w:pPr>
+      <w:r>
+        <w:rPr>
+          <w:rFonts w:ascii="Avenir Book" w:hAnsi="Avenir Book"/>
+          <w:sz w:val="21"/>
+          <w:szCs w:val="21"/>
+          <w:lang w:val="en-GB"/>
+        </w:rPr>
+        <w:t xml:space="preserve">Tauzin, G. et al. (2021). </w:t>
+      </w:r>
+      <w:proofErr w:type="spellStart"/>
+      <w:r>
+        <w:rPr>
+          <w:rFonts w:ascii="Avenir Book" w:hAnsi="Avenir Book"/>
+          <w:sz w:val="21"/>
+          <w:szCs w:val="21"/>
+          <w:lang w:val="en-GB"/>
+        </w:rPr>
+        <w:t>giotto-tda</w:t>
+      </w:r>
+      <w:proofErr w:type="spellEnd"/>
+      <w:r>
+        <w:rPr>
+          <w:rFonts w:ascii="Avenir Book" w:hAnsi="Avenir Book"/>
+          <w:sz w:val="21"/>
+          <w:szCs w:val="21"/>
+          <w:lang w:val="en-GB"/>
+        </w:rPr>
+        <w:t xml:space="preserve">: a topological data analysis toolkit for machine learning and data exploration. </w:t>
+      </w:r>
+      <w:r>
+        <w:rPr>
+          <w:rFonts w:ascii="Avenir Book" w:hAnsi="Avenir Book"/>
           <w:i/>
           <w:iCs/>
-        </w:rPr>
-        <w:t xml:space="preserve">Journal of Machine Learning Research</w:t>
-      </w:r>
-      <w:r>
-        <w:t xml:space="preserve">, 22(39), 1–6.</w:t>
+          <w:sz w:val="21"/>
+          <w:szCs w:val="21"/>
+          <w:lang w:val="en-GB"/>
+        </w:rPr>
+        <w:t>Journal of Machine Learning Research</w:t>
+      </w:r>
+      <w:r>
+        <w:rPr>
+          <w:rFonts w:ascii="Avenir Book" w:hAnsi="Avenir Book"/>
+          <w:sz w:val="21"/>
+          <w:szCs w:val="21"/>
+          <w:lang w:val="en-GB"/>
+        </w:rPr>
+        <w:t>, 22(39), 1–6.</w:t>
       </w:r>
     </w:p>
     <w:p>
@@ -1388,24 +3477,44 @@
         <w:pStyle w:val="Compact"/>
         <w:numPr>
           <w:ilvl w:val="0"/>
-          <w:numId w:val="1003"/>
+          <w:numId w:val="4"/>
         </w:numPr>
-      </w:pPr>
-      <w:r>
-        <w:t xml:space="preserve">Turner, K., Mileyko, Y., Mukherjee, S. &amp; Harer, J. (2014). Fréchet means for distributions of persistence diagrams.</w:t>
-      </w:r>
-      <w:r>
-        <w:t xml:space="preserve"> </w:t>
-      </w:r>
-      <w:r>
-        <w:rPr>
+        <w:jc w:val="both"/>
+        <w:rPr>
+          <w:rFonts w:ascii="Avenir Book" w:hAnsi="Avenir Book"/>
+          <w:sz w:val="21"/>
+          <w:szCs w:val="21"/>
+          <w:lang w:val="en-GB"/>
+        </w:rPr>
+      </w:pPr>
+      <w:r>
+        <w:rPr>
+          <w:rFonts w:ascii="Avenir Book" w:hAnsi="Avenir Book"/>
+          <w:sz w:val="21"/>
+          <w:szCs w:val="21"/>
+          <w:lang w:val="en-GB"/>
+        </w:rPr>
+        <w:t xml:space="preserve">Turner, K., Mileyko, Y., Mukherjee, S. &amp; Harer, J. (2014). Fréchet means for distributions of persistence diagrams. </w:t>
+      </w:r>
+      <w:r>
+        <w:rPr>
+          <w:rFonts w:ascii="Avenir Book" w:hAnsi="Avenir Book"/>
           <w:i/>
           <w:iCs/>
-        </w:rPr>
-        <w:t xml:space="preserve">Discrete &amp; Computational Geometry</w:t>
-      </w:r>
-      <w:r>
-        <w:t xml:space="preserve">, 52(1), 44–70.</w:t>
+          <w:sz w:val="21"/>
+          <w:szCs w:val="21"/>
+          <w:lang w:val="en-GB"/>
+        </w:rPr>
+        <w:t>Discrete &amp; Computational Geometry</w:t>
+      </w:r>
+      <w:r>
+        <w:rPr>
+          <w:rFonts w:ascii="Avenir Book" w:hAnsi="Avenir Book"/>
+          <w:sz w:val="21"/>
+          <w:szCs w:val="21"/>
+          <w:lang w:val="en-GB"/>
+        </w:rPr>
+        <w:t>, 52(1), 44–70.</w:t>
       </w:r>
     </w:p>
     <w:p>
@@ -1413,27 +3522,44 @@
         <w:pStyle w:val="Compact"/>
         <w:numPr>
           <w:ilvl w:val="0"/>
-          <w:numId w:val="1003"/>
+          <w:numId w:val="4"/>
         </w:numPr>
-      </w:pPr>
-      <w:r>
-        <w:t xml:space="preserve">Ramsay, J. O. &amp; Silverman, B. W. (2005).</w:t>
-      </w:r>
-      <w:r>
-        <w:t xml:space="preserve"> </w:t>
-      </w:r>
-      <w:r>
-        <w:rPr>
+        <w:jc w:val="both"/>
+        <w:rPr>
+          <w:rFonts w:ascii="Avenir Book" w:hAnsi="Avenir Book"/>
+          <w:sz w:val="21"/>
+          <w:szCs w:val="21"/>
+          <w:lang w:val="en-GB"/>
+        </w:rPr>
+      </w:pPr>
+      <w:r>
+        <w:rPr>
+          <w:rFonts w:ascii="Avenir Book" w:hAnsi="Avenir Book"/>
+          <w:sz w:val="21"/>
+          <w:szCs w:val="21"/>
+          <w:lang w:val="en-GB"/>
+        </w:rPr>
+        <w:t xml:space="preserve">Ramsay, J. O. &amp; Silverman, B. W. (2005). </w:t>
+      </w:r>
+      <w:r>
+        <w:rPr>
+          <w:rFonts w:ascii="Avenir Book" w:hAnsi="Avenir Book"/>
           <w:i/>
           <w:iCs/>
-        </w:rPr>
-        <w:t xml:space="preserve">Functional Data Analysis</w:t>
-      </w:r>
-      <w:r>
-        <w:t xml:space="preserve"> </w:t>
-      </w:r>
-      <w:r>
-        <w:t xml:space="preserve">(2nd ed.). Springer.</w:t>
+          <w:sz w:val="21"/>
+          <w:szCs w:val="21"/>
+          <w:lang w:val="en-GB"/>
+        </w:rPr>
+        <w:t>Functional Data Analysis</w:t>
+      </w:r>
+      <w:r>
+        <w:rPr>
+          <w:rFonts w:ascii="Avenir Book" w:hAnsi="Avenir Book"/>
+          <w:sz w:val="21"/>
+          <w:szCs w:val="21"/>
+          <w:lang w:val="en-GB"/>
+        </w:rPr>
+        <w:t xml:space="preserve"> (2nd ed.). Springer.</w:t>
       </w:r>
     </w:p>
     <w:p>
@@ -1441,65 +3567,82 @@
         <w:pStyle w:val="Compact"/>
         <w:numPr>
           <w:ilvl w:val="0"/>
-          <w:numId w:val="1003"/>
+          <w:numId w:val="4"/>
         </w:numPr>
-      </w:pPr>
-      <w:r>
-        <w:t xml:space="preserve">Brown, R. et al. (2026). Multi-scale topological signatures of tactical organisation in professional football. In preparation; to be submitted to the</w:t>
-      </w:r>
-      <w:r>
-        <w:t xml:space="preserve"> </w:t>
-      </w:r>
-      <w:r>
-        <w:rPr>
+        <w:jc w:val="both"/>
+        <w:rPr>
+          <w:rFonts w:ascii="Avenir Book" w:hAnsi="Avenir Book"/>
+          <w:sz w:val="21"/>
+          <w:szCs w:val="21"/>
+          <w:lang w:val="en-GB"/>
+        </w:rPr>
+      </w:pPr>
+      <w:r>
+        <w:rPr>
+          <w:rFonts w:ascii="Avenir Book" w:hAnsi="Avenir Book"/>
+          <w:sz w:val="21"/>
+          <w:szCs w:val="21"/>
+          <w:lang w:val="en-GB"/>
+        </w:rPr>
+        <w:t xml:space="preserve">Brown, R. et al. (2026). Multi-scale topological signatures of tactical organisation in professional football. In preparation; to be submitted to the </w:t>
+      </w:r>
+      <w:r>
+        <w:rPr>
+          <w:rFonts w:ascii="Avenir Book" w:hAnsi="Avenir Book"/>
           <w:i/>
           <w:iCs/>
-        </w:rPr>
-        <w:t xml:space="preserve">Journal of Sports Sciences</w:t>
-      </w:r>
-      <w:r>
-        <w:t xml:space="preserve">.</w:t>
-      </w:r>
-    </w:p>
-    <w:bookmarkEnd w:id="21"/>
-    <w:bookmarkEnd w:id="22"/>
+          <w:sz w:val="21"/>
+          <w:szCs w:val="21"/>
+          <w:lang w:val="en-GB"/>
+        </w:rPr>
+        <w:t>Journal of Sports Sciences</w:t>
+      </w:r>
+      <w:r>
+        <w:rPr>
+          <w:rFonts w:ascii="Avenir Book" w:hAnsi="Avenir Book"/>
+          <w:sz w:val="21"/>
+          <w:szCs w:val="21"/>
+          <w:lang w:val="en-GB"/>
+        </w:rPr>
+        <w:t>.</w:t>
+      </w:r>
+    </w:p>
+    <w:bookmarkEnd w:id="0"/>
+    <w:bookmarkEnd w:id="10"/>
+    <w:p>
+      <w:pPr>
+        <w:pStyle w:val="Compact"/>
+        <w:numPr>
+          <w:ilvl w:val="0"/>
+          <w:numId w:val="4"/>
+        </w:numPr>
+        <w:jc w:val="both"/>
+        <w:rPr>
+          <w:rFonts w:ascii="Avenir Book" w:hAnsi="Avenir Book"/>
+          <w:sz w:val="21"/>
+          <w:szCs w:val="21"/>
+          <w:lang w:val="en-GB"/>
+        </w:rPr>
+      </w:pPr>
+    </w:p>
     <w:sectPr>
       <w:footnotePr>
         <w:numRestart w:val="eachSect"/>
       </w:footnotePr>
+      <w:pgSz w:w="12240" w:h="15840"/>
+      <w:pgMar w:top="1440" w:right="1440" w:bottom="1440" w:left="1440" w:header="720" w:footer="720" w:gutter="0"/>
+      <w:cols w:space="720"/>
     </w:sectPr>
   </w:body>
 </w:document>
 </file>
 
-<file path=word/comments.xml><?xml version="1.0" encoding="utf-8"?>
-<w:comments xmlns:w="http://schemas.openxmlformats.org/wordprocessingml/2006/main" xmlns:m="http://schemas.openxmlformats.org/officeDocument/2006/math" xmlns:r="http://schemas.openxmlformats.org/officeDocument/2006/relationships" xmlns:o="urn:schemas-microsoft-com:office:office" xmlns:v="urn:schemas-microsoft-com:vml" xmlns:w10="urn:schemas-microsoft-com:office:word" xmlns:a="http://schemas.openxmlformats.org/drawingml/2006/main" xmlns:pic="http://schemas.openxmlformats.org/drawingml/2006/picture" xmlns:wp="http://schemas.openxmlformats.org/drawingml/2006/wordprocessingDrawing"/>
-</file>
-
-<file path=word/footnotes.xml><?xml version="1.0" encoding="utf-8"?>
-<w:footnotes xmlns:w="http://schemas.openxmlformats.org/wordprocessingml/2006/main" xmlns:m="http://schemas.openxmlformats.org/officeDocument/2006/math" xmlns:r="http://schemas.openxmlformats.org/officeDocument/2006/relationships" xmlns:o="urn:schemas-microsoft-com:office:office" xmlns:v="urn:schemas-microsoft-com:vml" xmlns:w10="urn:schemas-microsoft-com:office:word" xmlns:a="http://schemas.openxmlformats.org/drawingml/2006/main" xmlns:pic="http://schemas.openxmlformats.org/drawingml/2006/picture" xmlns:wp="http://schemas.openxmlformats.org/drawingml/2006/wordprocessingDrawing">
-  <w:footnote w:type="continuationSeparator" w:id="0">
-    <w:p>
-      <w:r>
-        <w:continuationSeparator/>
-      </w:r>
-    </w:p>
-  </w:footnote>
-  <w:footnote w:type="separator" w:id="-1">
-    <w:p>
-      <w:r>
-        <w:separator/>
-      </w:r>
-    </w:p>
-  </w:footnote>
-</w:footnotes>
-</file>
-
 <file path=word/numbering.xml><?xml version="1.0" encoding="utf-8"?>
-<w:numbering xmlns:w="http://schemas.openxmlformats.org/wordprocessingml/2006/main">
-  <w:abstractNum w:abstractNumId="990">
+<w:numbering xmlns:wpc="http://schemas.microsoft.com/office/word/2010/wordprocessingCanvas" xmlns:cx="http://schemas.microsoft.com/office/drawing/2014/chartex" xmlns:cx1="http://schemas.microsoft.com/office/drawing/2015/9/8/chartex" xmlns:cx2="http://schemas.microsoft.com/office/drawing/2015/10/21/chartex" xmlns:cx3="http://schemas.microsoft.com/office/drawing/2016/5/9/chartex" xmlns:cx4="http://schemas.microsoft.com/office/drawing/2016/5/10/chartex" xmlns:cx5="http://schemas.microsoft.com/office/drawing/2016/5/11/chartex" xmlns:cx6="http://schemas.microsoft.com/office/drawing/2016/5/12/chartex" xmlns:cx7="http://schemas.microsoft.com/office/drawing/2016/5/13/chartex" xmlns:cx8="http://schemas.microsoft.com/office/drawing/2016/5/14/chartex" xmlns:mc="http://schemas.openxmlformats.org/markup-compatibility/2006" xmlns:m="http://schemas.openxmlformats.org/officeDocument/2006/math" xmlns:aink="http://schemas.microsoft.com/office/drawing/2016/ink" xmlns:am3d="http://schemas.microsoft.com/office/drawing/2017/model3d" xmlns:oel="http://schemas.microsoft.com/office/2019/extlst" xmlns:r="http://schemas.openxmlformats.org/officeDocument/2006/relationships" xmlns:wp14="http://schemas.microsoft.com/office/word/2010/wordprocessingDrawing" xmlns:wp="http://schemas.openxmlformats.org/drawingml/2006/wordprocessingDrawing" xmlns:wpg="http://schemas.microsoft.com/office/word/2010/wordprocessingGroup" xmlns:wpi="http://schemas.microsoft.com/office/word/2010/wordprocessingInk" xmlns:wps="http://schemas.microsoft.com/office/word/2010/wordprocessingShape" xmlns:o="urn:schemas-microsoft-com:office:office" xmlns:v="urn:schemas-microsoft-com:vml" xmlns:w10="urn:schemas-microsoft-com:office:word" xmlns:w="http://schemas.openxmlformats.org/wordprocessingml/2006/main" xmlns:w14="http://schemas.microsoft.com/office/word/2010/wordml" xmlns:w15="http://schemas.microsoft.com/office/word/2012/wordml" xmlns:w16cex="http://schemas.microsoft.com/office/word/2018/wordml/cex" xmlns:w16cid="http://schemas.microsoft.com/office/word/2016/wordml/cid" xmlns:w16="http://schemas.microsoft.com/office/word/2018/wordml" xmlns:w16sdtdh="http://schemas.microsoft.com/office/word/2020/wordml/sdtdatahash" xmlns:w16sdtfl="http://schemas.microsoft.com/office/word/2024/wordml/sdtformatlock" xmlns:w16se="http://schemas.microsoft.com/office/word/2015/wordml/symex" xmlns:w16du="http://schemas.microsoft.com/office/word/2023/wordml/word16du" xmlns:wne="http://schemas.microsoft.com/office/word/2006/wordml" mc:Ignorable="w14 w15 w16se w16cid w16 w16cex w16sdtdh w16sdtfl w16du wp14">
+  <w:abstractNum w:abstractNumId="0" w15:restartNumberingAfterBreak="0">
     <w:nsid w:val="0000A990"/>
     <w:multiLevelType w:val="multilevel"/>
+    <w:tmpl w:val="EA8C8FBC"/>
     <w:lvl w:ilvl="0">
       <w:numFmt w:val="bullet"/>
       <w:lvlText w:val=" "/>
@@ -1573,9 +3716,10 @@
       </w:pPr>
     </w:lvl>
   </w:abstractNum>
-  <w:abstractNum w:abstractNumId="991">
+  <w:abstractNum w:abstractNumId="1" w15:restartNumberingAfterBreak="0">
     <w:nsid w:val="0000A991"/>
     <w:multiLevelType w:val="multilevel"/>
+    <w:tmpl w:val="CAFCAE7C"/>
     <w:lvl w:ilvl="0">
       <w:numFmt w:val="bullet"/>
       <w:lvlText w:val=""/>
@@ -1676,9 +3820,10 @@
       </w:rPr>
     </w:lvl>
   </w:abstractNum>
-  <w:abstractNum w:abstractNumId="99411">
+  <w:abstractNum w:abstractNumId="2" w15:restartNumberingAfterBreak="0">
     <w:nsid w:val="00A99411"/>
     <w:multiLevelType w:val="multilevel"/>
+    <w:tmpl w:val="FF96B176"/>
     <w:lvl w:ilvl="0">
       <w:start w:val="1"/>
       <w:numFmt w:val="decimal"/>
@@ -1761,17 +3906,17 @@
       </w:pPr>
     </w:lvl>
   </w:abstractNum>
-  <w:num w:numId="1000">
-    <w:abstractNumId w:val="990"/>
+  <w:num w:numId="1" w16cid:durableId="1183593248">
+    <w:abstractNumId w:val="0"/>
   </w:num>
-  <w:num w:numId="1001">
-    <w:abstractNumId w:val="991"/>
+  <w:num w:numId="2" w16cid:durableId="1101611224">
+    <w:abstractNumId w:val="1"/>
   </w:num>
-  <w:num w:numId="1002">
-    <w:abstractNumId w:val="991"/>
+  <w:num w:numId="3" w16cid:durableId="1139953085">
+    <w:abstractNumId w:val="1"/>
   </w:num>
-  <w:num w:numId="1003">
-    <w:abstractNumId w:val="99411"/>
+  <w:num w:numId="4" w16cid:durableId="298070650">
+    <w:abstractNumId w:val="2"/>
     <w:lvlOverride w:ilvl="0">
       <w:startOverride w:val="1"/>
     </w:lvlOverride>
@@ -1804,14 +3949,14 @@
 </file>
 
 <file path=word/styles.xml><?xml version="1.0" encoding="utf-8"?>
-<w:styles xmlns:r="http://schemas.openxmlformats.org/officeDocument/2006/relationships" xmlns:w="http://schemas.openxmlformats.org/wordprocessingml/2006/main">
+<w:styles xmlns:mc="http://schemas.openxmlformats.org/markup-compatibility/2006" xmlns:r="http://schemas.openxmlformats.org/officeDocument/2006/relationships" xmlns:w="http://schemas.openxmlformats.org/wordprocessingml/2006/main" xmlns:w14="http://schemas.microsoft.com/office/word/2010/wordml" xmlns:w15="http://schemas.microsoft.com/office/word/2012/wordml" xmlns:w16cex="http://schemas.microsoft.com/office/word/2018/wordml/cex" xmlns:w16cid="http://schemas.microsoft.com/office/word/2016/wordml/cid" xmlns:w16="http://schemas.microsoft.com/office/word/2018/wordml" xmlns:w16sdtdh="http://schemas.microsoft.com/office/word/2020/wordml/sdtdatahash" xmlns:w16sdtfl="http://schemas.microsoft.com/office/word/2024/wordml/sdtformatlock" xmlns:w16se="http://schemas.microsoft.com/office/word/2015/wordml/symex" xmlns:w16du="http://schemas.microsoft.com/office/word/2023/wordml/word16du" mc:Ignorable="w14 w15 w16se w16cid w16 w16cex w16sdtdh w16sdtfl w16du">
   <w:docDefaults>
     <w:rPrDefault>
       <w:rPr>
-        <w:rFonts w:asciiTheme="minorHAnsi" w:cstheme="minorBidi" w:eastAsiaTheme="minorEastAsia" w:hAnsiTheme="minorHAnsi"/>
+        <w:rFonts w:asciiTheme="minorHAnsi" w:eastAsiaTheme="minorEastAsia" w:hAnsiTheme="minorHAnsi" w:cstheme="minorBidi"/>
         <w:sz w:val="24"/>
         <w:szCs w:val="24"/>
-        <w:lang w:bidi="ar-SA" w:eastAsia="zh-CN" w:val="en-US"/>
+        <w:lang w:val="en-US" w:eastAsia="zh-CN" w:bidi="ar-SA"/>
       </w:rPr>
     </w:rPrDefault>
     <w:pPrDefault>
@@ -1820,168 +3965,255 @@
       </w:pPr>
     </w:pPrDefault>
   </w:docDefaults>
-  <w:latentStyles w:count="276" w:defLockedState="0" w:defQFormat="0" w:defSemiHidden="0" w:defUIPriority="0" w:defUnhideWhenUsed="0"/>
-  <w:style w:default="1" w:styleId="Normal" w:type="paragraph">
+  <w:latentStyles w:defLockedState="0" w:defUIPriority="0" w:defSemiHidden="0" w:defUnhideWhenUsed="0" w:defQFormat="0" w:count="376">
+    <w:lsdException w:name="Normal Table" w:semiHidden="1" w:unhideWhenUsed="1"/>
+    <w:lsdException w:name="Table Simple 1" w:semiHidden="1" w:unhideWhenUsed="1"/>
+    <w:lsdException w:name="Table Simple 2" w:semiHidden="1" w:unhideWhenUsed="1"/>
+    <w:lsdException w:name="Table Simple 3" w:semiHidden="1" w:unhideWhenUsed="1"/>
+    <w:lsdException w:name="Table Classic 1" w:semiHidden="1" w:unhideWhenUsed="1"/>
+    <w:lsdException w:name="Table Classic 2" w:semiHidden="1" w:unhideWhenUsed="1"/>
+    <w:lsdException w:name="Table Classic 3" w:semiHidden="1" w:unhideWhenUsed="1"/>
+    <w:lsdException w:name="Table Classic 4" w:semiHidden="1" w:unhideWhenUsed="1"/>
+    <w:lsdException w:name="Table Colorful 1" w:semiHidden="1" w:unhideWhenUsed="1"/>
+    <w:lsdException w:name="Table Colorful 2" w:semiHidden="1" w:unhideWhenUsed="1"/>
+    <w:lsdException w:name="Table Colorful 3" w:semiHidden="1" w:unhideWhenUsed="1"/>
+    <w:lsdException w:name="Table Columns 1" w:semiHidden="1" w:unhideWhenUsed="1"/>
+    <w:lsdException w:name="Table Columns 2" w:semiHidden="1" w:unhideWhenUsed="1"/>
+    <w:lsdException w:name="Table Columns 3" w:semiHidden="1" w:unhideWhenUsed="1"/>
+    <w:lsdException w:name="Table Columns 4" w:semiHidden="1" w:unhideWhenUsed="1"/>
+    <w:lsdException w:name="Table Columns 5" w:semiHidden="1" w:unhideWhenUsed="1"/>
+    <w:lsdException w:name="Table Grid 1" w:semiHidden="1" w:unhideWhenUsed="1"/>
+    <w:lsdException w:name="Table Grid 2" w:semiHidden="1" w:unhideWhenUsed="1"/>
+    <w:lsdException w:name="Table Grid 3" w:semiHidden="1" w:unhideWhenUsed="1"/>
+    <w:lsdException w:name="Table Grid 4" w:semiHidden="1" w:unhideWhenUsed="1"/>
+    <w:lsdException w:name="Table Grid 5" w:semiHidden="1" w:unhideWhenUsed="1"/>
+    <w:lsdException w:name="Table Grid 6" w:semiHidden="1" w:unhideWhenUsed="1"/>
+    <w:lsdException w:name="Table Grid 7" w:semiHidden="1" w:unhideWhenUsed="1"/>
+    <w:lsdException w:name="Table Grid 8" w:semiHidden="1" w:unhideWhenUsed="1"/>
+    <w:lsdException w:name="Table List 1" w:semiHidden="1" w:unhideWhenUsed="1"/>
+    <w:lsdException w:name="Table List 2" w:semiHidden="1" w:unhideWhenUsed="1"/>
+    <w:lsdException w:name="Table List 3" w:semiHidden="1" w:unhideWhenUsed="1"/>
+    <w:lsdException w:name="Table List 4" w:semiHidden="1" w:unhideWhenUsed="1"/>
+    <w:lsdException w:name="Table List 5" w:semiHidden="1" w:unhideWhenUsed="1"/>
+    <w:lsdException w:name="Table List 6" w:semiHidden="1" w:unhideWhenUsed="1"/>
+    <w:lsdException w:name="Table List 7" w:semiHidden="1" w:unhideWhenUsed="1"/>
+    <w:lsdException w:name="Table List 8" w:semiHidden="1" w:unhideWhenUsed="1"/>
+    <w:lsdException w:name="Table 3D effects 1" w:semiHidden="1" w:unhideWhenUsed="1"/>
+    <w:lsdException w:name="Table 3D effects 2" w:semiHidden="1" w:unhideWhenUsed="1"/>
+    <w:lsdException w:name="Table 3D effects 3" w:semiHidden="1" w:unhideWhenUsed="1"/>
+    <w:lsdException w:name="Table Contemporary" w:semiHidden="1" w:unhideWhenUsed="1"/>
+    <w:lsdException w:name="Table Elegant" w:semiHidden="1" w:unhideWhenUsed="1"/>
+    <w:lsdException w:name="Table Professional" w:semiHidden="1" w:unhideWhenUsed="1"/>
+    <w:lsdException w:name="Table Subtle 1" w:semiHidden="1" w:unhideWhenUsed="1"/>
+    <w:lsdException w:name="Table Subtle 2" w:semiHidden="1" w:unhideWhenUsed="1"/>
+    <w:lsdException w:name="Table Web 1" w:semiHidden="1" w:unhideWhenUsed="1"/>
+    <w:lsdException w:name="Table Web 2" w:semiHidden="1" w:unhideWhenUsed="1"/>
+    <w:lsdException w:name="Table Web 3" w:semiHidden="1" w:unhideWhenUsed="1"/>
+    <w:lsdException w:name="Table Theme" w:semiHidden="1" w:unhideWhenUsed="1"/>
+    <w:lsdException w:name="Light Shading"/>
+    <w:lsdException w:name="Light List"/>
+    <w:lsdException w:name="Light Grid"/>
+    <w:lsdException w:name="Medium Shading 1"/>
+    <w:lsdException w:name="Medium Shading 2"/>
+    <w:lsdException w:name="Medium List 1"/>
+    <w:lsdException w:name="Medium List 2"/>
+    <w:lsdException w:name="Medium Grid 1"/>
+    <w:lsdException w:name="Medium Grid 2"/>
+    <w:lsdException w:name="Medium Grid 3"/>
+    <w:lsdException w:name="Dark List"/>
+    <w:lsdException w:name="Colorful Shading"/>
+    <w:lsdException w:name="Colorful List"/>
+    <w:lsdException w:name="Colorful Grid"/>
+    <w:lsdException w:name="Light Shading Accent 1"/>
+    <w:lsdException w:name="Light List Accent 1"/>
+    <w:lsdException w:name="Light Grid Accent 1"/>
+    <w:lsdException w:name="Medium Shading 1 Accent 1"/>
+    <w:lsdException w:name="Medium Shading 2 Accent 1"/>
+    <w:lsdException w:name="Medium List 1 Accent 1"/>
+    <w:lsdException w:name="Medium List 2 Accent 1"/>
+    <w:lsdException w:name="Medium Grid 1 Accent 1"/>
+    <w:lsdException w:name="Medium Grid 2 Accent 1"/>
+    <w:lsdException w:name="Medium Grid 3 Accent 1"/>
+    <w:lsdException w:name="Dark List Accent 1"/>
+    <w:lsdException w:name="Colorful Shading Accent 1"/>
+    <w:lsdException w:name="Colorful List Accent 1"/>
+    <w:lsdException w:name="Colorful Grid Accent 1"/>
+    <w:lsdException w:name="Light Shading Accent 2"/>
+    <w:lsdException w:name="Light List Accent 2"/>
+    <w:lsdException w:name="Light Grid Accent 2"/>
+    <w:lsdException w:name="Medium Shading 1 Accent 2"/>
+    <w:lsdException w:name="Medium Shading 2 Accent 2"/>
+    <w:lsdException w:name="Medium List 1 Accent 2"/>
+    <w:lsdException w:name="Medium List 2 Accent 2"/>
+    <w:lsdException w:name="Medium Grid 1 Accent 2"/>
+    <w:lsdException w:name="Medium Grid 2 Accent 2"/>
+    <w:lsdException w:name="Medium Grid 3 Accent 2"/>
+    <w:lsdException w:name="Dark List Accent 2"/>
+    <w:lsdException w:name="Colorful Shading Accent 2"/>
+    <w:lsdException w:name="Colorful List Accent 2"/>
+    <w:lsdException w:name="Colorful Grid Accent 2"/>
+    <w:lsdException w:name="Light Shading Accent 3"/>
+    <w:lsdException w:name="Light List Accent 3"/>
+    <w:lsdException w:name="Light Grid Accent 3"/>
+    <w:lsdException w:name="Medium Shading 1 Accent 3"/>
+    <w:lsdException w:name="Medium Shading 2 Accent 3"/>
+    <w:lsdException w:name="Medium List 1 Accent 3"/>
+    <w:lsdException w:name="Medium List 2 Accent 3"/>
+    <w:lsdException w:name="Medium Grid 1 Accent 3"/>
+    <w:lsdException w:name="Medium Grid 2 Accent 3"/>
+    <w:lsdException w:name="Medium Grid 3 Accent 3"/>
+    <w:lsdException w:name="Dark List Accent 3"/>
+    <w:lsdException w:name="Colorful Shading Accent 3"/>
+    <w:lsdException w:name="Colorful List Accent 3"/>
+    <w:lsdException w:name="Colorful Grid Accent 3"/>
+    <w:lsdException w:name="Light Shading Accent 4"/>
+    <w:lsdException w:name="Light List Accent 4"/>
+    <w:lsdException w:name="Light Grid Accent 4"/>
+    <w:lsdException w:name="Medium Shading 1 Accent 4"/>
+    <w:lsdException w:name="Medium Shading 2 Accent 4"/>
+    <w:lsdException w:name="Medium List 1 Accent 4"/>
+    <w:lsdException w:name="Medium List 2 Accent 4"/>
+    <w:lsdException w:name="Medium Grid 1 Accent 4"/>
+    <w:lsdException w:name="Medium Grid 2 Accent 4"/>
+    <w:lsdException w:name="Medium Grid 3 Accent 4"/>
+    <w:lsdException w:name="Dark List Accent 4"/>
+    <w:lsdException w:name="Colorful Shading Accent 4"/>
+    <w:lsdException w:name="Colorful List Accent 4"/>
+    <w:lsdException w:name="Colorful Grid Accent 4"/>
+    <w:lsdException w:name="Light Shading Accent 5"/>
+    <w:lsdException w:name="Light List Accent 5"/>
+    <w:lsdException w:name="Light Grid Accent 5"/>
+    <w:lsdException w:name="Medium Shading 1 Accent 5"/>
+    <w:lsdException w:name="Medium Shading 2 Accent 5"/>
+    <w:lsdException w:name="Medium List 1 Accent 5"/>
+    <w:lsdException w:name="Medium List 2 Accent 5"/>
+    <w:lsdException w:name="Medium Grid 1 Accent 5"/>
+    <w:lsdException w:name="Medium Grid 2 Accent 5"/>
+    <w:lsdException w:name="Medium Grid 3 Accent 5"/>
+    <w:lsdException w:name="Dark List Accent 5"/>
+    <w:lsdException w:name="Colorful Shading Accent 5"/>
+    <w:lsdException w:name="Colorful List Accent 5"/>
+    <w:lsdException w:name="Colorful Grid Accent 5"/>
+    <w:lsdException w:name="Light Shading Accent 6"/>
+    <w:lsdException w:name="Light List Accent 6"/>
+    <w:lsdException w:name="Light Grid Accent 6"/>
+    <w:lsdException w:name="Medium Shading 1 Accent 6"/>
+    <w:lsdException w:name="Medium Shading 2 Accent 6"/>
+    <w:lsdException w:name="Medium List 1 Accent 6"/>
+    <w:lsdException w:name="Medium List 2 Accent 6"/>
+    <w:lsdException w:name="Medium Grid 1 Accent 6"/>
+    <w:lsdException w:name="Medium Grid 2 Accent 6"/>
+    <w:lsdException w:name="Medium Grid 3 Accent 6"/>
+    <w:lsdException w:name="Dark List Accent 6"/>
+    <w:lsdException w:name="Colorful Shading Accent 6"/>
+    <w:lsdException w:name="Colorful List Accent 6"/>
+    <w:lsdException w:name="Colorful Grid Accent 6"/>
+    <w:lsdException w:name="Grid Table 4" w:uiPriority="49"/>
+    <w:lsdException w:name="Grid Table 5 Dark" w:uiPriority="50"/>
+    <w:lsdException w:name="Grid Table 6 Colorful" w:uiPriority="51"/>
+    <w:lsdException w:name="Grid Table 7 Colorful" w:uiPriority="52"/>
+    <w:lsdException w:name="Grid Table 1 Light Accent 1" w:uiPriority="46"/>
+    <w:lsdException w:name="Grid Table 2 Accent 1" w:uiPriority="47"/>
+    <w:lsdException w:name="Grid Table 3 Accent 1" w:uiPriority="48"/>
+    <w:lsdException w:name="Grid Table 4 Accent 1" w:uiPriority="49"/>
+    <w:lsdException w:name="Grid Table 5 Dark Accent 1" w:uiPriority="50"/>
+    <w:lsdException w:name="Grid Table 6 Colorful Accent 1" w:uiPriority="51"/>
+    <w:lsdException w:name="Grid Table 7 Colorful Accent 1" w:uiPriority="52"/>
+    <w:lsdException w:name="Grid Table 1 Light Accent 2" w:uiPriority="46"/>
+    <w:lsdException w:name="Grid Table 2 Accent 2" w:uiPriority="47"/>
+    <w:lsdException w:name="Grid Table 3 Accent 2" w:uiPriority="48"/>
+    <w:lsdException w:name="Grid Table 4 Accent 2" w:uiPriority="49"/>
+    <w:lsdException w:name="Grid Table 5 Dark Accent 2" w:uiPriority="50"/>
+    <w:lsdException w:name="Grid Table 6 Colorful Accent 2" w:uiPriority="51"/>
+    <w:lsdException w:name="Grid Table 7 Colorful Accent 2" w:uiPriority="52"/>
+    <w:lsdException w:name="Grid Table 1 Light Accent 3" w:uiPriority="46"/>
+    <w:lsdException w:name="Grid Table 2 Accent 3" w:uiPriority="47"/>
+    <w:lsdException w:name="Grid Table 3 Accent 3" w:uiPriority="48"/>
+    <w:lsdException w:name="Grid Table 4 Accent 3" w:uiPriority="49"/>
+    <w:lsdException w:name="Grid Table 5 Dark Accent 3" w:uiPriority="50"/>
+    <w:lsdException w:name="Grid Table 6 Colorful Accent 3" w:uiPriority="51"/>
+    <w:lsdException w:name="Grid Table 7 Colorful Accent 3" w:uiPriority="52"/>
+    <w:lsdException w:name="Grid Table 1 Light Accent 4" w:uiPriority="46"/>
+    <w:lsdException w:name="Grid Table 2 Accent 4" w:uiPriority="47"/>
+    <w:lsdException w:name="Grid Table 3 Accent 4" w:uiPriority="48"/>
+    <w:lsdException w:name="Grid Table 4 Accent 4" w:uiPriority="49"/>
+    <w:lsdException w:name="Grid Table 5 Dark Accent 4" w:uiPriority="50"/>
+    <w:lsdException w:name="Grid Table 6 Colorful Accent 4" w:uiPriority="51"/>
+    <w:lsdException w:name="Grid Table 7 Colorful Accent 4" w:uiPriority="52"/>
+    <w:lsdException w:name="Grid Table 1 Light Accent 5" w:uiPriority="46"/>
+    <w:lsdException w:name="Grid Table 2 Accent 5" w:uiPriority="47"/>
+    <w:lsdException w:name="Grid Table 3 Accent 5" w:uiPriority="48"/>
+    <w:lsdException w:name="Grid Table 4 Accent 5" w:uiPriority="49"/>
+    <w:lsdException w:name="Grid Table 5 Dark Accent 5" w:uiPriority="50"/>
+    <w:lsdException w:name="Grid Table 6 Colorful Accent 5" w:uiPriority="51"/>
+    <w:lsdException w:name="Grid Table 7 Colorful Accent 5" w:uiPriority="52"/>
+    <w:lsdException w:name="Grid Table 1 Light Accent 6" w:uiPriority="46"/>
+    <w:lsdException w:name="Grid Table 2 Accent 6" w:uiPriority="47"/>
+    <w:lsdException w:name="Grid Table 3 Accent 6" w:uiPriority="48"/>
+    <w:lsdException w:name="Grid Table 4 Accent 6" w:uiPriority="49"/>
+    <w:lsdException w:name="Grid Table 5 Dark Accent 6" w:uiPriority="50"/>
+    <w:lsdException w:name="Grid Table 6 Colorful Accent 6" w:uiPriority="51"/>
+    <w:lsdException w:name="Grid Table 7 Colorful Accent 6" w:uiPriority="52"/>
+    <w:lsdException w:name="List Table 1 Light" w:uiPriority="46"/>
+    <w:lsdException w:name="List Table 2" w:uiPriority="47"/>
+    <w:lsdException w:name="List Table 3" w:uiPriority="48"/>
+    <w:lsdException w:name="List Table 4" w:uiPriority="49"/>
+    <w:lsdException w:name="List Table 5 Dark" w:uiPriority="50"/>
+    <w:lsdException w:name="List Table 6 Colorful" w:uiPriority="51"/>
+    <w:lsdException w:name="List Table 7 Colorful" w:uiPriority="52"/>
+    <w:lsdException w:name="List Table 1 Light Accent 1" w:uiPriority="46"/>
+    <w:lsdException w:name="List Table 2 Accent 1" w:uiPriority="47"/>
+    <w:lsdException w:name="List Table 3 Accent 1" w:uiPriority="48"/>
+    <w:lsdException w:name="List Table 4 Accent 1" w:uiPriority="49"/>
+    <w:lsdException w:name="List Table 5 Dark Accent 1" w:uiPriority="50"/>
+    <w:lsdException w:name="List Table 6 Colorful Accent 1" w:uiPriority="51"/>
+    <w:lsdException w:name="List Table 7 Colorful Accent 1" w:uiPriority="52"/>
+    <w:lsdException w:name="List Table 1 Light Accent 2" w:uiPriority="46"/>
+    <w:lsdException w:name="List Table 2 Accent 2" w:uiPriority="47"/>
+    <w:lsdException w:name="List Table 3 Accent 2" w:uiPriority="48"/>
+    <w:lsdException w:name="List Table 4 Accent 2" w:uiPriority="49"/>
+    <w:lsdException w:name="List Table 5 Dark Accent 2" w:uiPriority="50"/>
+    <w:lsdException w:name="List Table 6 Colorful Accent 2" w:uiPriority="51"/>
+    <w:lsdException w:name="List Table 7 Colorful Accent 2" w:uiPriority="52"/>
+    <w:lsdException w:name="List Table 1 Light Accent 3" w:uiPriority="46"/>
+    <w:lsdException w:name="List Table 2 Accent 3" w:uiPriority="47"/>
+    <w:lsdException w:name="List Table 3 Accent 3" w:uiPriority="48"/>
+    <w:lsdException w:name="List Table 4 Accent 3" w:uiPriority="49"/>
+    <w:lsdException w:name="List Table 5 Dark Accent 3" w:uiPriority="50"/>
+    <w:lsdException w:name="List Table 6 Colorful Accent 3" w:uiPriority="51"/>
+    <w:lsdException w:name="List Table 7 Colorful Accent 3" w:uiPriority="52"/>
+    <w:lsdException w:name="List Table 1 Light Accent 4" w:uiPriority="46"/>
+    <w:lsdException w:name="List Table 2 Accent 4" w:uiPriority="47"/>
+    <w:lsdException w:name="List Table 3 Accent 4" w:uiPriority="48"/>
+    <w:lsdException w:name="List Table 4 Accent 4" w:uiPriority="49"/>
+    <w:lsdException w:name="List Table 5 Dark Accent 4" w:uiPriority="50"/>
+    <w:lsdException w:name="List Table 6 Colorful Accent 4" w:uiPriority="51"/>
+    <w:lsdException w:name="List Table 7 Colorful Accent 4" w:uiPriority="52"/>
+    <w:lsdException w:name="List Table 1 Light Accent 5" w:uiPriority="46"/>
+    <w:lsdException w:name="List Table 2 Accent 5" w:uiPriority="47"/>
+    <w:lsdException w:name="List Table 3 Accent 5" w:uiPriority="48"/>
+    <w:lsdException w:name="List Table 4 Accent 5" w:uiPriority="49"/>
+    <w:lsdException w:name="List Table 5 Dark Accent 5" w:uiPriority="50"/>
+    <w:lsdException w:name="List Table 6 Colorful Accent 5" w:uiPriority="51"/>
+    <w:lsdException w:name="List Table 7 Colorful Accent 5" w:uiPriority="52"/>
+    <w:lsdException w:name="List Table 1 Light Accent 6" w:uiPriority="46"/>
+    <w:lsdException w:name="List Table 2 Accent 6" w:uiPriority="47"/>
+    <w:lsdException w:name="List Table 3 Accent 6" w:uiPriority="48"/>
+    <w:lsdException w:name="List Table 4 Accent 6" w:uiPriority="49"/>
+    <w:lsdException w:name="List Table 5 Dark Accent 6" w:uiPriority="50"/>
+    <w:lsdException w:name="List Table 6 Colorful Accent 6" w:uiPriority="51"/>
+    <w:lsdException w:name="List Table 7 Colorful Accent 6" w:uiPriority="52"/>
+    <w:lsdException w:name="Mention" w:semiHidden="1" w:uiPriority="99" w:unhideWhenUsed="1"/>
+    <w:lsdException w:name="Smart Hyperlink" w:semiHidden="1" w:uiPriority="99" w:unhideWhenUsed="1"/>
+    <w:lsdException w:name="Hashtag" w:semiHidden="1" w:uiPriority="99" w:unhideWhenUsed="1"/>
+    <w:lsdException w:name="Unresolved Mention" w:semiHidden="1" w:uiPriority="99" w:unhideWhenUsed="1"/>
+    <w:lsdException w:name="Smart Link" w:semiHidden="1" w:uiPriority="99" w:unhideWhenUsed="1"/>
+  </w:latentStyles>
+  <w:style w:type="paragraph" w:default="1" w:styleId="Normal">
     <w:name w:val="Normal"/>
     <w:qFormat/>
   </w:style>
-  <w:style w:styleId="BodyText" w:type="paragraph">
-    <w:name w:val="Body Text"/>
-    <w:basedOn w:val="Normal"/>
-    <w:link w:val="BodyTextChar"/>
-    <w:qFormat/>
-    <w:pPr>
-      <w:spacing w:after="180" w:before="180"/>
-    </w:pPr>
-  </w:style>
-  <w:style w:customStyle="1" w:styleId="FirstParagraph" w:type="paragraph">
-    <w:name w:val="First Paragraph"/>
-    <w:basedOn w:val="BodyText"/>
-    <w:next w:val="BodyText"/>
-    <w:qFormat/>
-  </w:style>
-  <w:style w:customStyle="1" w:styleId="Compact" w:type="paragraph">
-    <w:name w:val="Compact"/>
-    <w:basedOn w:val="BodyText"/>
-    <w:qFormat/>
-    <w:pPr>
-      <w:spacing w:after="36" w:before="36"/>
-    </w:pPr>
-  </w:style>
-  <w:style w:styleId="Title" w:type="paragraph">
-    <w:name w:val="Title"/>
-    <w:basedOn w:val="Normal"/>
-    <w:next w:val="BodyText"/>
-    <w:link w:val="TitleChar"/>
-    <w:uiPriority w:val="10"/>
-    <w:qFormat/>
-    <w:rsid w:val="00A10FD9"/>
-    <w:pPr>
-      <w:spacing w:after="80" w:line="240" w:lineRule="auto"/>
-      <w:contextualSpacing/>
-      <w:jc w:val="center"/>
-    </w:pPr>
-    <w:rPr>
-      <w:rFonts w:asciiTheme="majorHAnsi" w:cstheme="majorBidi" w:eastAsiaTheme="majorEastAsia" w:hAnsiTheme="majorHAnsi"/>
-      <w:sz w:val="56"/>
-      <w:szCs w:val="56"/>
-    </w:rPr>
-  </w:style>
-  <w:style w:customStyle="1" w:styleId="TitleChar" w:type="character">
-    <w:name w:val="Title Char"/>
-    <w:basedOn w:val="DefaultParagraphFont"/>
-    <w:link w:val="Title"/>
-    <w:uiPriority w:val="10"/>
-    <w:rsid w:val="00A10FD9"/>
-    <w:rPr>
-      <w:rFonts w:asciiTheme="majorHAnsi" w:cstheme="majorBidi" w:eastAsiaTheme="majorEastAsia" w:hAnsiTheme="majorHAnsi"/>
-      <w:sz w:val="56"/>
-      <w:szCs w:val="56"/>
-    </w:rPr>
-  </w:style>
-  <w:style w:styleId="Subtitle" w:type="paragraph">
-    <w:name w:val="Subtitle"/>
-    <w:basedOn w:val="Title"/>
-    <w:next w:val="BodyText"/>
-    <w:link w:val="SubtitleChar"/>
-    <w:uiPriority w:val="11"/>
-    <w:qFormat/>
-    <w:rsid w:val="00A10FD9"/>
-    <w:pPr>
-      <w:numPr>
-        <w:ilvl w:val="1"/>
-      </w:numPr>
-    </w:pPr>
-    <w:rPr>
-      <w:rFonts w:cstheme="majorBidi" w:eastAsiaTheme="majorEastAsia"/>
-      <w:spacing w:val="15"/>
-      <w:sz w:val="28"/>
-      <w:szCs w:val="28"/>
-    </w:rPr>
-  </w:style>
-  <w:style w:customStyle="1" w:styleId="SubtitleChar" w:type="character">
-    <w:name w:val="Subtitle Char"/>
-    <w:basedOn w:val="DefaultParagraphFont"/>
-    <w:link w:val="Subtitle"/>
-    <w:uiPriority w:val="11"/>
-    <w:rsid w:val="00A10FD9"/>
-    <w:rPr>
-      <w:rFonts w:cstheme="majorBidi" w:eastAsiaTheme="majorEastAsia"/>
-      <w:color w:themeColor="text1" w:themeTint="A6" w:val="595959"/>
-      <w:spacing w:val="15"/>
-      <w:sz w:val="28"/>
-      <w:szCs w:val="28"/>
-    </w:rPr>
-  </w:style>
-  <w:style w:customStyle="1" w:styleId="Author" w:type="paragraph">
-    <w:name w:val="Author"/>
-    <w:basedOn w:val="Title"/>
-    <w:next w:val="BodyText"/>
-    <w:qFormat/>
-    <w:pPr>
-      <w:keepNext/>
-      <w:keepLines/>
-    </w:pPr>
-    <w:rPr>
-      <w:sz w:val="24"/>
-      <w:szCs w:val="24"/>
-    </w:rPr>
-  </w:style>
-  <w:style w:styleId="Date" w:type="paragraph">
-    <w:name w:val="Date"/>
-    <w:basedOn w:val="Title"/>
-    <w:next w:val="BodyText"/>
-    <w:qFormat/>
-    <w:pPr>
-      <w:keepNext/>
-      <w:keepLines/>
-    </w:pPr>
-    <w:rPr>
-      <w:sz w:val="24"/>
-      <w:szCs w:val="24"/>
-    </w:rPr>
-  </w:style>
-  <w:style w:customStyle="1" w:styleId="AbstractTitle" w:type="paragraph">
-    <w:name w:val="Abstract Title"/>
-    <w:basedOn w:val="Normal"/>
-    <w:next w:val="Abstract"/>
-    <w:qFormat/>
-    <w:pPr>
-      <w:keepNext/>
-      <w:keepLines/>
-      <w:spacing w:after="0" w:before="300"/>
-      <w:jc w:val="center"/>
-    </w:pPr>
-    <w:rPr>
-      <w:b/>
-      <w:sz w:val="20"/>
-      <w:szCs w:val="20"/>
-    </w:rPr>
-  </w:style>
-  <w:style w:customStyle="1" w:styleId="Abstract" w:type="paragraph">
-    <w:name w:val="Abstract"/>
-    <w:basedOn w:val="Normal"/>
-    <w:next w:val="BodyText"/>
-    <w:qFormat/>
-    <w:pPr>
-      <w:keepNext/>
-      <w:keepLines/>
-      <w:spacing w:after="300" w:before="100"/>
-    </w:pPr>
-    <w:rPr>
-      <w:sz w:val="20"/>
-      <w:szCs w:val="20"/>
-    </w:rPr>
-  </w:style>
-  <w:style w:styleId="Bibliography" w:type="paragraph">
-    <w:name w:val="Bibliography"/>
-    <w:basedOn w:val="Normal"/>
-    <w:next w:val="Bibliography"/>
-    <w:qFormat/>
-    <w:pPr/>
-    <w:rPr/>
-  </w:style>
-  <w:style w:styleId="Heading1" w:type="paragraph">
+  <w:style w:type="paragraph" w:styleId="Heading1">
     <w:name w:val="heading 1"/>
     <w:basedOn w:val="Normal"/>
     <w:next w:val="BodyText"/>
@@ -1992,17 +4224,17 @@
     <w:pPr>
       <w:keepNext/>
       <w:keepLines/>
-      <w:spacing w:after="80" w:before="360"/>
+      <w:spacing w:before="360" w:after="80"/>
       <w:outlineLvl w:val="0"/>
     </w:pPr>
     <w:rPr>
-      <w:rFonts w:asciiTheme="majorHAnsi" w:cstheme="majorBidi" w:eastAsiaTheme="majorEastAsia" w:hAnsiTheme="majorHAnsi"/>
-      <w:color w:themeColor="accent1" w:themeShade="BF" w:val="0F4761"/>
+      <w:rFonts w:asciiTheme="majorHAnsi" w:eastAsiaTheme="majorEastAsia" w:hAnsiTheme="majorHAnsi" w:cstheme="majorBidi"/>
+      <w:color w:val="0F4761" w:themeColor="accent1" w:themeShade="BF"/>
       <w:sz w:val="40"/>
       <w:szCs w:val="40"/>
     </w:rPr>
   </w:style>
-  <w:style w:styleId="Heading2" w:type="paragraph">
+  <w:style w:type="paragraph" w:styleId="Heading2">
     <w:name w:val="heading 2"/>
     <w:basedOn w:val="Normal"/>
     <w:next w:val="BodyText"/>
@@ -2015,17 +4247,17 @@
     <w:pPr>
       <w:keepNext/>
       <w:keepLines/>
-      <w:spacing w:after="80" w:before="160"/>
+      <w:spacing w:before="160" w:after="80"/>
       <w:outlineLvl w:val="1"/>
     </w:pPr>
     <w:rPr>
-      <w:rFonts w:asciiTheme="majorHAnsi" w:cstheme="majorBidi" w:eastAsiaTheme="majorEastAsia" w:hAnsiTheme="majorHAnsi"/>
-      <w:color w:themeColor="accent1" w:themeShade="BF" w:val="0F4761"/>
+      <w:rFonts w:asciiTheme="majorHAnsi" w:eastAsiaTheme="majorEastAsia" w:hAnsiTheme="majorHAnsi" w:cstheme="majorBidi"/>
+      <w:color w:val="0F4761" w:themeColor="accent1" w:themeShade="BF"/>
       <w:sz w:val="32"/>
       <w:szCs w:val="32"/>
     </w:rPr>
   </w:style>
-  <w:style w:styleId="Heading3" w:type="paragraph">
+  <w:style w:type="paragraph" w:styleId="Heading3">
     <w:name w:val="heading 3"/>
     <w:basedOn w:val="Normal"/>
     <w:next w:val="BodyText"/>
@@ -2038,17 +4270,17 @@
     <w:pPr>
       <w:keepNext/>
       <w:keepLines/>
-      <w:spacing w:after="80" w:before="160"/>
+      <w:spacing w:before="160" w:after="80"/>
       <w:outlineLvl w:val="2"/>
     </w:pPr>
     <w:rPr>
-      <w:rFonts w:cstheme="majorBidi" w:eastAsiaTheme="majorEastAsia"/>
-      <w:color w:themeColor="accent1" w:themeShade="BF" w:val="0F4761"/>
+      <w:rFonts w:eastAsiaTheme="majorEastAsia" w:cstheme="majorBidi"/>
+      <w:color w:val="0F4761" w:themeColor="accent1" w:themeShade="BF"/>
       <w:sz w:val="28"/>
       <w:szCs w:val="28"/>
     </w:rPr>
   </w:style>
-  <w:style w:styleId="Heading4" w:type="paragraph">
+  <w:style w:type="paragraph" w:styleId="Heading4">
     <w:name w:val="heading 4"/>
     <w:basedOn w:val="Normal"/>
     <w:next w:val="BodyText"/>
@@ -2061,17 +4293,17 @@
     <w:pPr>
       <w:keepNext/>
       <w:keepLines/>
-      <w:spacing w:after="40" w:before="80"/>
+      <w:spacing w:before="80" w:after="40"/>
       <w:outlineLvl w:val="3"/>
     </w:pPr>
     <w:rPr>
-      <w:rFonts w:cstheme="majorBidi" w:eastAsiaTheme="majorEastAsia"/>
+      <w:rFonts w:eastAsiaTheme="majorEastAsia" w:cstheme="majorBidi"/>
       <w:i/>
       <w:iCs/>
-      <w:color w:themeColor="accent1" w:themeShade="BF" w:val="0F4761"/>
-    </w:rPr>
-  </w:style>
-  <w:style w:styleId="Heading5" w:type="paragraph">
+      <w:color w:val="0F4761" w:themeColor="accent1" w:themeShade="BF"/>
+    </w:rPr>
+  </w:style>
+  <w:style w:type="paragraph" w:styleId="Heading5">
     <w:name w:val="heading 5"/>
     <w:basedOn w:val="Normal"/>
     <w:next w:val="BodyText"/>
@@ -2084,15 +4316,15 @@
     <w:pPr>
       <w:keepNext/>
       <w:keepLines/>
-      <w:spacing w:after="40" w:before="80"/>
+      <w:spacing w:before="80" w:after="40"/>
       <w:outlineLvl w:val="4"/>
     </w:pPr>
     <w:rPr>
-      <w:rFonts w:cstheme="majorBidi" w:eastAsiaTheme="majorEastAsia"/>
-      <w:color w:themeColor="accent1" w:themeShade="BF" w:val="0F4761"/>
-    </w:rPr>
-  </w:style>
-  <w:style w:styleId="Heading6" w:type="paragraph">
+      <w:rFonts w:eastAsiaTheme="majorEastAsia" w:cstheme="majorBidi"/>
+      <w:color w:val="0F4761" w:themeColor="accent1" w:themeShade="BF"/>
+    </w:rPr>
+  </w:style>
+  <w:style w:type="paragraph" w:styleId="Heading6">
     <w:name w:val="heading 6"/>
     <w:basedOn w:val="Normal"/>
     <w:next w:val="BodyText"/>
@@ -2105,17 +4337,17 @@
     <w:pPr>
       <w:keepNext/>
       <w:keepLines/>
-      <w:spacing w:after="0" w:before="40"/>
+      <w:spacing w:before="40" w:after="0"/>
       <w:outlineLvl w:val="5"/>
     </w:pPr>
     <w:rPr>
-      <w:rFonts w:cstheme="majorBidi" w:eastAsiaTheme="majorEastAsia"/>
+      <w:rFonts w:eastAsiaTheme="majorEastAsia" w:cstheme="majorBidi"/>
       <w:i/>
       <w:iCs/>
-      <w:color w:themeColor="text1" w:themeTint="A6" w:val="595959"/>
-    </w:rPr>
-  </w:style>
-  <w:style w:styleId="Heading7" w:type="paragraph">
+      <w:color w:val="595959" w:themeColor="text1" w:themeTint="A6"/>
+    </w:rPr>
+  </w:style>
+  <w:style w:type="paragraph" w:styleId="Heading7">
     <w:name w:val="heading 7"/>
     <w:basedOn w:val="Normal"/>
     <w:next w:val="BodyText"/>
@@ -2128,15 +4360,15 @@
     <w:pPr>
       <w:keepNext/>
       <w:keepLines/>
-      <w:spacing w:after="0" w:before="40"/>
+      <w:spacing w:before="40" w:after="0"/>
       <w:outlineLvl w:val="6"/>
     </w:pPr>
     <w:rPr>
-      <w:rFonts w:cstheme="majorBidi" w:eastAsiaTheme="majorEastAsia"/>
-      <w:color w:themeColor="text1" w:themeTint="A6" w:val="595959"/>
-    </w:rPr>
-  </w:style>
-  <w:style w:styleId="Heading8" w:type="paragraph">
+      <w:rFonts w:eastAsiaTheme="majorEastAsia" w:cstheme="majorBidi"/>
+      <w:color w:val="595959" w:themeColor="text1" w:themeTint="A6"/>
+    </w:rPr>
+  </w:style>
+  <w:style w:type="paragraph" w:styleId="Heading8">
     <w:name w:val="heading 8"/>
     <w:basedOn w:val="Normal"/>
     <w:next w:val="BodyText"/>
@@ -2153,13 +4385,13 @@
       <w:outlineLvl w:val="7"/>
     </w:pPr>
     <w:rPr>
-      <w:rFonts w:cstheme="majorBidi" w:eastAsiaTheme="majorEastAsia"/>
+      <w:rFonts w:eastAsiaTheme="majorEastAsia" w:cstheme="majorBidi"/>
       <w:i/>
       <w:iCs/>
-      <w:color w:themeColor="text1" w:themeTint="D8" w:val="272727"/>
-    </w:rPr>
-  </w:style>
-  <w:style w:styleId="Heading9" w:type="paragraph">
+      <w:color w:val="272727" w:themeColor="text1" w:themeTint="D8"/>
+    </w:rPr>
+  </w:style>
+  <w:style w:type="paragraph" w:styleId="Heading9">
     <w:name w:val="heading 9"/>
     <w:basedOn w:val="Normal"/>
     <w:next w:val="BodyText"/>
@@ -2176,24 +4408,202 @@
       <w:outlineLvl w:val="8"/>
     </w:pPr>
     <w:rPr>
-      <w:rFonts w:cstheme="majorBidi" w:eastAsiaTheme="majorEastAsia"/>
-      <w:color w:themeColor="text1" w:themeTint="D8" w:val="272727"/>
-    </w:rPr>
-  </w:style>
-  <w:style w:customStyle="1" w:styleId="Heading1Char" w:type="character">
+      <w:rFonts w:eastAsiaTheme="majorEastAsia" w:cstheme="majorBidi"/>
+      <w:color w:val="272727" w:themeColor="text1" w:themeTint="D8"/>
+    </w:rPr>
+  </w:style>
+  <w:style w:type="character" w:default="1" w:styleId="DefaultParagraphFont">
+    <w:name w:val="Default Paragraph Font"/>
+    <w:uiPriority w:val="1"/>
+    <w:semiHidden/>
+    <w:unhideWhenUsed/>
+  </w:style>
+  <w:style w:type="table" w:default="1" w:styleId="TableNormal">
+    <w:name w:val="Normal Table"/>
+    <w:uiPriority w:val="99"/>
+    <w:semiHidden/>
+    <w:unhideWhenUsed/>
+    <w:tblPr>
+      <w:tblInd w:w="0" w:type="dxa"/>
+      <w:tblCellMar>
+        <w:top w:w="0" w:type="dxa"/>
+        <w:left w:w="108" w:type="dxa"/>
+        <w:bottom w:w="0" w:type="dxa"/>
+        <w:right w:w="108" w:type="dxa"/>
+      </w:tblCellMar>
+    </w:tblPr>
+  </w:style>
+  <w:style w:type="numbering" w:default="1" w:styleId="NoList">
+    <w:name w:val="No List"/>
+    <w:uiPriority w:val="99"/>
+    <w:semiHidden/>
+    <w:unhideWhenUsed/>
+  </w:style>
+  <w:style w:type="paragraph" w:styleId="BodyText">
+    <w:name w:val="Body Text"/>
+    <w:basedOn w:val="Normal"/>
+    <w:qFormat/>
+    <w:pPr>
+      <w:spacing w:before="180" w:after="180"/>
+    </w:pPr>
+  </w:style>
+  <w:style w:type="paragraph" w:customStyle="1" w:styleId="FirstParagraph">
+    <w:name w:val="First Paragraph"/>
+    <w:basedOn w:val="BodyText"/>
+    <w:next w:val="BodyText"/>
+    <w:qFormat/>
+  </w:style>
+  <w:style w:type="paragraph" w:customStyle="1" w:styleId="Compact">
+    <w:name w:val="Compact"/>
+    <w:basedOn w:val="BodyText"/>
+    <w:qFormat/>
+    <w:pPr>
+      <w:spacing w:before="36" w:after="36"/>
+    </w:pPr>
+  </w:style>
+  <w:style w:type="paragraph" w:styleId="Title">
+    <w:name w:val="Title"/>
+    <w:basedOn w:val="Normal"/>
+    <w:next w:val="BodyText"/>
+    <w:link w:val="TitleChar"/>
+    <w:uiPriority w:val="10"/>
+    <w:qFormat/>
+    <w:rsid w:val="00A10FD9"/>
+    <w:pPr>
+      <w:spacing w:after="80"/>
+      <w:contextualSpacing/>
+      <w:jc w:val="center"/>
+    </w:pPr>
+    <w:rPr>
+      <w:rFonts w:asciiTheme="majorHAnsi" w:eastAsiaTheme="majorEastAsia" w:hAnsiTheme="majorHAnsi" w:cstheme="majorBidi"/>
+      <w:sz w:val="56"/>
+      <w:szCs w:val="56"/>
+    </w:rPr>
+  </w:style>
+  <w:style w:type="character" w:customStyle="1" w:styleId="TitleChar">
+    <w:name w:val="Title Char"/>
+    <w:basedOn w:val="DefaultParagraphFont"/>
+    <w:link w:val="Title"/>
+    <w:uiPriority w:val="10"/>
+    <w:rsid w:val="00A10FD9"/>
+    <w:rPr>
+      <w:rFonts w:asciiTheme="majorHAnsi" w:eastAsiaTheme="majorEastAsia" w:hAnsiTheme="majorHAnsi" w:cstheme="majorBidi"/>
+      <w:sz w:val="56"/>
+      <w:szCs w:val="56"/>
+    </w:rPr>
+  </w:style>
+  <w:style w:type="paragraph" w:styleId="Subtitle">
+    <w:name w:val="Subtitle"/>
+    <w:basedOn w:val="Title"/>
+    <w:next w:val="BodyText"/>
+    <w:link w:val="SubtitleChar"/>
+    <w:uiPriority w:val="11"/>
+    <w:qFormat/>
+    <w:rsid w:val="00A10FD9"/>
+    <w:pPr>
+      <w:numPr>
+        <w:ilvl w:val="1"/>
+      </w:numPr>
+    </w:pPr>
+    <w:rPr>
+      <w:spacing w:val="15"/>
+      <w:sz w:val="28"/>
+      <w:szCs w:val="28"/>
+    </w:rPr>
+  </w:style>
+  <w:style w:type="character" w:customStyle="1" w:styleId="SubtitleChar">
+    <w:name w:val="Subtitle Char"/>
+    <w:basedOn w:val="DefaultParagraphFont"/>
+    <w:link w:val="Subtitle"/>
+    <w:uiPriority w:val="11"/>
+    <w:rsid w:val="00A10FD9"/>
+    <w:rPr>
+      <w:rFonts w:eastAsiaTheme="majorEastAsia" w:cstheme="majorBidi"/>
+      <w:color w:val="595959" w:themeColor="text1" w:themeTint="A6"/>
+      <w:spacing w:val="15"/>
+      <w:sz w:val="28"/>
+      <w:szCs w:val="28"/>
+    </w:rPr>
+  </w:style>
+  <w:style w:type="paragraph" w:customStyle="1" w:styleId="Author">
+    <w:name w:val="Author"/>
+    <w:basedOn w:val="Title"/>
+    <w:next w:val="BodyText"/>
+    <w:qFormat/>
+    <w:pPr>
+      <w:keepNext/>
+      <w:keepLines/>
+    </w:pPr>
+    <w:rPr>
+      <w:sz w:val="24"/>
+      <w:szCs w:val="24"/>
+    </w:rPr>
+  </w:style>
+  <w:style w:type="paragraph" w:styleId="Date">
+    <w:name w:val="Date"/>
+    <w:basedOn w:val="Title"/>
+    <w:next w:val="BodyText"/>
+    <w:qFormat/>
+    <w:pPr>
+      <w:keepNext/>
+      <w:keepLines/>
+    </w:pPr>
+    <w:rPr>
+      <w:sz w:val="24"/>
+      <w:szCs w:val="24"/>
+    </w:rPr>
+  </w:style>
+  <w:style w:type="paragraph" w:customStyle="1" w:styleId="AbstractTitle">
+    <w:name w:val="Abstract Title"/>
+    <w:basedOn w:val="Normal"/>
+    <w:next w:val="Abstract"/>
+    <w:qFormat/>
+    <w:pPr>
+      <w:keepNext/>
+      <w:keepLines/>
+      <w:spacing w:before="300" w:after="0"/>
+      <w:jc w:val="center"/>
+    </w:pPr>
+    <w:rPr>
+      <w:b/>
+      <w:sz w:val="20"/>
+      <w:szCs w:val="20"/>
+    </w:rPr>
+  </w:style>
+  <w:style w:type="paragraph" w:customStyle="1" w:styleId="Abstract">
+    <w:name w:val="Abstract"/>
+    <w:basedOn w:val="Normal"/>
+    <w:next w:val="BodyText"/>
+    <w:qFormat/>
+    <w:pPr>
+      <w:keepNext/>
+      <w:keepLines/>
+      <w:spacing w:before="100" w:after="300"/>
+    </w:pPr>
+    <w:rPr>
+      <w:sz w:val="20"/>
+      <w:szCs w:val="20"/>
+    </w:rPr>
+  </w:style>
+  <w:style w:type="paragraph" w:styleId="Bibliography">
+    <w:name w:val="Bibliography"/>
+    <w:basedOn w:val="Normal"/>
+    <w:qFormat/>
+  </w:style>
+  <w:style w:type="character" w:customStyle="1" w:styleId="Heading1Char">
     <w:name w:val="Heading 1 Char"/>
     <w:basedOn w:val="DefaultParagraphFont"/>
     <w:link w:val="Heading1"/>
     <w:uiPriority w:val="9"/>
     <w:rsid w:val="00A10FD9"/>
     <w:rPr>
-      <w:rFonts w:asciiTheme="majorHAnsi" w:cstheme="majorBidi" w:eastAsiaTheme="majorEastAsia" w:hAnsiTheme="majorHAnsi"/>
-      <w:color w:themeColor="accent1" w:themeShade="BF" w:val="0F4761"/>
+      <w:rFonts w:asciiTheme="majorHAnsi" w:eastAsiaTheme="majorEastAsia" w:hAnsiTheme="majorHAnsi" w:cstheme="majorBidi"/>
+      <w:color w:val="0F4761" w:themeColor="accent1" w:themeShade="BF"/>
       <w:sz w:val="40"/>
       <w:szCs w:val="40"/>
     </w:rPr>
   </w:style>
-  <w:style w:customStyle="1" w:styleId="Heading2Char" w:type="character">
+  <w:style w:type="character" w:customStyle="1" w:styleId="Heading2Char">
     <w:name w:val="Heading 2 Char"/>
     <w:basedOn w:val="DefaultParagraphFont"/>
     <w:link w:val="Heading2"/>
@@ -2201,13 +4611,13 @@
     <w:semiHidden/>
     <w:rsid w:val="00A10FD9"/>
     <w:rPr>
-      <w:rFonts w:asciiTheme="majorHAnsi" w:cstheme="majorBidi" w:eastAsiaTheme="majorEastAsia" w:hAnsiTheme="majorHAnsi"/>
-      <w:color w:themeColor="accent1" w:themeShade="BF" w:val="0F4761"/>
+      <w:rFonts w:asciiTheme="majorHAnsi" w:eastAsiaTheme="majorEastAsia" w:hAnsiTheme="majorHAnsi" w:cstheme="majorBidi"/>
+      <w:color w:val="0F4761" w:themeColor="accent1" w:themeShade="BF"/>
       <w:sz w:val="32"/>
       <w:szCs w:val="32"/>
     </w:rPr>
   </w:style>
-  <w:style w:customStyle="1" w:styleId="Heading3Char" w:type="character">
+  <w:style w:type="character" w:customStyle="1" w:styleId="Heading3Char">
     <w:name w:val="Heading 3 Char"/>
     <w:basedOn w:val="DefaultParagraphFont"/>
     <w:link w:val="Heading3"/>
@@ -2215,13 +4625,13 @@
     <w:semiHidden/>
     <w:rsid w:val="00A10FD9"/>
     <w:rPr>
-      <w:rFonts w:cstheme="majorBidi" w:eastAsiaTheme="majorEastAsia"/>
-      <w:color w:themeColor="accent1" w:themeShade="BF" w:val="0F4761"/>
+      <w:rFonts w:eastAsiaTheme="majorEastAsia" w:cstheme="majorBidi"/>
+      <w:color w:val="0F4761" w:themeColor="accent1" w:themeShade="BF"/>
       <w:sz w:val="28"/>
       <w:szCs w:val="28"/>
     </w:rPr>
   </w:style>
-  <w:style w:customStyle="1" w:styleId="Heading4Char" w:type="character">
+  <w:style w:type="character" w:customStyle="1" w:styleId="Heading4Char">
     <w:name w:val="Heading 4 Char"/>
     <w:basedOn w:val="DefaultParagraphFont"/>
     <w:link w:val="Heading4"/>
@@ -2229,13 +4639,13 @@
     <w:semiHidden/>
     <w:rsid w:val="00A10FD9"/>
     <w:rPr>
-      <w:rFonts w:cstheme="majorBidi" w:eastAsiaTheme="majorEastAsia"/>
+      <w:rFonts w:eastAsiaTheme="majorEastAsia" w:cstheme="majorBidi"/>
       <w:i/>
       <w:iCs/>
-      <w:color w:themeColor="accent1" w:themeShade="BF" w:val="0F4761"/>
-    </w:rPr>
-  </w:style>
-  <w:style w:customStyle="1" w:styleId="Heading5Char" w:type="character">
+      <w:color w:val="0F4761" w:themeColor="accent1" w:themeShade="BF"/>
+    </w:rPr>
+  </w:style>
+  <w:style w:type="character" w:customStyle="1" w:styleId="Heading5Char">
     <w:name w:val="Heading 5 Char"/>
     <w:basedOn w:val="DefaultParagraphFont"/>
     <w:link w:val="Heading5"/>
@@ -2243,11 +4653,11 @@
     <w:semiHidden/>
     <w:rsid w:val="00A10FD9"/>
     <w:rPr>
-      <w:rFonts w:cstheme="majorBidi" w:eastAsiaTheme="majorEastAsia"/>
-      <w:color w:themeColor="accent1" w:themeShade="BF" w:val="0F4761"/>
-    </w:rPr>
-  </w:style>
-  <w:style w:customStyle="1" w:styleId="Heading6Char" w:type="character">
+      <w:rFonts w:eastAsiaTheme="majorEastAsia" w:cstheme="majorBidi"/>
+      <w:color w:val="0F4761" w:themeColor="accent1" w:themeShade="BF"/>
+    </w:rPr>
+  </w:style>
+  <w:style w:type="character" w:customStyle="1" w:styleId="Heading6Char">
     <w:name w:val="Heading 6 Char"/>
     <w:basedOn w:val="DefaultParagraphFont"/>
     <w:link w:val="Heading6"/>
@@ -2255,13 +4665,13 @@
     <w:semiHidden/>
     <w:rsid w:val="00A10FD9"/>
     <w:rPr>
-      <w:rFonts w:cstheme="majorBidi" w:eastAsiaTheme="majorEastAsia"/>
+      <w:rFonts w:eastAsiaTheme="majorEastAsia" w:cstheme="majorBidi"/>
       <w:i/>
       <w:iCs/>
-      <w:color w:themeColor="text1" w:themeTint="A6" w:val="595959"/>
-    </w:rPr>
-  </w:style>
-  <w:style w:customStyle="1" w:styleId="Heading7Char" w:type="character">
+      <w:color w:val="595959" w:themeColor="text1" w:themeTint="A6"/>
+    </w:rPr>
+  </w:style>
+  <w:style w:type="character" w:customStyle="1" w:styleId="Heading7Char">
     <w:name w:val="Heading 7 Char"/>
     <w:basedOn w:val="DefaultParagraphFont"/>
     <w:link w:val="Heading7"/>
@@ -2269,11 +4679,11 @@
     <w:semiHidden/>
     <w:rsid w:val="00A10FD9"/>
     <w:rPr>
-      <w:rFonts w:cstheme="majorBidi" w:eastAsiaTheme="majorEastAsia"/>
-      <w:color w:themeColor="text1" w:themeTint="A6" w:val="595959"/>
-    </w:rPr>
-  </w:style>
-  <w:style w:customStyle="1" w:styleId="Heading8Char" w:type="character">
+      <w:rFonts w:eastAsiaTheme="majorEastAsia" w:cstheme="majorBidi"/>
+      <w:color w:val="595959" w:themeColor="text1" w:themeTint="A6"/>
+    </w:rPr>
+  </w:style>
+  <w:style w:type="character" w:customStyle="1" w:styleId="Heading8Char">
     <w:name w:val="Heading 8 Char"/>
     <w:basedOn w:val="DefaultParagraphFont"/>
     <w:link w:val="Heading8"/>
@@ -2281,13 +4691,13 @@
     <w:semiHidden/>
     <w:rsid w:val="00A10FD9"/>
     <w:rPr>
-      <w:rFonts w:cstheme="majorBidi" w:eastAsiaTheme="majorEastAsia"/>
+      <w:rFonts w:eastAsiaTheme="majorEastAsia" w:cstheme="majorBidi"/>
       <w:i/>
       <w:iCs/>
-      <w:color w:themeColor="text1" w:themeTint="D8" w:val="272727"/>
-    </w:rPr>
-  </w:style>
-  <w:style w:customStyle="1" w:styleId="Heading9Char" w:type="character">
+      <w:color w:val="272727" w:themeColor="text1" w:themeTint="D8"/>
+    </w:rPr>
+  </w:style>
+  <w:style w:type="character" w:customStyle="1" w:styleId="Heading9Char">
     <w:name w:val="Heading 9 Char"/>
     <w:basedOn w:val="DefaultParagraphFont"/>
     <w:link w:val="Heading9"/>
@@ -2295,11 +4705,11 @@
     <w:semiHidden/>
     <w:rsid w:val="00A10FD9"/>
     <w:rPr>
-      <w:rFonts w:cstheme="majorBidi" w:eastAsiaTheme="majorEastAsia"/>
-      <w:color w:themeColor="text1" w:themeTint="D8" w:val="272727"/>
-    </w:rPr>
-  </w:style>
-  <w:style w:styleId="BlockText" w:type="paragraph">
+      <w:rFonts w:eastAsiaTheme="majorEastAsia" w:cstheme="majorBidi"/>
+      <w:color w:val="272727" w:themeColor="text1" w:themeTint="D8"/>
+    </w:rPr>
+  </w:style>
+  <w:style w:type="paragraph" w:styleId="BlockText">
     <w:name w:val="Block Text"/>
     <w:basedOn w:val="BodyText"/>
     <w:next w:val="BodyText"/>
@@ -2307,19 +4717,18 @@
     <w:unhideWhenUsed/>
     <w:qFormat/>
     <w:pPr>
-      <w:spacing w:after="100" w:before="100"/>
-      <w:ind w:firstLine="0" w:left="480" w:right="480"/>
+      <w:spacing w:before="100" w:after="100"/>
+      <w:ind w:left="480" w:right="480"/>
     </w:pPr>
   </w:style>
-  <w:style w:styleId="FootnoteText" w:type="paragraph">
-    <w:name w:val="Footnote Text"/>
+  <w:style w:type="paragraph" w:styleId="FootnoteText">
+    <w:name w:val="footnote text"/>
     <w:basedOn w:val="Normal"/>
-    <w:next w:val="FootnoteText"/>
     <w:uiPriority w:val="9"/>
     <w:unhideWhenUsed/>
     <w:qFormat/>
   </w:style>
-  <w:style w:styleId="FootnoteBlockText" w:type="paragraph">
+  <w:style w:type="paragraph" w:customStyle="1" w:styleId="FootnoteBlockText">
     <w:name w:val="Footnote Block Text"/>
     <w:basedOn w:val="FootnoteText"/>
     <w:next w:val="FootnoteText"/>
@@ -2327,40 +4736,35 @@
     <w:unhideWhenUsed/>
     <w:qFormat/>
     <w:pPr>
-      <w:spacing w:after="100" w:before="100"/>
-      <w:ind w:firstLine="0" w:left="480" w:right="480"/>
+      <w:spacing w:before="100" w:after="100"/>
+      <w:ind w:left="480" w:right="480"/>
     </w:pPr>
   </w:style>
-  <w:style w:default="1" w:styleId="DefaultParagraphFont" w:type="character">
-    <w:name w:val="Default Paragraph Font"/>
-    <w:semiHidden/>
-    <w:unhideWhenUsed/>
-  </w:style>
-  <w:style w:default="1" w:styleId="Table" w:type="table">
+  <w:style w:type="table" w:customStyle="1" w:styleId="Table">
     <w:name w:val="Table"/>
-    <w:basedOn w:val="TableNormal"/>
     <w:semiHidden/>
     <w:unhideWhenUsed/>
     <w:qFormat/>
     <w:tblPr>
-      <w:tblInd w:type="dxa" w:w="0"/>
+      <w:tblInd w:w="0" w:type="dxa"/>
       <w:tblCellMar>
-        <w:top w:type="dxa" w:w="0"/>
-        <w:left w:type="dxa" w:w="108"/>
-        <w:bottom w:type="dxa" w:w="0"/>
-        <w:right w:type="dxa" w:w="108"/>
+        <w:top w:w="0" w:type="dxa"/>
+        <w:left w:w="108" w:type="dxa"/>
+        <w:bottom w:w="0" w:type="dxa"/>
+        <w:right w:w="108" w:type="dxa"/>
       </w:tblCellMar>
     </w:tblPr>
     <w:tblStylePr w:type="firstRow">
+      <w:tblPr/>
       <w:tcPr>
         <w:tcBorders>
-          <w:bottom w:val="single"/>
+          <w:bottom w:val="single" w:sz="0" w:space="0" w:color="auto"/>
         </w:tcBorders>
         <w:vAlign w:val="bottom"/>
       </w:tcPr>
     </w:tblStylePr>
   </w:style>
-  <w:style w:customStyle="1" w:styleId="DefinitionTerm" w:type="paragraph">
+  <w:style w:type="paragraph" w:customStyle="1" w:styleId="DefinitionTerm">
     <w:name w:val="Definition Term"/>
     <w:basedOn w:val="Normal"/>
     <w:next w:val="Definition"/>
@@ -2373,75 +4777,76 @@
       <w:b/>
     </w:rPr>
   </w:style>
-  <w:style w:customStyle="1" w:styleId="Definition" w:type="paragraph">
+  <w:style w:type="paragraph" w:customStyle="1" w:styleId="Definition">
     <w:name w:val="Definition"/>
     <w:basedOn w:val="Normal"/>
   </w:style>
-  <w:style w:styleId="Caption" w:type="paragraph">
-    <w:name w:val="Caption"/>
+  <w:style w:type="paragraph" w:styleId="Caption">
+    <w:name w:val="caption"/>
     <w:basedOn w:val="Normal"/>
-    <w:link w:val="BodyTextChar"/>
+    <w:link w:val="CaptionChar"/>
     <w:pPr>
-      <w:spacing w:after="120" w:before="0"/>
+      <w:spacing w:after="120"/>
     </w:pPr>
     <w:rPr>
       <w:i/>
     </w:rPr>
   </w:style>
-  <w:style w:customStyle="1" w:styleId="TableCaption" w:type="paragraph">
+  <w:style w:type="paragraph" w:customStyle="1" w:styleId="TableCaption">
     <w:name w:val="Table Caption"/>
     <w:basedOn w:val="Caption"/>
     <w:pPr>
       <w:keepNext/>
     </w:pPr>
   </w:style>
-  <w:style w:customStyle="1" w:styleId="ImageCaption" w:type="paragraph">
+  <w:style w:type="paragraph" w:customStyle="1" w:styleId="ImageCaption">
     <w:name w:val="Image Caption"/>
     <w:basedOn w:val="Caption"/>
   </w:style>
-  <w:style w:customStyle="1" w:styleId="Figure" w:type="paragraph">
+  <w:style w:type="paragraph" w:customStyle="1" w:styleId="Figure">
     <w:name w:val="Figure"/>
     <w:basedOn w:val="Normal"/>
   </w:style>
-  <w:style w:customStyle="1" w:styleId="CaptionedFigure" w:type="paragraph">
+  <w:style w:type="paragraph" w:customStyle="1" w:styleId="CaptionedFigure">
     <w:name w:val="Captioned Figure"/>
     <w:basedOn w:val="Figure"/>
     <w:pPr>
       <w:keepNext/>
     </w:pPr>
   </w:style>
-  <w:style w:customStyle="1" w:styleId="BodyTextChar" w:type="character">
-    <w:name w:val="Body Text Char"/>
+  <w:style w:type="character" w:customStyle="1" w:styleId="CaptionChar">
+    <w:name w:val="Caption Char"/>
     <w:basedOn w:val="DefaultParagraphFont"/>
-    <w:link w:val="BodyText"/>
-  </w:style>
-  <w:style w:customStyle="1" w:styleId="VerbatimChar" w:type="character">
+    <w:link w:val="Caption"/>
+  </w:style>
+  <w:style w:type="character" w:customStyle="1" w:styleId="VerbatimChar">
     <w:name w:val="Verbatim Char"/>
-    <w:basedOn w:val="BodyTextChar"/>
+    <w:basedOn w:val="CaptionChar"/>
+    <w:link w:val="SourceCode"/>
     <w:rPr>
       <w:rFonts w:ascii="Consolas" w:hAnsi="Consolas"/>
       <w:sz w:val="22"/>
     </w:rPr>
   </w:style>
-  <w:style w:customStyle="1" w:styleId="SectionNumber" w:type="character">
+  <w:style w:type="character" w:customStyle="1" w:styleId="SectionNumber">
     <w:name w:val="Section Number"/>
-    <w:basedOn w:val="BodyTextChar"/>
-  </w:style>
-  <w:style w:styleId="FootnoteReference" w:type="character">
-    <w:name w:val="Footnote Reference"/>
-    <w:basedOn w:val="BodyTextChar"/>
+    <w:basedOn w:val="CaptionChar"/>
+  </w:style>
+  <w:style w:type="character" w:styleId="FootnoteReference">
+    <w:name w:val="footnote reference"/>
+    <w:basedOn w:val="CaptionChar"/>
     <w:rPr>
       <w:vertAlign w:val="superscript"/>
     </w:rPr>
   </w:style>
-  <w:style w:styleId="Hyperlink" w:type="character">
+  <w:style w:type="character" w:styleId="Hyperlink">
     <w:name w:val="Hyperlink"/>
-    <w:basedOn w:val="BodyTextChar"/>
-    <w:rPr>
-      <w:color w:themeColor="accent1" w:val="4F81BD"/>
-    </w:rPr>
-  </w:style>
-  <w:style w:styleId="TOCHeading" w:type="paragraph">
+    <w:basedOn w:val="CaptionChar"/>
+    <w:rPr>
+      <w:color w:val="156082" w:themeColor="accent1"/>
+    </w:rPr>
+  </w:style>
+  <w:style w:type="paragraph" w:styleId="TOCHeading">
     <w:name w:val="TOC Heading"/>
     <w:basedOn w:val="Heading1"/>
     <w:next w:val="BodyText"/>
@@ -2452,246 +4857,305 @@
       <w:spacing w:before="240" w:line="259" w:lineRule="auto"/>
       <w:outlineLvl w:val="9"/>
     </w:pPr>
-    <w:rPr>
-      <w:rFonts w:asciiTheme="majorHAnsi" w:cstheme="majorBidi" w:eastAsiaTheme="majorEastAsia" w:hAnsiTheme="majorHAnsi"/>
-      <w:b w:val="0"/>
-      <w:bCs w:val="0"/>
-      <w:color w:themeColor="accent1" w:themeShade="BF" w:val="365F91"/>
-    </w:rPr>
   </w:style>
   <w:style w:type="paragraph" w:customStyle="1" w:styleId="SourceCode">
     <w:name w:val="Source Code"/>
     <w:basedOn w:val="Normal"/>
     <w:link w:val="VerbatimChar"/>
     <w:pPr>
-      <w:wordWrap w:val="off"/>
+      <w:wordWrap w:val="0"/>
     </w:pPr>
   </w:style>
   <w:style w:type="character" w:customStyle="1" w:styleId="KeywordTok">
     <w:name w:val="KeywordTok"/>
     <w:basedOn w:val="VerbatimChar"/>
     <w:rPr>
+      <w:rFonts w:ascii="Consolas" w:hAnsi="Consolas"/>
       <w:b/>
       <w:color w:val="007020"/>
+      <w:sz w:val="22"/>
     </w:rPr>
   </w:style>
   <w:style w:type="character" w:customStyle="1" w:styleId="DataTypeTok">
     <w:name w:val="DataTypeTok"/>
     <w:basedOn w:val="VerbatimChar"/>
     <w:rPr>
+      <w:rFonts w:ascii="Consolas" w:hAnsi="Consolas"/>
       <w:color w:val="902000"/>
+      <w:sz w:val="22"/>
     </w:rPr>
   </w:style>
   <w:style w:type="character" w:customStyle="1" w:styleId="DecValTok">
     <w:name w:val="DecValTok"/>
     <w:basedOn w:val="VerbatimChar"/>
     <w:rPr>
-      <w:color w:val="40a070"/>
+      <w:rFonts w:ascii="Consolas" w:hAnsi="Consolas"/>
+      <w:color w:val="40A070"/>
+      <w:sz w:val="22"/>
     </w:rPr>
   </w:style>
   <w:style w:type="character" w:customStyle="1" w:styleId="BaseNTok">
     <w:name w:val="BaseNTok"/>
     <w:basedOn w:val="VerbatimChar"/>
     <w:rPr>
-      <w:color w:val="40a070"/>
+      <w:rFonts w:ascii="Consolas" w:hAnsi="Consolas"/>
+      <w:color w:val="40A070"/>
+      <w:sz w:val="22"/>
     </w:rPr>
   </w:style>
   <w:style w:type="character" w:customStyle="1" w:styleId="FloatTok">
     <w:name w:val="FloatTok"/>
     <w:basedOn w:val="VerbatimChar"/>
     <w:rPr>
-      <w:color w:val="40a070"/>
+      <w:rFonts w:ascii="Consolas" w:hAnsi="Consolas"/>
+      <w:color w:val="40A070"/>
+      <w:sz w:val="22"/>
     </w:rPr>
   </w:style>
   <w:style w:type="character" w:customStyle="1" w:styleId="ConstantTok">
     <w:name w:val="ConstantTok"/>
     <w:basedOn w:val="VerbatimChar"/>
     <w:rPr>
+      <w:rFonts w:ascii="Consolas" w:hAnsi="Consolas"/>
       <w:color w:val="880000"/>
+      <w:sz w:val="22"/>
     </w:rPr>
   </w:style>
   <w:style w:type="character" w:customStyle="1" w:styleId="CharTok">
     <w:name w:val="CharTok"/>
     <w:basedOn w:val="VerbatimChar"/>
     <w:rPr>
-      <w:color w:val="4070a0"/>
+      <w:rFonts w:ascii="Consolas" w:hAnsi="Consolas"/>
+      <w:color w:val="4070A0"/>
+      <w:sz w:val="22"/>
     </w:rPr>
   </w:style>
   <w:style w:type="character" w:customStyle="1" w:styleId="SpecialCharTok">
     <w:name w:val="SpecialCharTok"/>
     <w:basedOn w:val="VerbatimChar"/>
     <w:rPr>
-      <w:color w:val="4070a0"/>
+      <w:rFonts w:ascii="Consolas" w:hAnsi="Consolas"/>
+      <w:color w:val="4070A0"/>
+      <w:sz w:val="22"/>
     </w:rPr>
   </w:style>
   <w:style w:type="character" w:customStyle="1" w:styleId="StringTok">
     <w:name w:val="StringTok"/>
     <w:basedOn w:val="VerbatimChar"/>
     <w:rPr>
-      <w:color w:val="4070a0"/>
+      <w:rFonts w:ascii="Consolas" w:hAnsi="Consolas"/>
+      <w:color w:val="4070A0"/>
+      <w:sz w:val="22"/>
     </w:rPr>
   </w:style>
   <w:style w:type="character" w:customStyle="1" w:styleId="VerbatimStringTok">
     <w:name w:val="VerbatimStringTok"/>
     <w:basedOn w:val="VerbatimChar"/>
     <w:rPr>
-      <w:color w:val="4070a0"/>
+      <w:rFonts w:ascii="Consolas" w:hAnsi="Consolas"/>
+      <w:color w:val="4070A0"/>
+      <w:sz w:val="22"/>
     </w:rPr>
   </w:style>
   <w:style w:type="character" w:customStyle="1" w:styleId="SpecialStringTok">
     <w:name w:val="SpecialStringTok"/>
     <w:basedOn w:val="VerbatimChar"/>
     <w:rPr>
-      <w:color w:val="bb6688"/>
+      <w:rFonts w:ascii="Consolas" w:hAnsi="Consolas"/>
+      <w:color w:val="BB6688"/>
+      <w:sz w:val="22"/>
     </w:rPr>
   </w:style>
   <w:style w:type="character" w:customStyle="1" w:styleId="ImportTok">
     <w:name w:val="ImportTok"/>
     <w:basedOn w:val="VerbatimChar"/>
     <w:rPr>
+      <w:rFonts w:ascii="Consolas" w:hAnsi="Consolas"/>
       <w:b/>
       <w:color w:val="008000"/>
+      <w:sz w:val="22"/>
     </w:rPr>
   </w:style>
   <w:style w:type="character" w:customStyle="1" w:styleId="CommentTok">
     <w:name w:val="CommentTok"/>
     <w:basedOn w:val="VerbatimChar"/>
     <w:rPr>
+      <w:rFonts w:ascii="Consolas" w:hAnsi="Consolas"/>
       <w:i/>
-      <w:color w:val="60a0b0"/>
+      <w:color w:val="60A0B0"/>
+      <w:sz w:val="22"/>
     </w:rPr>
   </w:style>
   <w:style w:type="character" w:customStyle="1" w:styleId="DocumentationTok">
     <w:name w:val="DocumentationTok"/>
     <w:basedOn w:val="VerbatimChar"/>
     <w:rPr>
+      <w:rFonts w:ascii="Consolas" w:hAnsi="Consolas"/>
       <w:i/>
-      <w:color w:val="ba2121"/>
+      <w:color w:val="BA2121"/>
+      <w:sz w:val="22"/>
     </w:rPr>
   </w:style>
   <w:style w:type="character" w:customStyle="1" w:styleId="AnnotationTok">
     <w:name w:val="AnnotationTok"/>
     <w:basedOn w:val="VerbatimChar"/>
     <w:rPr>
+      <w:rFonts w:ascii="Consolas" w:hAnsi="Consolas"/>
       <w:b/>
       <w:i/>
-      <w:color w:val="60a0b0"/>
+      <w:color w:val="60A0B0"/>
+      <w:sz w:val="22"/>
     </w:rPr>
   </w:style>
   <w:style w:type="character" w:customStyle="1" w:styleId="CommentVarTok">
     <w:name w:val="CommentVarTok"/>
     <w:basedOn w:val="VerbatimChar"/>
     <w:rPr>
+      <w:rFonts w:ascii="Consolas" w:hAnsi="Consolas"/>
       <w:b/>
       <w:i/>
-      <w:color w:val="60a0b0"/>
+      <w:color w:val="60A0B0"/>
+      <w:sz w:val="22"/>
     </w:rPr>
   </w:style>
   <w:style w:type="character" w:customStyle="1" w:styleId="OtherTok">
     <w:name w:val="OtherTok"/>
     <w:basedOn w:val="VerbatimChar"/>
     <w:rPr>
+      <w:rFonts w:ascii="Consolas" w:hAnsi="Consolas"/>
       <w:color w:val="007020"/>
+      <w:sz w:val="22"/>
     </w:rPr>
   </w:style>
   <w:style w:type="character" w:customStyle="1" w:styleId="FunctionTok">
     <w:name w:val="FunctionTok"/>
     <w:basedOn w:val="VerbatimChar"/>
     <w:rPr>
-      <w:color w:val="06287e"/>
+      <w:rFonts w:ascii="Consolas" w:hAnsi="Consolas"/>
+      <w:color w:val="06287E"/>
+      <w:sz w:val="22"/>
     </w:rPr>
   </w:style>
   <w:style w:type="character" w:customStyle="1" w:styleId="VariableTok">
     <w:name w:val="VariableTok"/>
     <w:basedOn w:val="VerbatimChar"/>
     <w:rPr>
-      <w:color w:val="19177c"/>
+      <w:rFonts w:ascii="Consolas" w:hAnsi="Consolas"/>
+      <w:color w:val="19177C"/>
+      <w:sz w:val="22"/>
     </w:rPr>
   </w:style>
   <w:style w:type="character" w:customStyle="1" w:styleId="ControlFlowTok">
     <w:name w:val="ControlFlowTok"/>
     <w:basedOn w:val="VerbatimChar"/>
     <w:rPr>
+      <w:rFonts w:ascii="Consolas" w:hAnsi="Consolas"/>
       <w:b/>
       <w:color w:val="007020"/>
+      <w:sz w:val="22"/>
     </w:rPr>
   </w:style>
   <w:style w:type="character" w:customStyle="1" w:styleId="OperatorTok">
     <w:name w:val="OperatorTok"/>
     <w:basedOn w:val="VerbatimChar"/>
     <w:rPr>
+      <w:rFonts w:ascii="Consolas" w:hAnsi="Consolas"/>
       <w:color w:val="666666"/>
+      <w:sz w:val="22"/>
     </w:rPr>
   </w:style>
   <w:style w:type="character" w:customStyle="1" w:styleId="BuiltInTok">
     <w:name w:val="BuiltInTok"/>
     <w:basedOn w:val="VerbatimChar"/>
     <w:rPr>
+      <w:rFonts w:ascii="Consolas" w:hAnsi="Consolas"/>
       <w:color w:val="008000"/>
+      <w:sz w:val="22"/>
     </w:rPr>
   </w:style>
   <w:style w:type="character" w:customStyle="1" w:styleId="ExtensionTok">
     <w:name w:val="ExtensionTok"/>
     <w:basedOn w:val="VerbatimChar"/>
-    <w:rPr/>
+    <w:rPr>
+      <w:rFonts w:ascii="Consolas" w:hAnsi="Consolas"/>
+      <w:sz w:val="22"/>
+    </w:rPr>
   </w:style>
   <w:style w:type="character" w:customStyle="1" w:styleId="PreprocessorTok">
     <w:name w:val="PreprocessorTok"/>
     <w:basedOn w:val="VerbatimChar"/>
     <w:rPr>
-      <w:color w:val="bc7a00"/>
+      <w:rFonts w:ascii="Consolas" w:hAnsi="Consolas"/>
+      <w:color w:val="BC7A00"/>
+      <w:sz w:val="22"/>
     </w:rPr>
   </w:style>
   <w:style w:type="character" w:customStyle="1" w:styleId="AttributeTok">
     <w:name w:val="AttributeTok"/>
     <w:basedOn w:val="VerbatimChar"/>
     <w:rPr>
-      <w:color w:val="7d9029"/>
+      <w:rFonts w:ascii="Consolas" w:hAnsi="Consolas"/>
+      <w:color w:val="7D9029"/>
+      <w:sz w:val="22"/>
     </w:rPr>
   </w:style>
   <w:style w:type="character" w:customStyle="1" w:styleId="RegionMarkerTok">
     <w:name w:val="RegionMarkerTok"/>
     <w:basedOn w:val="VerbatimChar"/>
-    <w:rPr/>
+    <w:rPr>
+      <w:rFonts w:ascii="Consolas" w:hAnsi="Consolas"/>
+      <w:sz w:val="22"/>
+    </w:rPr>
   </w:style>
   <w:style w:type="character" w:customStyle="1" w:styleId="InformationTok">
     <w:name w:val="InformationTok"/>
     <w:basedOn w:val="VerbatimChar"/>
     <w:rPr>
+      <w:rFonts w:ascii="Consolas" w:hAnsi="Consolas"/>
       <w:b/>
       <w:i/>
-      <w:color w:val="60a0b0"/>
+      <w:color w:val="60A0B0"/>
+      <w:sz w:val="22"/>
     </w:rPr>
   </w:style>
   <w:style w:type="character" w:customStyle="1" w:styleId="WarningTok">
     <w:name w:val="WarningTok"/>
     <w:basedOn w:val="VerbatimChar"/>
     <w:rPr>
+      <w:rFonts w:ascii="Consolas" w:hAnsi="Consolas"/>
       <w:b/>
       <w:i/>
-      <w:color w:val="60a0b0"/>
+      <w:color w:val="60A0B0"/>
+      <w:sz w:val="22"/>
     </w:rPr>
   </w:style>
   <w:style w:type="character" w:customStyle="1" w:styleId="AlertTok">
     <w:name w:val="AlertTok"/>
     <w:basedOn w:val="VerbatimChar"/>
     <w:rPr>
+      <w:rFonts w:ascii="Consolas" w:hAnsi="Consolas"/>
       <w:b/>
-      <w:color w:val="ff0000"/>
+      <w:color w:val="FF0000"/>
+      <w:sz w:val="22"/>
     </w:rPr>
   </w:style>
   <w:style w:type="character" w:customStyle="1" w:styleId="ErrorTok">
     <w:name w:val="ErrorTok"/>
     <w:basedOn w:val="VerbatimChar"/>
     <w:rPr>
+      <w:rFonts w:ascii="Consolas" w:hAnsi="Consolas"/>
       <w:b/>
-      <w:color w:val="ff0000"/>
+      <w:color w:val="FF0000"/>
+      <w:sz w:val="22"/>
     </w:rPr>
   </w:style>
   <w:style w:type="character" w:customStyle="1" w:styleId="NormalTok">
     <w:name w:val="NormalTok"/>
     <w:basedOn w:val="VerbatimChar"/>
-    <w:rPr/>
+    <w:rPr>
+      <w:rFonts w:ascii="Consolas" w:hAnsi="Consolas"/>
+      <w:sz w:val="22"/>
+    </w:rPr>
   </w:style>
 </w:styles>
 </file>
